--- a/Sandbox Python.docx
+++ b/Sandbox Python.docx
@@ -40,53 +40,232 @@
         <w:spacing w:after="0"/>
       </w:pPr>
       <w:r>
+        <w:t>for i in range(202,321):</w:t>
+      </w:r>
+    </w:p>
+    <w:p>
+      <w:pPr>
+        <w:spacing w:after="0"/>
+      </w:pPr>
+      <w:r>
+        <w:t> if i%5!=0 and i%7==0:</w:t>
+      </w:r>
+    </w:p>
+    <w:p>
+      <w:pPr>
+        <w:spacing w:after="0"/>
+      </w:pPr>
+      <w:r>
+        <w:t>  print(i)</w:t>
+      </w:r>
+    </w:p>
+    <w:p>
+      <w:pPr>
+        <w:spacing w:after="0"/>
+      </w:pPr>
+      <w:r>
+        <w:t xml:space="preserve"> </w:t>
+      </w:r>
+    </w:p>
+    <w:p>
+      <w:pPr>
+        <w:spacing w:after="0"/>
+        <w:rPr>
+          <w:b/>
+          <w:bCs/>
+        </w:rPr>
+      </w:pPr>
+      <w:r>
+        <w:rPr>
+          <w:b/>
+          <w:bCs/>
+        </w:rPr>
+        <w:t>Q. For numbers 1 to 100, if a number is divisible by 3, then print Fizz.</w:t>
+      </w:r>
+    </w:p>
+    <w:p>
+      <w:pPr>
+        <w:spacing w:after="0"/>
+        <w:rPr>
+          <w:b/>
+          <w:bCs/>
+        </w:rPr>
+      </w:pPr>
+      <w:r>
+        <w:rPr>
+          <w:b/>
+          <w:bCs/>
+        </w:rPr>
+        <w:t>If a number is divisible by 5, then print Buzz.</w:t>
+      </w:r>
+    </w:p>
+    <w:p>
+      <w:pPr>
+        <w:spacing w:after="0"/>
+        <w:rPr>
+          <w:b/>
+          <w:bCs/>
+        </w:rPr>
+      </w:pPr>
+      <w:r>
+        <w:rPr>
+          <w:b/>
+          <w:bCs/>
+        </w:rPr>
+        <w:t>If a number is divisible by 3 and 5 both, then print FizzBuzz</w:t>
+      </w:r>
+    </w:p>
+    <w:p>
+      <w:pPr>
+        <w:spacing w:after="0"/>
+        <w:rPr>
+          <w:b/>
+          <w:bCs/>
+        </w:rPr>
+      </w:pPr>
+      <w:r>
+        <w:rPr>
+          <w:b/>
+          <w:bCs/>
+        </w:rPr>
+        <w:t>If a number is neither divisible by 3 or 5, just print the number.</w:t>
+      </w:r>
+    </w:p>
+    <w:p>
+      <w:pPr>
+        <w:spacing w:after="0"/>
+        <w:rPr>
+          <w:b/>
+          <w:bCs/>
+        </w:rPr>
+      </w:pPr>
+      <w:r>
+        <w:rPr>
+          <w:b/>
+          <w:bCs/>
+        </w:rPr>
+        <w:t>Hint: Use range(1,101) function to generate numbers from 1 to 100</w:t>
+      </w:r>
+    </w:p>
+    <w:p>
+      <w:pPr>
+        <w:spacing w:after="0"/>
+        <w:rPr>
+          <w:b/>
+          <w:bCs/>
+        </w:rPr>
+      </w:pPr>
+      <w:r>
+        <w:rPr>
+          <w:b/>
+          <w:bCs/>
+        </w:rPr>
         <w:t xml:space="preserve">for </w:t>
       </w:r>
-      <w:proofErr w:type="spellStart"/>
-      <w:r>
-        <w:t>i</w:t>
-      </w:r>
-      <w:proofErr w:type="spellEnd"/>
-      <w:r>
-        <w:t xml:space="preserve"> in </w:t>
-      </w:r>
-      <w:proofErr w:type="gramStart"/>
-      <w:r>
-        <w:t>range(</w:t>
-      </w:r>
-      <w:proofErr w:type="gramEnd"/>
-      <w:r>
-        <w:t>202,321):</w:t>
+      <w:r>
+        <w:rPr>
+          <w:b/>
+          <w:bCs/>
+        </w:rPr>
+        <w:t>number</w:t>
+      </w:r>
+      <w:r>
+        <w:rPr>
+          <w:b/>
+          <w:bCs/>
+        </w:rPr>
+        <w:t xml:space="preserve"> in range(1, 101):</w:t>
       </w:r>
     </w:p>
     <w:p>
       <w:pPr>
         <w:spacing w:after="0"/>
       </w:pPr>
-      <w:r>
-        <w:t> if i%</w:t>
-      </w:r>
-      <w:proofErr w:type="gramStart"/>
-      <w:r>
-        <w:t>5!=</w:t>
-      </w:r>
-      <w:proofErr w:type="gramEnd"/>
-      <w:r>
-        <w:t>0 and i%7==0:</w:t>
-      </w:r>
     </w:p>
     <w:p>
       <w:pPr>
         <w:spacing w:after="0"/>
       </w:pPr>
       <w:r>
-        <w:t>  print(</w:t>
-      </w:r>
-      <w:proofErr w:type="spellStart"/>
-      <w:r>
-        <w:t>i</w:t>
-      </w:r>
-      <w:proofErr w:type="spellEnd"/>
+        <w:t xml:space="preserve">    if number % 15 == 0:</w:t>
+      </w:r>
+    </w:p>
+    <w:p>
+      <w:pPr>
+        <w:spacing w:after="0"/>
+      </w:pPr>
+      <w:r>
+        <w:t xml:space="preserve">        print("FizzBuzz")</w:t>
+      </w:r>
+    </w:p>
+    <w:p>
+      <w:pPr>
+        <w:spacing w:after="0"/>
+      </w:pPr>
+      <w:r>
+        <w:t xml:space="preserve">    elif </w:t>
+      </w:r>
+      <w:r>
+        <w:t>number</w:t>
+      </w:r>
+      <w:r>
+        <w:t xml:space="preserve"> % 3 == 0</w:t>
+      </w:r>
+      <w:r>
+        <w:t>:</w:t>
+      </w:r>
+    </w:p>
+    <w:p>
+      <w:pPr>
+        <w:spacing w:after="0"/>
+      </w:pPr>
+      <w:r>
+        <w:t xml:space="preserve">        print("Fizz")</w:t>
+      </w:r>
+    </w:p>
+    <w:p>
+      <w:pPr>
+        <w:spacing w:after="0"/>
+      </w:pPr>
+      <w:r>
+        <w:t xml:space="preserve">    elif</w:t>
+      </w:r>
+      <w:r>
+        <w:t xml:space="preserve"> number</w:t>
+      </w:r>
+      <w:r>
+        <w:t xml:space="preserve"> % 5 == 0</w:t>
+      </w:r>
+      <w:r>
+        <w:t>:</w:t>
+      </w:r>
+    </w:p>
+    <w:p>
+      <w:pPr>
+        <w:spacing w:after="0"/>
+      </w:pPr>
+      <w:r>
+        <w:t xml:space="preserve">        print("Buzz")</w:t>
+      </w:r>
+    </w:p>
+    <w:p>
+      <w:pPr>
+        <w:spacing w:after="0"/>
+      </w:pPr>
+      <w:r>
+        <w:t xml:space="preserve">    else:</w:t>
+      </w:r>
+    </w:p>
+    <w:p>
+      <w:pPr>
+        <w:spacing w:after="0"/>
+      </w:pPr>
+      <w:r>
+        <w:t xml:space="preserve">        print(</w:t>
+      </w:r>
+      <w:r>
+        <w:t>number</w:t>
+      </w:r>
       <w:r>
         <w:t>)</w:t>
       </w:r>
@@ -95,9 +274,6 @@
       <w:pPr>
         <w:spacing w:after="0"/>
       </w:pPr>
-      <w:r>
-        <w:t xml:space="preserve"> </w:t>
-      </w:r>
     </w:p>
     <w:p>
       <w:pPr>
@@ -112,14 +288,7 @@
           <w:b/>
           <w:bCs/>
         </w:rPr>
-        <w:t xml:space="preserve">Q. </w:t>
-      </w:r>
-      <w:r>
-        <w:rPr>
-          <w:b/>
-          <w:bCs/>
-        </w:rPr>
-        <w:t>For numbers 1 to 100, if a number is divisible by 3, then print Fizz.</w:t>
+        <w:t>Q. Using the range function find the sum of all numbers from 1 to 100.</w:t>
       </w:r>
     </w:p>
     <w:p>
@@ -135,7 +304,7 @@
           <w:b/>
           <w:bCs/>
         </w:rPr>
-        <w:t>If a number is divisible by 5, then print Buzz.</w:t>
+        <w:t>For the numbers in the range (1,100):1+2+3+4+5......+100 = 5050</w:t>
       </w:r>
     </w:p>
     <w:p>
@@ -146,411 +315,30 @@
           <w:bCs/>
         </w:rPr>
       </w:pPr>
-      <w:r>
-        <w:rPr>
-          <w:b/>
-          <w:bCs/>
-        </w:rPr>
-        <w:t xml:space="preserve">If a number is divisible by </w:t>
-      </w:r>
-      <w:proofErr w:type="gramStart"/>
-      <w:r>
-        <w:rPr>
-          <w:b/>
-          <w:bCs/>
-        </w:rPr>
-        <w:t>3 and 5 both</w:t>
-      </w:r>
-      <w:proofErr w:type="gramEnd"/>
-      <w:r>
-        <w:rPr>
-          <w:b/>
-          <w:bCs/>
-        </w:rPr>
-        <w:t xml:space="preserve">, then print </w:t>
-      </w:r>
-      <w:proofErr w:type="spellStart"/>
-      <w:r>
-        <w:rPr>
-          <w:b/>
-          <w:bCs/>
-        </w:rPr>
-        <w:t>FizzBuzz</w:t>
-      </w:r>
-      <w:proofErr w:type="spellEnd"/>
     </w:p>
     <w:p>
       <w:pPr>
         <w:spacing w:after="0"/>
-        <w:rPr>
-          <w:b/>
-          <w:bCs/>
-        </w:rPr>
-      </w:pPr>
-      <w:r>
-        <w:rPr>
-          <w:b/>
-          <w:bCs/>
-        </w:rPr>
-        <w:t xml:space="preserve">If a number is neither divisible by 3 </w:t>
-      </w:r>
-      <w:proofErr w:type="gramStart"/>
-      <w:r>
-        <w:rPr>
-          <w:b/>
-          <w:bCs/>
-        </w:rPr>
-        <w:t>or</w:t>
-      </w:r>
-      <w:proofErr w:type="gramEnd"/>
-      <w:r>
-        <w:rPr>
-          <w:b/>
-          <w:bCs/>
-        </w:rPr>
-        <w:t xml:space="preserve"> 5, just print the number.</w:t>
+      </w:pPr>
+      <w:r>
+        <w:t>sum=0</w:t>
       </w:r>
     </w:p>
     <w:p>
       <w:pPr>
         <w:spacing w:after="0"/>
-        <w:rPr>
-          <w:b/>
-          <w:bCs/>
-        </w:rPr>
-      </w:pPr>
-      <w:r>
-        <w:rPr>
-          <w:b/>
-          <w:bCs/>
-        </w:rPr>
-        <w:t xml:space="preserve">Hint: Use </w:t>
-      </w:r>
-      <w:proofErr w:type="gramStart"/>
-      <w:r>
-        <w:rPr>
-          <w:b/>
-          <w:bCs/>
-        </w:rPr>
-        <w:t>range(</w:t>
-      </w:r>
-      <w:proofErr w:type="gramEnd"/>
-      <w:r>
-        <w:rPr>
-          <w:b/>
-          <w:bCs/>
-        </w:rPr>
-        <w:t>1,101) function to generate numbers from 1 to 100</w:t>
+      </w:pPr>
+      <w:r>
+        <w:t>for i in range(1,101):</w:t>
       </w:r>
     </w:p>
     <w:p>
       <w:pPr>
         <w:spacing w:after="0"/>
-        <w:rPr>
-          <w:b/>
-          <w:bCs/>
-        </w:rPr>
-      </w:pPr>
-      <w:r>
-        <w:rPr>
-          <w:b/>
-          <w:bCs/>
-        </w:rPr>
-        <w:t>for</w:t>
-      </w:r>
-      <w:r>
-        <w:rPr>
-          <w:b/>
-          <w:bCs/>
-        </w:rPr>
-        <w:t xml:space="preserve"> </w:t>
-      </w:r>
-      <w:r>
-        <w:rPr>
-          <w:b/>
-          <w:bCs/>
-        </w:rPr>
-        <w:t>number</w:t>
-      </w:r>
-      <w:r>
-        <w:rPr>
-          <w:b/>
-          <w:bCs/>
-        </w:rPr>
-        <w:t xml:space="preserve"> </w:t>
-      </w:r>
-      <w:r>
-        <w:rPr>
-          <w:b/>
-          <w:bCs/>
-        </w:rPr>
-        <w:t>in</w:t>
-      </w:r>
-      <w:r>
-        <w:rPr>
-          <w:b/>
-          <w:bCs/>
-        </w:rPr>
-        <w:t xml:space="preserve"> </w:t>
-      </w:r>
-      <w:proofErr w:type="gramStart"/>
-      <w:r>
-        <w:rPr>
-          <w:b/>
-          <w:bCs/>
-        </w:rPr>
-        <w:t>range(</w:t>
-      </w:r>
-      <w:proofErr w:type="gramEnd"/>
-      <w:r>
-        <w:rPr>
-          <w:b/>
-          <w:bCs/>
-        </w:rPr>
-        <w:t>1, 101):</w:t>
-      </w:r>
-    </w:p>
-    <w:p>
-      <w:pPr>
-        <w:spacing w:after="0"/>
-      </w:pPr>
-    </w:p>
-    <w:p>
-      <w:pPr>
-        <w:spacing w:after="0"/>
-      </w:pPr>
-      <w:r>
-        <w:t xml:space="preserve">    if number % 15 == 0:</w:t>
-      </w:r>
-    </w:p>
-    <w:p>
-      <w:pPr>
-        <w:spacing w:after="0"/>
-      </w:pPr>
-      <w:r>
-        <w:t xml:space="preserve">        print("</w:t>
-      </w:r>
-      <w:proofErr w:type="spellStart"/>
-      <w:r>
-        <w:t>FizzBuzz</w:t>
-      </w:r>
-      <w:proofErr w:type="spellEnd"/>
-      <w:r>
-        <w:t>")</w:t>
-      </w:r>
-    </w:p>
-    <w:p>
-      <w:pPr>
-        <w:spacing w:after="0"/>
-      </w:pPr>
-      <w:r>
-        <w:t xml:space="preserve">    </w:t>
-      </w:r>
-      <w:proofErr w:type="spellStart"/>
-      <w:r>
-        <w:t>elif</w:t>
-      </w:r>
-      <w:proofErr w:type="spellEnd"/>
-      <w:r>
-        <w:t xml:space="preserve"> </w:t>
-      </w:r>
-      <w:r>
-        <w:t>number</w:t>
-      </w:r>
-      <w:r>
-        <w:t xml:space="preserve"> </w:t>
-      </w:r>
-      <w:r>
-        <w:t>%</w:t>
-      </w:r>
-      <w:r>
-        <w:t xml:space="preserve"> 3 </w:t>
-      </w:r>
-      <w:r>
-        <w:t>==</w:t>
-      </w:r>
-      <w:r>
-        <w:t xml:space="preserve"> 0</w:t>
-      </w:r>
-      <w:r>
-        <w:t>:</w:t>
-      </w:r>
-    </w:p>
-    <w:p>
-      <w:pPr>
-        <w:spacing w:after="0"/>
-      </w:pPr>
-      <w:r>
-        <w:t xml:space="preserve">        print("Fizz")</w:t>
-      </w:r>
-    </w:p>
-    <w:p>
-      <w:pPr>
-        <w:spacing w:after="0"/>
-      </w:pPr>
-      <w:r>
-        <w:t xml:space="preserve">    </w:t>
-      </w:r>
-      <w:proofErr w:type="spellStart"/>
-      <w:r>
-        <w:t>elif</w:t>
-      </w:r>
-      <w:proofErr w:type="spellEnd"/>
-      <w:r>
-        <w:t xml:space="preserve"> number</w:t>
-      </w:r>
-      <w:r>
-        <w:t xml:space="preserve"> </w:t>
-      </w:r>
-      <w:r>
-        <w:t>%</w:t>
-      </w:r>
-      <w:r>
-        <w:t xml:space="preserve"> 5 </w:t>
-      </w:r>
-      <w:r>
-        <w:t>==</w:t>
-      </w:r>
-      <w:r>
-        <w:t xml:space="preserve"> 0</w:t>
-      </w:r>
-      <w:r>
-        <w:t>:</w:t>
-      </w:r>
-    </w:p>
-    <w:p>
-      <w:pPr>
-        <w:spacing w:after="0"/>
-      </w:pPr>
-      <w:r>
-        <w:t xml:space="preserve">        print("Buzz")</w:t>
-      </w:r>
-    </w:p>
-    <w:p>
-      <w:pPr>
-        <w:spacing w:after="0"/>
-      </w:pPr>
-      <w:r>
-        <w:t xml:space="preserve">    </w:t>
-      </w:r>
-      <w:r>
-        <w:t>else</w:t>
-      </w:r>
-      <w:r>
-        <w:t>:</w:t>
-      </w:r>
-    </w:p>
-    <w:p>
-      <w:pPr>
-        <w:spacing w:after="0"/>
-      </w:pPr>
-      <w:r>
-        <w:t xml:space="preserve">        print(</w:t>
-      </w:r>
-      <w:r>
-        <w:t>number</w:t>
-      </w:r>
-      <w:r>
-        <w:t>)</w:t>
-      </w:r>
-    </w:p>
-    <w:p>
-      <w:pPr>
-        <w:spacing w:after="0"/>
-      </w:pPr>
-    </w:p>
-    <w:p>
-      <w:pPr>
-        <w:spacing w:after="0"/>
-        <w:rPr>
-          <w:b/>
-          <w:bCs/>
-        </w:rPr>
-      </w:pPr>
-      <w:r>
-        <w:rPr>
-          <w:b/>
-          <w:bCs/>
-        </w:rPr>
-        <w:t xml:space="preserve">Q. </w:t>
-      </w:r>
-      <w:r>
-        <w:rPr>
-          <w:b/>
-          <w:bCs/>
-        </w:rPr>
-        <w:t>Using the range function find the sum of all numbers from 1 to 100.</w:t>
-      </w:r>
-    </w:p>
-    <w:p>
-      <w:pPr>
-        <w:spacing w:after="0"/>
-        <w:rPr>
-          <w:b/>
-          <w:bCs/>
-        </w:rPr>
-      </w:pPr>
-      <w:r>
-        <w:rPr>
-          <w:b/>
-          <w:bCs/>
-        </w:rPr>
-        <w:t>For the numbers in the range (1,100):1+2+3+4+5......+100 = 5050</w:t>
-      </w:r>
-    </w:p>
-    <w:p>
-      <w:pPr>
-        <w:spacing w:after="0"/>
-        <w:rPr>
-          <w:b/>
-          <w:bCs/>
-        </w:rPr>
-      </w:pPr>
-    </w:p>
-    <w:p>
-      <w:pPr>
-        <w:spacing w:after="0"/>
-      </w:pPr>
-      <w:r>
-        <w:t>sum=0</w:t>
-      </w:r>
-    </w:p>
-    <w:p>
-      <w:pPr>
-        <w:spacing w:after="0"/>
-      </w:pPr>
-      <w:r>
-        <w:t xml:space="preserve">for </w:t>
-      </w:r>
-      <w:proofErr w:type="spellStart"/>
-      <w:r>
-        <w:t>i</w:t>
-      </w:r>
-      <w:proofErr w:type="spellEnd"/>
-      <w:r>
-        <w:t xml:space="preserve"> in </w:t>
-      </w:r>
-      <w:proofErr w:type="gramStart"/>
-      <w:r>
-        <w:t>range(</w:t>
-      </w:r>
-      <w:proofErr w:type="gramEnd"/>
-      <w:r>
-        <w:t>1,101):</w:t>
-      </w:r>
-    </w:p>
-    <w:p>
-      <w:pPr>
-        <w:spacing w:after="0"/>
-      </w:pPr>
-      <w:r>
-        <w:t>  sum =</w:t>
-      </w:r>
-      <w:proofErr w:type="spellStart"/>
-      <w:r>
-        <w:t>sum+i</w:t>
-      </w:r>
-      <w:proofErr w:type="spellEnd"/>
+      </w:pPr>
+      <w:r>
+        <w:t>  sum =sum+i</w:t>
+      </w:r>
     </w:p>
     <w:p>
       <w:pPr>
@@ -653,13 +441,8 @@
       <w:pPr>
         <w:spacing w:after="0"/>
       </w:pPr>
-      <w:proofErr w:type="spellStart"/>
-      <w:r>
-        <w:t>vowel_count</w:t>
-      </w:r>
-      <w:proofErr w:type="spellEnd"/>
-      <w:r>
-        <w:t>=0</w:t>
+      <w:r>
+        <w:t>vowel_count=0</w:t>
       </w:r>
     </w:p>
     <w:p>
@@ -667,15 +450,7 @@
         <w:spacing w:after="0"/>
       </w:pPr>
       <w:r>
-        <w:t xml:space="preserve">for </w:t>
-      </w:r>
-      <w:proofErr w:type="spellStart"/>
-      <w:r>
-        <w:t>i</w:t>
-      </w:r>
-      <w:proofErr w:type="spellEnd"/>
-      <w:r>
-        <w:t xml:space="preserve"> in st:</w:t>
+        <w:t>for i in st:</w:t>
       </w:r>
     </w:p>
     <w:p>
@@ -683,23 +458,7 @@
         <w:spacing w:after="0"/>
       </w:pPr>
       <w:r>
-        <w:t xml:space="preserve"> if </w:t>
-      </w:r>
-      <w:proofErr w:type="spellStart"/>
-      <w:r>
-        <w:t>i</w:t>
-      </w:r>
-      <w:proofErr w:type="spellEnd"/>
-      <w:r>
-        <w:t xml:space="preserve"> in "</w:t>
-      </w:r>
-      <w:proofErr w:type="spellStart"/>
-      <w:r>
-        <w:t>aeiouAEIOU</w:t>
-      </w:r>
-      <w:proofErr w:type="spellEnd"/>
-      <w:r>
-        <w:t>":</w:t>
+        <w:t> if i in "aeiouAEIOU":</w:t>
       </w:r>
     </w:p>
     <w:p>
@@ -708,15 +467,7 @@
       </w:pPr>
       <w:r>
         <w:lastRenderedPageBreak/>
-        <w:t>   </w:t>
-      </w:r>
-      <w:proofErr w:type="spellStart"/>
-      <w:r>
-        <w:t>vowel_count</w:t>
-      </w:r>
-      <w:proofErr w:type="spellEnd"/>
-      <w:r>
-        <w:t>+=1</w:t>
+        <w:t>   vowel_count+=1</w:t>
       </w:r>
     </w:p>
     <w:p>
@@ -724,15 +475,7 @@
         <w:spacing w:after="0"/>
       </w:pPr>
       <w:r>
-        <w:t>print(</w:t>
-      </w:r>
-      <w:proofErr w:type="spellStart"/>
-      <w:r>
-        <w:t>vowel_count</w:t>
-      </w:r>
-      <w:proofErr w:type="spellEnd"/>
-      <w:r>
-        <w:t>)</w:t>
+        <w:t>print(vowel_count)</w:t>
       </w:r>
     </w:p>
     <w:p>
@@ -791,23 +534,7 @@
         <w:spacing w:after="0"/>
       </w:pPr>
       <w:r>
-        <w:t xml:space="preserve">for </w:t>
-      </w:r>
-      <w:proofErr w:type="spellStart"/>
-      <w:r>
-        <w:t>i</w:t>
-      </w:r>
-      <w:proofErr w:type="spellEnd"/>
-      <w:r>
-        <w:t xml:space="preserve"> in </w:t>
-      </w:r>
-      <w:proofErr w:type="gramStart"/>
-      <w:r>
-        <w:t>range(</w:t>
-      </w:r>
-      <w:proofErr w:type="gramEnd"/>
-      <w:r>
-        <w:t>0,5)</w:t>
+        <w:t>for i in range(0,5)</w:t>
       </w:r>
       <w:r>
         <w:t>:</w:t>
@@ -826,6 +553,5781 @@
         <w:spacing w:after="0"/>
       </w:pPr>
     </w:p>
+    <w:p>
+      <w:pPr>
+        <w:pStyle w:val="Heading1"/>
+        <w:divId w:val="1463769129"/>
+        <w:rPr>
+          <w:rFonts w:asciiTheme="minorHAnsi" w:hAnsiTheme="minorHAnsi" w:cstheme="minorBidi"/>
+        </w:rPr>
+      </w:pPr>
+      <w:r>
+        <w:rPr>
+          <w:rFonts w:asciiTheme="minorHAnsi" w:hAnsiTheme="minorHAnsi" w:cstheme="minorBidi"/>
+        </w:rPr>
+        <w:t>100 Python Practice Questions with Answers (Without User-Defined Functions)</w:t>
+      </w:r>
+    </w:p>
+    <w:p>
+      <w:pPr>
+        <w:divId w:val="1463769129"/>
+        <w:rPr>
+          <w:rFonts w:ascii="Aptos" w:hAnsi="Aptos" w:cs="Times New Roman"/>
+        </w:rPr>
+      </w:pPr>
+      <w:r>
+        <w:rPr>
+          <w:b/>
+          <w:bCs/>
+        </w:rPr>
+        <w:t>Note:</w:t>
+      </w:r>
+      <w:r>
+        <w:t xml:space="preserve"> Each solution uses top-level Python code only. No </w:t>
+      </w:r>
+      <w:r>
+        <w:rPr>
+          <w:i/>
+          <w:iCs/>
+        </w:rPr>
+        <w:t>def</w:t>
+      </w:r>
+      <w:r>
+        <w:t xml:space="preserve"> statements or user-defined functions are used.</w:t>
+      </w:r>
+    </w:p>
+    <w:p>
+      <w:pPr>
+        <w:divId w:val="1463769129"/>
+      </w:pPr>
+      <w:r>
+        <w:rPr>
+          <w:b/>
+          <w:bCs/>
+        </w:rPr>
+        <w:t>1. Q:</w:t>
+      </w:r>
+      <w:r>
+        <w:t xml:space="preserve"> Print “Hello, Python!”.</w:t>
+      </w:r>
+      <w:r>
+        <w:br/>
+      </w:r>
+      <w:r>
+        <w:rPr>
+          <w:b/>
+          <w:bCs/>
+        </w:rPr>
+        <w:t>Answer:</w:t>
+      </w:r>
+      <w:r>
+        <w:br/>
+      </w:r>
+      <w:r>
+        <w:rPr>
+          <w:rFonts w:ascii="Courier New" w:hAnsi="Courier New" w:cs="Courier New"/>
+        </w:rPr>
+        <w:t>print("Hello, Python!")</w:t>
+      </w:r>
+    </w:p>
+    <w:p>
+      <w:pPr>
+        <w:divId w:val="1463769129"/>
+      </w:pPr>
+      <w:r>
+        <w:rPr>
+          <w:b/>
+          <w:bCs/>
+        </w:rPr>
+        <w:t>2. Q:</w:t>
+      </w:r>
+      <w:r>
+        <w:t xml:space="preserve"> Store your name in a variable and print it.</w:t>
+      </w:r>
+      <w:r>
+        <w:br/>
+      </w:r>
+      <w:r>
+        <w:rPr>
+          <w:b/>
+          <w:bCs/>
+        </w:rPr>
+        <w:t>Answer:</w:t>
+      </w:r>
+      <w:r>
+        <w:br/>
+      </w:r>
+      <w:r>
+        <w:rPr>
+          <w:rFonts w:ascii="Courier New" w:hAnsi="Courier New" w:cs="Courier New"/>
+        </w:rPr>
+        <w:t>name = "Alex"</w:t>
+      </w:r>
+      <w:r>
+        <w:rPr>
+          <w:rFonts w:ascii="Courier New" w:hAnsi="Courier New" w:cs="Courier New"/>
+        </w:rPr>
+        <w:br/>
+        <w:t>print(name)</w:t>
+      </w:r>
+    </w:p>
+    <w:p>
+      <w:pPr>
+        <w:divId w:val="1463769129"/>
+      </w:pPr>
+      <w:r>
+        <w:rPr>
+          <w:b/>
+          <w:bCs/>
+        </w:rPr>
+        <w:t>3. Q:</w:t>
+      </w:r>
+      <w:r>
+        <w:t xml:space="preserve"> Add 15 and 27.</w:t>
+      </w:r>
+      <w:r>
+        <w:br/>
+      </w:r>
+      <w:r>
+        <w:rPr>
+          <w:b/>
+          <w:bCs/>
+        </w:rPr>
+        <w:t>Answer:</w:t>
+      </w:r>
+      <w:r>
+        <w:br/>
+      </w:r>
+      <w:r>
+        <w:rPr>
+          <w:rFonts w:ascii="Courier New" w:hAnsi="Courier New" w:cs="Courier New"/>
+        </w:rPr>
+        <w:t>print(15 + 27)</w:t>
+      </w:r>
+    </w:p>
+    <w:p>
+      <w:pPr>
+        <w:divId w:val="1463769129"/>
+      </w:pPr>
+      <w:r>
+        <w:rPr>
+          <w:b/>
+          <w:bCs/>
+        </w:rPr>
+        <w:t>4. Q:</w:t>
+      </w:r>
+      <w:r>
+        <w:t xml:space="preserve"> Subtract 18 from 50.</w:t>
+      </w:r>
+      <w:r>
+        <w:br/>
+      </w:r>
+      <w:r>
+        <w:rPr>
+          <w:b/>
+          <w:bCs/>
+        </w:rPr>
+        <w:t>Answer:</w:t>
+      </w:r>
+      <w:r>
+        <w:br/>
+      </w:r>
+      <w:r>
+        <w:rPr>
+          <w:rFonts w:ascii="Courier New" w:hAnsi="Courier New" w:cs="Courier New"/>
+        </w:rPr>
+        <w:t>print(50 - 18)</w:t>
+      </w:r>
+    </w:p>
+    <w:p>
+      <w:pPr>
+        <w:divId w:val="1463769129"/>
+      </w:pPr>
+      <w:r>
+        <w:rPr>
+          <w:b/>
+          <w:bCs/>
+        </w:rPr>
+        <w:t>5. Q:</w:t>
+      </w:r>
+      <w:r>
+        <w:t xml:space="preserve"> Multiply 12 by 8.</w:t>
+      </w:r>
+      <w:r>
+        <w:br/>
+      </w:r>
+      <w:r>
+        <w:rPr>
+          <w:b/>
+          <w:bCs/>
+        </w:rPr>
+        <w:t>Answer:</w:t>
+      </w:r>
+      <w:r>
+        <w:br/>
+      </w:r>
+      <w:r>
+        <w:rPr>
+          <w:rFonts w:ascii="Courier New" w:hAnsi="Courier New" w:cs="Courier New"/>
+        </w:rPr>
+        <w:t>print(12 * 8)</w:t>
+      </w:r>
+    </w:p>
+    <w:p>
+      <w:pPr>
+        <w:divId w:val="1463769129"/>
+      </w:pPr>
+      <w:r>
+        <w:rPr>
+          <w:b/>
+          <w:bCs/>
+        </w:rPr>
+        <w:t>6. Q:</w:t>
+      </w:r>
+      <w:r>
+        <w:t xml:space="preserve"> Divide 81 by 9.</w:t>
+      </w:r>
+      <w:r>
+        <w:br/>
+      </w:r>
+      <w:r>
+        <w:rPr>
+          <w:b/>
+          <w:bCs/>
+        </w:rPr>
+        <w:t>Answer:</w:t>
+      </w:r>
+      <w:r>
+        <w:br/>
+      </w:r>
+      <w:r>
+        <w:rPr>
+          <w:rFonts w:ascii="Courier New" w:hAnsi="Courier New" w:cs="Courier New"/>
+        </w:rPr>
+        <w:t>print(81 / 9)</w:t>
+      </w:r>
+    </w:p>
+    <w:p>
+      <w:pPr>
+        <w:divId w:val="1463769129"/>
+      </w:pPr>
+      <w:r>
+        <w:rPr>
+          <w:b/>
+          <w:bCs/>
+        </w:rPr>
+        <w:lastRenderedPageBreak/>
+        <w:t>7. Q:</w:t>
+      </w:r>
+      <w:r>
+        <w:t xml:space="preserve"> Find the remainder when 29 is divided by 6.</w:t>
+      </w:r>
+      <w:r>
+        <w:br/>
+      </w:r>
+      <w:r>
+        <w:rPr>
+          <w:b/>
+          <w:bCs/>
+        </w:rPr>
+        <w:t>Answer:</w:t>
+      </w:r>
+      <w:r>
+        <w:br/>
+      </w:r>
+      <w:r>
+        <w:rPr>
+          <w:rFonts w:ascii="Courier New" w:hAnsi="Courier New" w:cs="Courier New"/>
+        </w:rPr>
+        <w:t>print(29 % 6)</w:t>
+      </w:r>
+    </w:p>
+    <w:p>
+      <w:pPr>
+        <w:divId w:val="1463769129"/>
+      </w:pPr>
+      <w:r>
+        <w:rPr>
+          <w:b/>
+          <w:bCs/>
+        </w:rPr>
+        <w:t>8. Q:</w:t>
+      </w:r>
+      <w:r>
+        <w:t xml:space="preserve"> Find 5 raised to the power 3.</w:t>
+      </w:r>
+      <w:r>
+        <w:br/>
+      </w:r>
+      <w:r>
+        <w:rPr>
+          <w:b/>
+          <w:bCs/>
+        </w:rPr>
+        <w:t>Answer:</w:t>
+      </w:r>
+      <w:r>
+        <w:br/>
+      </w:r>
+      <w:r>
+        <w:rPr>
+          <w:rFonts w:ascii="Courier New" w:hAnsi="Courier New" w:cs="Courier New"/>
+        </w:rPr>
+        <w:t>print(5 ** 3)</w:t>
+      </w:r>
+    </w:p>
+    <w:p>
+      <w:pPr>
+        <w:divId w:val="1463769129"/>
+      </w:pPr>
+      <w:r>
+        <w:rPr>
+          <w:b/>
+          <w:bCs/>
+        </w:rPr>
+        <w:t>9. Q:</w:t>
+      </w:r>
+      <w:r>
+        <w:t xml:space="preserve"> Perform floor division of 25 by 4.</w:t>
+      </w:r>
+      <w:r>
+        <w:br/>
+      </w:r>
+      <w:r>
+        <w:rPr>
+          <w:b/>
+          <w:bCs/>
+        </w:rPr>
+        <w:t>Answer:</w:t>
+      </w:r>
+      <w:r>
+        <w:br/>
+      </w:r>
+      <w:r>
+        <w:rPr>
+          <w:rFonts w:ascii="Courier New" w:hAnsi="Courier New" w:cs="Courier New"/>
+        </w:rPr>
+        <w:t>print(25 // 4)</w:t>
+      </w:r>
+    </w:p>
+    <w:p>
+      <w:pPr>
+        <w:divId w:val="1463769129"/>
+      </w:pPr>
+      <w:r>
+        <w:rPr>
+          <w:b/>
+          <w:bCs/>
+        </w:rPr>
+        <w:t>10. Q:</w:t>
+      </w:r>
+      <w:r>
+        <w:t xml:space="preserve"> Swap the values of two variables.</w:t>
+      </w:r>
+      <w:r>
+        <w:br/>
+      </w:r>
+      <w:r>
+        <w:rPr>
+          <w:b/>
+          <w:bCs/>
+        </w:rPr>
+        <w:t>Answer:</w:t>
+      </w:r>
+      <w:r>
+        <w:br/>
+      </w:r>
+      <w:r>
+        <w:rPr>
+          <w:rFonts w:ascii="Courier New" w:hAnsi="Courier New" w:cs="Courier New"/>
+        </w:rPr>
+        <w:t>a = 10</w:t>
+      </w:r>
+      <w:r>
+        <w:rPr>
+          <w:rFonts w:ascii="Courier New" w:hAnsi="Courier New" w:cs="Courier New"/>
+        </w:rPr>
+        <w:br/>
+        <w:t>b = 20</w:t>
+      </w:r>
+      <w:r>
+        <w:rPr>
+          <w:rFonts w:ascii="Courier New" w:hAnsi="Courier New" w:cs="Courier New"/>
+        </w:rPr>
+        <w:br/>
+        <w:t>a, b = b, a</w:t>
+      </w:r>
+      <w:r>
+        <w:rPr>
+          <w:rFonts w:ascii="Courier New" w:hAnsi="Courier New" w:cs="Courier New"/>
+        </w:rPr>
+        <w:br/>
+        <w:t>print(a, b)</w:t>
+      </w:r>
+    </w:p>
+    <w:p>
+      <w:pPr>
+        <w:divId w:val="1463769129"/>
+      </w:pPr>
+      <w:r>
+        <w:rPr>
+          <w:b/>
+          <w:bCs/>
+        </w:rPr>
+        <w:t>11. Q:</w:t>
+      </w:r>
+      <w:r>
+        <w:t xml:space="preserve"> Read a name from the user and greet them.</w:t>
+      </w:r>
+      <w:r>
+        <w:br/>
+      </w:r>
+      <w:r>
+        <w:rPr>
+          <w:b/>
+          <w:bCs/>
+        </w:rPr>
+        <w:t>Answer:</w:t>
+      </w:r>
+      <w:r>
+        <w:br/>
+      </w:r>
+      <w:r>
+        <w:rPr>
+          <w:rFonts w:ascii="Courier New" w:hAnsi="Courier New" w:cs="Courier New"/>
+        </w:rPr>
+        <w:t>name = input("Enter your name: ")</w:t>
+      </w:r>
+      <w:r>
+        <w:rPr>
+          <w:rFonts w:ascii="Courier New" w:hAnsi="Courier New" w:cs="Courier New"/>
+        </w:rPr>
+        <w:br/>
+        <w:t>print("Hello", name)</w:t>
+      </w:r>
+    </w:p>
+    <w:p>
+      <w:pPr>
+        <w:divId w:val="1463769129"/>
+      </w:pPr>
+      <w:r>
+        <w:rPr>
+          <w:b/>
+          <w:bCs/>
+        </w:rPr>
+        <w:t>12. Q:</w:t>
+      </w:r>
+      <w:r>
+        <w:t xml:space="preserve"> Read two integers and print their sum.</w:t>
+      </w:r>
+      <w:r>
+        <w:br/>
+      </w:r>
+      <w:r>
+        <w:rPr>
+          <w:b/>
+          <w:bCs/>
+        </w:rPr>
+        <w:t>Answer:</w:t>
+      </w:r>
+      <w:r>
+        <w:br/>
+      </w:r>
+      <w:r>
+        <w:rPr>
+          <w:rFonts w:ascii="Courier New" w:hAnsi="Courier New" w:cs="Courier New"/>
+        </w:rPr>
+        <w:t>a = int(input("First number: "))</w:t>
+      </w:r>
+      <w:r>
+        <w:rPr>
+          <w:rFonts w:ascii="Courier New" w:hAnsi="Courier New" w:cs="Courier New"/>
+        </w:rPr>
+        <w:br/>
+        <w:t>b = int(input("Second number: "))</w:t>
+      </w:r>
+      <w:r>
+        <w:rPr>
+          <w:rFonts w:ascii="Courier New" w:hAnsi="Courier New" w:cs="Courier New"/>
+        </w:rPr>
+        <w:br/>
+        <w:t>print(a + b)</w:t>
+      </w:r>
+    </w:p>
+    <w:p>
+      <w:pPr>
+        <w:divId w:val="1463769129"/>
+      </w:pPr>
+      <w:r>
+        <w:rPr>
+          <w:b/>
+          <w:bCs/>
+        </w:rPr>
+        <w:t>13. Q:</w:t>
+      </w:r>
+      <w:r>
+        <w:t xml:space="preserve"> Convert Celsius to Fahrenheit.</w:t>
+      </w:r>
+      <w:r>
+        <w:br/>
+      </w:r>
+      <w:r>
+        <w:rPr>
+          <w:b/>
+          <w:bCs/>
+        </w:rPr>
+        <w:t>Answer:</w:t>
+      </w:r>
+      <w:r>
+        <w:br/>
+      </w:r>
+      <w:r>
+        <w:rPr>
+          <w:rFonts w:ascii="Courier New" w:hAnsi="Courier New" w:cs="Courier New"/>
+        </w:rPr>
+        <w:t>c = float(input("Celsius: "))</w:t>
+      </w:r>
+      <w:r>
+        <w:rPr>
+          <w:rFonts w:ascii="Courier New" w:hAnsi="Courier New" w:cs="Courier New"/>
+        </w:rPr>
+        <w:br/>
+        <w:t>f = (c * 9 / 5) + 32</w:t>
+      </w:r>
+      <w:r>
+        <w:rPr>
+          <w:rFonts w:ascii="Courier New" w:hAnsi="Courier New" w:cs="Courier New"/>
+        </w:rPr>
+        <w:br/>
+        <w:t>print(f)</w:t>
+      </w:r>
+    </w:p>
+    <w:p>
+      <w:pPr>
+        <w:divId w:val="1463769129"/>
+      </w:pPr>
+      <w:r>
+        <w:rPr>
+          <w:b/>
+          <w:bCs/>
+        </w:rPr>
+        <w:t>14. Q:</w:t>
+      </w:r>
+      <w:r>
+        <w:t xml:space="preserve"> Calculate the area of a rectangle.</w:t>
+      </w:r>
+      <w:r>
+        <w:br/>
+      </w:r>
+      <w:r>
+        <w:rPr>
+          <w:b/>
+          <w:bCs/>
+        </w:rPr>
+        <w:t>Answer:</w:t>
+      </w:r>
+      <w:r>
+        <w:br/>
+      </w:r>
+      <w:r>
+        <w:rPr>
+          <w:rFonts w:ascii="Courier New" w:hAnsi="Courier New" w:cs="Courier New"/>
+        </w:rPr>
+        <w:t>length = float(input("Length: "))</w:t>
+      </w:r>
+      <w:r>
+        <w:rPr>
+          <w:rFonts w:ascii="Courier New" w:hAnsi="Courier New" w:cs="Courier New"/>
+        </w:rPr>
+        <w:br/>
+        <w:t>width = float(input("Width: "))</w:t>
+      </w:r>
+      <w:r>
+        <w:rPr>
+          <w:rFonts w:ascii="Courier New" w:hAnsi="Courier New" w:cs="Courier New"/>
+        </w:rPr>
+        <w:br/>
+        <w:t>print(length * width)</w:t>
+      </w:r>
+    </w:p>
+    <w:p>
+      <w:pPr>
+        <w:divId w:val="1463769129"/>
+      </w:pPr>
+      <w:r>
+        <w:rPr>
+          <w:b/>
+          <w:bCs/>
+        </w:rPr>
+        <w:lastRenderedPageBreak/>
+        <w:t>15. Q:</w:t>
+      </w:r>
+      <w:r>
+        <w:t xml:space="preserve"> Calculate the area of a circle using 3.14159.</w:t>
+      </w:r>
+      <w:r>
+        <w:br/>
+      </w:r>
+      <w:r>
+        <w:rPr>
+          <w:b/>
+          <w:bCs/>
+        </w:rPr>
+        <w:t>Answer:</w:t>
+      </w:r>
+      <w:r>
+        <w:br/>
+      </w:r>
+      <w:r>
+        <w:rPr>
+          <w:rFonts w:ascii="Courier New" w:hAnsi="Courier New" w:cs="Courier New"/>
+        </w:rPr>
+        <w:t>radius = float(input("Radius: "))</w:t>
+      </w:r>
+      <w:r>
+        <w:rPr>
+          <w:rFonts w:ascii="Courier New" w:hAnsi="Courier New" w:cs="Courier New"/>
+        </w:rPr>
+        <w:br/>
+        <w:t>area = 3.14159 * radius ** 2</w:t>
+      </w:r>
+      <w:r>
+        <w:rPr>
+          <w:rFonts w:ascii="Courier New" w:hAnsi="Courier New" w:cs="Courier New"/>
+        </w:rPr>
+        <w:br/>
+        <w:t>print(area)</w:t>
+      </w:r>
+    </w:p>
+    <w:p>
+      <w:pPr>
+        <w:divId w:val="1463769129"/>
+      </w:pPr>
+      <w:r>
+        <w:rPr>
+          <w:b/>
+          <w:bCs/>
+        </w:rPr>
+        <w:t>16. Q:</w:t>
+      </w:r>
+      <w:r>
+        <w:t xml:space="preserve"> Calculate simple interest.</w:t>
+      </w:r>
+      <w:r>
+        <w:br/>
+      </w:r>
+      <w:r>
+        <w:rPr>
+          <w:b/>
+          <w:bCs/>
+        </w:rPr>
+        <w:t>Answer:</w:t>
+      </w:r>
+      <w:r>
+        <w:br/>
+      </w:r>
+      <w:r>
+        <w:rPr>
+          <w:rFonts w:ascii="Courier New" w:hAnsi="Courier New" w:cs="Courier New"/>
+        </w:rPr>
+        <w:t>p = float(input("Principal: "))</w:t>
+      </w:r>
+      <w:r>
+        <w:rPr>
+          <w:rFonts w:ascii="Courier New" w:hAnsi="Courier New" w:cs="Courier New"/>
+        </w:rPr>
+        <w:br/>
+        <w:t>r = float(input("Rate: "))</w:t>
+      </w:r>
+      <w:r>
+        <w:rPr>
+          <w:rFonts w:ascii="Courier New" w:hAnsi="Courier New" w:cs="Courier New"/>
+        </w:rPr>
+        <w:br/>
+        <w:t>t = float(input("Time: "))</w:t>
+      </w:r>
+      <w:r>
+        <w:rPr>
+          <w:rFonts w:ascii="Courier New" w:hAnsi="Courier New" w:cs="Courier New"/>
+        </w:rPr>
+        <w:br/>
+        <w:t>print((p * r * t) / 100)</w:t>
+      </w:r>
+    </w:p>
+    <w:p>
+      <w:pPr>
+        <w:divId w:val="1463769129"/>
+      </w:pPr>
+      <w:r>
+        <w:rPr>
+          <w:b/>
+          <w:bCs/>
+        </w:rPr>
+        <w:t>17. Q:</w:t>
+      </w:r>
+      <w:r>
+        <w:t xml:space="preserve"> Convert minutes into hours and remaining minutes.</w:t>
+      </w:r>
+      <w:r>
+        <w:br/>
+      </w:r>
+      <w:r>
+        <w:rPr>
+          <w:b/>
+          <w:bCs/>
+        </w:rPr>
+        <w:t>Answer:</w:t>
+      </w:r>
+      <w:r>
+        <w:br/>
+      </w:r>
+      <w:r>
+        <w:rPr>
+          <w:rFonts w:ascii="Courier New" w:hAnsi="Courier New" w:cs="Courier New"/>
+        </w:rPr>
+        <w:t>minutes = int(input("Minutes: "))</w:t>
+      </w:r>
+      <w:r>
+        <w:rPr>
+          <w:rFonts w:ascii="Courier New" w:hAnsi="Courier New" w:cs="Courier New"/>
+        </w:rPr>
+        <w:br/>
+        <w:t>print(minutes // 60, "hour(s)", minutes % 60, "minute(s)")</w:t>
+      </w:r>
+    </w:p>
+    <w:p>
+      <w:pPr>
+        <w:divId w:val="1463769129"/>
+      </w:pPr>
+      <w:r>
+        <w:rPr>
+          <w:b/>
+          <w:bCs/>
+        </w:rPr>
+        <w:t>18. Q:</w:t>
+      </w:r>
+      <w:r>
+        <w:t xml:space="preserve"> Calculate the average of three numbers.</w:t>
+      </w:r>
+      <w:r>
+        <w:br/>
+      </w:r>
+      <w:r>
+        <w:rPr>
+          <w:b/>
+          <w:bCs/>
+        </w:rPr>
+        <w:t>Answer:</w:t>
+      </w:r>
+      <w:r>
+        <w:br/>
+      </w:r>
+      <w:r>
+        <w:rPr>
+          <w:rFonts w:ascii="Courier New" w:hAnsi="Courier New" w:cs="Courier New"/>
+        </w:rPr>
+        <w:t>a = float(input())</w:t>
+      </w:r>
+      <w:r>
+        <w:rPr>
+          <w:rFonts w:ascii="Courier New" w:hAnsi="Courier New" w:cs="Courier New"/>
+        </w:rPr>
+        <w:br/>
+        <w:t>b = float(input())</w:t>
+      </w:r>
+      <w:r>
+        <w:rPr>
+          <w:rFonts w:ascii="Courier New" w:hAnsi="Courier New" w:cs="Courier New"/>
+        </w:rPr>
+        <w:br/>
+        <w:t>c = float(input())</w:t>
+      </w:r>
+      <w:r>
+        <w:rPr>
+          <w:rFonts w:ascii="Courier New" w:hAnsi="Courier New" w:cs="Courier New"/>
+        </w:rPr>
+        <w:br/>
+        <w:t>print((a + b + c) / 3)</w:t>
+      </w:r>
+    </w:p>
+    <w:p>
+      <w:pPr>
+        <w:divId w:val="1463769129"/>
+      </w:pPr>
+      <w:r>
+        <w:rPr>
+          <w:b/>
+          <w:bCs/>
+        </w:rPr>
+        <w:t>19. Q:</w:t>
+      </w:r>
+      <w:r>
+        <w:t xml:space="preserve"> Convert kilometers to miles.</w:t>
+      </w:r>
+      <w:r>
+        <w:br/>
+      </w:r>
+      <w:r>
+        <w:rPr>
+          <w:b/>
+          <w:bCs/>
+        </w:rPr>
+        <w:t>Answer:</w:t>
+      </w:r>
+      <w:r>
+        <w:br/>
+      </w:r>
+      <w:r>
+        <w:rPr>
+          <w:rFonts w:ascii="Courier New" w:hAnsi="Courier New" w:cs="Courier New"/>
+        </w:rPr>
+        <w:t>km = float(input("Kilometers: "))</w:t>
+      </w:r>
+      <w:r>
+        <w:rPr>
+          <w:rFonts w:ascii="Courier New" w:hAnsi="Courier New" w:cs="Courier New"/>
+        </w:rPr>
+        <w:br/>
+        <w:t>print(km * 0.621371)</w:t>
+      </w:r>
+    </w:p>
+    <w:p>
+      <w:pPr>
+        <w:divId w:val="1463769129"/>
+      </w:pPr>
+      <w:r>
+        <w:rPr>
+          <w:b/>
+          <w:bCs/>
+        </w:rPr>
+        <w:t>20. Q:</w:t>
+      </w:r>
+      <w:r>
+        <w:t xml:space="preserve"> Find the total price after adding 8% tax.</w:t>
+      </w:r>
+      <w:r>
+        <w:br/>
+      </w:r>
+      <w:r>
+        <w:rPr>
+          <w:b/>
+          <w:bCs/>
+        </w:rPr>
+        <w:t>Answer:</w:t>
+      </w:r>
+      <w:r>
+        <w:br/>
+      </w:r>
+      <w:r>
+        <w:rPr>
+          <w:rFonts w:ascii="Courier New" w:hAnsi="Courier New" w:cs="Courier New"/>
+        </w:rPr>
+        <w:t>price = float(input("Price: "))</w:t>
+      </w:r>
+      <w:r>
+        <w:rPr>
+          <w:rFonts w:ascii="Courier New" w:hAnsi="Courier New" w:cs="Courier New"/>
+        </w:rPr>
+        <w:br/>
+        <w:t>print(price * 1.08)</w:t>
+      </w:r>
+    </w:p>
+    <w:p>
+      <w:pPr>
+        <w:divId w:val="1463769129"/>
+      </w:pPr>
+      <w:r>
+        <w:rPr>
+          <w:b/>
+          <w:bCs/>
+        </w:rPr>
+        <w:t>21. Q:</w:t>
+      </w:r>
+      <w:r>
+        <w:t xml:space="preserve"> Check whether a number is even or odd.</w:t>
+      </w:r>
+      <w:r>
+        <w:br/>
+      </w:r>
+      <w:r>
+        <w:rPr>
+          <w:b/>
+          <w:bCs/>
+        </w:rPr>
+        <w:t>Answer:</w:t>
+      </w:r>
+      <w:r>
+        <w:br/>
+      </w:r>
+      <w:r>
+        <w:rPr>
+          <w:rFonts w:ascii="Courier New" w:hAnsi="Courier New" w:cs="Courier New"/>
+        </w:rPr>
+        <w:t>n = int(input("Number: "))</w:t>
+      </w:r>
+      <w:r>
+        <w:rPr>
+          <w:rFonts w:ascii="Courier New" w:hAnsi="Courier New" w:cs="Courier New"/>
+        </w:rPr>
+        <w:br/>
+        <w:t>if n % 2 == 0:</w:t>
+      </w:r>
+      <w:r>
+        <w:rPr>
+          <w:rFonts w:ascii="Courier New" w:hAnsi="Courier New" w:cs="Courier New"/>
+        </w:rPr>
+        <w:br/>
+        <w:t>    print("Even")</w:t>
+      </w:r>
+      <w:r>
+        <w:rPr>
+          <w:rFonts w:ascii="Courier New" w:hAnsi="Courier New" w:cs="Courier New"/>
+        </w:rPr>
+        <w:br/>
+        <w:t>else:</w:t>
+      </w:r>
+      <w:r>
+        <w:rPr>
+          <w:rFonts w:ascii="Courier New" w:hAnsi="Courier New" w:cs="Courier New"/>
+        </w:rPr>
+        <w:br/>
+        <w:t>    print("Odd")</w:t>
+      </w:r>
+    </w:p>
+    <w:p>
+      <w:pPr>
+        <w:divId w:val="1463769129"/>
+      </w:pPr>
+      <w:r>
+        <w:rPr>
+          <w:b/>
+          <w:bCs/>
+        </w:rPr>
+        <w:lastRenderedPageBreak/>
+        <w:t>22. Q:</w:t>
+      </w:r>
+      <w:r>
+        <w:t xml:space="preserve"> Check whether a number is positive, negative, or zero.</w:t>
+      </w:r>
+      <w:r>
+        <w:br/>
+      </w:r>
+      <w:r>
+        <w:rPr>
+          <w:b/>
+          <w:bCs/>
+        </w:rPr>
+        <w:t>Answer:</w:t>
+      </w:r>
+      <w:r>
+        <w:br/>
+      </w:r>
+      <w:r>
+        <w:rPr>
+          <w:rFonts w:ascii="Courier New" w:hAnsi="Courier New" w:cs="Courier New"/>
+        </w:rPr>
+        <w:t>n = float(input("Number: "))</w:t>
+      </w:r>
+      <w:r>
+        <w:rPr>
+          <w:rFonts w:ascii="Courier New" w:hAnsi="Courier New" w:cs="Courier New"/>
+        </w:rPr>
+        <w:br/>
+        <w:t>if n &gt; 0:</w:t>
+      </w:r>
+      <w:r>
+        <w:rPr>
+          <w:rFonts w:ascii="Courier New" w:hAnsi="Courier New" w:cs="Courier New"/>
+        </w:rPr>
+        <w:br/>
+        <w:t>    print("Positive")</w:t>
+      </w:r>
+      <w:r>
+        <w:rPr>
+          <w:rFonts w:ascii="Courier New" w:hAnsi="Courier New" w:cs="Courier New"/>
+        </w:rPr>
+        <w:br/>
+        <w:t>elif n &lt; 0:</w:t>
+      </w:r>
+      <w:r>
+        <w:rPr>
+          <w:rFonts w:ascii="Courier New" w:hAnsi="Courier New" w:cs="Courier New"/>
+        </w:rPr>
+        <w:br/>
+        <w:t>    print("Negative")</w:t>
+      </w:r>
+      <w:r>
+        <w:rPr>
+          <w:rFonts w:ascii="Courier New" w:hAnsi="Courier New" w:cs="Courier New"/>
+        </w:rPr>
+        <w:br/>
+        <w:t>else:</w:t>
+      </w:r>
+      <w:r>
+        <w:rPr>
+          <w:rFonts w:ascii="Courier New" w:hAnsi="Courier New" w:cs="Courier New"/>
+        </w:rPr>
+        <w:br/>
+        <w:t>    print("Zero")</w:t>
+      </w:r>
+    </w:p>
+    <w:p>
+      <w:pPr>
+        <w:divId w:val="1463769129"/>
+      </w:pPr>
+      <w:r>
+        <w:rPr>
+          <w:b/>
+          <w:bCs/>
+        </w:rPr>
+        <w:t>23. Q:</w:t>
+      </w:r>
+      <w:r>
+        <w:t xml:space="preserve"> Print the larger of two numbers.</w:t>
+      </w:r>
+      <w:r>
+        <w:br/>
+      </w:r>
+      <w:r>
+        <w:rPr>
+          <w:b/>
+          <w:bCs/>
+        </w:rPr>
+        <w:t>Answer:</w:t>
+      </w:r>
+      <w:r>
+        <w:br/>
+      </w:r>
+      <w:r>
+        <w:rPr>
+          <w:rFonts w:ascii="Courier New" w:hAnsi="Courier New" w:cs="Courier New"/>
+        </w:rPr>
+        <w:t>a = float(input())</w:t>
+      </w:r>
+      <w:r>
+        <w:rPr>
+          <w:rFonts w:ascii="Courier New" w:hAnsi="Courier New" w:cs="Courier New"/>
+        </w:rPr>
+        <w:br/>
+        <w:t>b = float(input())</w:t>
+      </w:r>
+      <w:r>
+        <w:rPr>
+          <w:rFonts w:ascii="Courier New" w:hAnsi="Courier New" w:cs="Courier New"/>
+        </w:rPr>
+        <w:br/>
+        <w:t>if a &gt; b:</w:t>
+      </w:r>
+      <w:r>
+        <w:rPr>
+          <w:rFonts w:ascii="Courier New" w:hAnsi="Courier New" w:cs="Courier New"/>
+        </w:rPr>
+        <w:br/>
+        <w:t>    print(a)</w:t>
+      </w:r>
+      <w:r>
+        <w:rPr>
+          <w:rFonts w:ascii="Courier New" w:hAnsi="Courier New" w:cs="Courier New"/>
+        </w:rPr>
+        <w:br/>
+        <w:t>else:</w:t>
+      </w:r>
+      <w:r>
+        <w:rPr>
+          <w:rFonts w:ascii="Courier New" w:hAnsi="Courier New" w:cs="Courier New"/>
+        </w:rPr>
+        <w:br/>
+        <w:t>    print(b)</w:t>
+      </w:r>
+    </w:p>
+    <w:p>
+      <w:pPr>
+        <w:divId w:val="1463769129"/>
+      </w:pPr>
+      <w:r>
+        <w:rPr>
+          <w:b/>
+          <w:bCs/>
+        </w:rPr>
+        <w:t>24. Q:</w:t>
+      </w:r>
+      <w:r>
+        <w:t xml:space="preserve"> Print the largest of three numbers.</w:t>
+      </w:r>
+      <w:r>
+        <w:br/>
+      </w:r>
+      <w:r>
+        <w:rPr>
+          <w:b/>
+          <w:bCs/>
+        </w:rPr>
+        <w:t>Answer:</w:t>
+      </w:r>
+      <w:r>
+        <w:br/>
+      </w:r>
+      <w:r>
+        <w:rPr>
+          <w:rFonts w:ascii="Courier New" w:hAnsi="Courier New" w:cs="Courier New"/>
+        </w:rPr>
+        <w:t>a = float(input())</w:t>
+      </w:r>
+      <w:r>
+        <w:rPr>
+          <w:rFonts w:ascii="Courier New" w:hAnsi="Courier New" w:cs="Courier New"/>
+        </w:rPr>
+        <w:br/>
+        <w:t>b = float(input())</w:t>
+      </w:r>
+      <w:r>
+        <w:rPr>
+          <w:rFonts w:ascii="Courier New" w:hAnsi="Courier New" w:cs="Courier New"/>
+        </w:rPr>
+        <w:br/>
+        <w:t>c = float(input())</w:t>
+      </w:r>
+      <w:r>
+        <w:rPr>
+          <w:rFonts w:ascii="Courier New" w:hAnsi="Courier New" w:cs="Courier New"/>
+        </w:rPr>
+        <w:br/>
+        <w:t>largest = a</w:t>
+      </w:r>
+      <w:r>
+        <w:rPr>
+          <w:rFonts w:ascii="Courier New" w:hAnsi="Courier New" w:cs="Courier New"/>
+        </w:rPr>
+        <w:br/>
+        <w:t>if b &gt; largest:</w:t>
+      </w:r>
+      <w:r>
+        <w:rPr>
+          <w:rFonts w:ascii="Courier New" w:hAnsi="Courier New" w:cs="Courier New"/>
+        </w:rPr>
+        <w:br/>
+        <w:t>    largest = b</w:t>
+      </w:r>
+      <w:r>
+        <w:rPr>
+          <w:rFonts w:ascii="Courier New" w:hAnsi="Courier New" w:cs="Courier New"/>
+        </w:rPr>
+        <w:br/>
+        <w:t>if c &gt; largest:</w:t>
+      </w:r>
+      <w:r>
+        <w:rPr>
+          <w:rFonts w:ascii="Courier New" w:hAnsi="Courier New" w:cs="Courier New"/>
+        </w:rPr>
+        <w:br/>
+        <w:t>    largest = c</w:t>
+      </w:r>
+      <w:r>
+        <w:rPr>
+          <w:rFonts w:ascii="Courier New" w:hAnsi="Courier New" w:cs="Courier New"/>
+        </w:rPr>
+        <w:br/>
+        <w:t>print(largest)</w:t>
+      </w:r>
+    </w:p>
+    <w:p>
+      <w:pPr>
+        <w:divId w:val="1463769129"/>
+      </w:pPr>
+      <w:r>
+        <w:rPr>
+          <w:b/>
+          <w:bCs/>
+        </w:rPr>
+        <w:t>25. Q:</w:t>
+      </w:r>
+      <w:r>
+        <w:t xml:space="preserve"> Check whether a year is a leap year.</w:t>
+      </w:r>
+      <w:r>
+        <w:br/>
+      </w:r>
+      <w:r>
+        <w:rPr>
+          <w:b/>
+          <w:bCs/>
+        </w:rPr>
+        <w:t>Answer:</w:t>
+      </w:r>
+      <w:r>
+        <w:br/>
+      </w:r>
+      <w:r>
+        <w:rPr>
+          <w:rFonts w:ascii="Courier New" w:hAnsi="Courier New" w:cs="Courier New"/>
+        </w:rPr>
+        <w:t>year = int(input("Year: "))</w:t>
+      </w:r>
+      <w:r>
+        <w:rPr>
+          <w:rFonts w:ascii="Courier New" w:hAnsi="Courier New" w:cs="Courier New"/>
+        </w:rPr>
+        <w:br/>
+        <w:t>if year % 400 == 0 or (year % 4 == 0 and year % 100 != 0):</w:t>
+      </w:r>
+      <w:r>
+        <w:rPr>
+          <w:rFonts w:ascii="Courier New" w:hAnsi="Courier New" w:cs="Courier New"/>
+        </w:rPr>
+        <w:br/>
+        <w:t>    print("Leap year")</w:t>
+      </w:r>
+      <w:r>
+        <w:rPr>
+          <w:rFonts w:ascii="Courier New" w:hAnsi="Courier New" w:cs="Courier New"/>
+        </w:rPr>
+        <w:br/>
+        <w:t>else:</w:t>
+      </w:r>
+      <w:r>
+        <w:rPr>
+          <w:rFonts w:ascii="Courier New" w:hAnsi="Courier New" w:cs="Courier New"/>
+        </w:rPr>
+        <w:br/>
+        <w:t>    print("Not a leap year")</w:t>
+      </w:r>
+    </w:p>
+    <w:p>
+      <w:pPr>
+        <w:divId w:val="1463769129"/>
+      </w:pPr>
+      <w:r>
+        <w:rPr>
+          <w:b/>
+          <w:bCs/>
+        </w:rPr>
+        <w:t>26. Q:</w:t>
+      </w:r>
+      <w:r>
+        <w:t xml:space="preserve"> Check whether a number is divisible by both 5 and 11.</w:t>
+      </w:r>
+      <w:r>
+        <w:br/>
+      </w:r>
+      <w:r>
+        <w:rPr>
+          <w:b/>
+          <w:bCs/>
+        </w:rPr>
+        <w:t>Answer:</w:t>
+      </w:r>
+      <w:r>
+        <w:br/>
+      </w:r>
+      <w:r>
+        <w:rPr>
+          <w:rFonts w:ascii="Courier New" w:hAnsi="Courier New" w:cs="Courier New"/>
+        </w:rPr>
+        <w:t>n = int(input())</w:t>
+      </w:r>
+      <w:r>
+        <w:rPr>
+          <w:rFonts w:ascii="Courier New" w:hAnsi="Courier New" w:cs="Courier New"/>
+        </w:rPr>
+        <w:br/>
+      </w:r>
+      <w:r>
+        <w:rPr>
+          <w:rFonts w:ascii="Courier New" w:hAnsi="Courier New" w:cs="Courier New"/>
+        </w:rPr>
+        <w:lastRenderedPageBreak/>
+        <w:t>if n % 5 == 0 and n % 11 == 0:</w:t>
+      </w:r>
+      <w:r>
+        <w:rPr>
+          <w:rFonts w:ascii="Courier New" w:hAnsi="Courier New" w:cs="Courier New"/>
+        </w:rPr>
+        <w:br/>
+        <w:t>    print("Divisible")</w:t>
+      </w:r>
+      <w:r>
+        <w:rPr>
+          <w:rFonts w:ascii="Courier New" w:hAnsi="Courier New" w:cs="Courier New"/>
+        </w:rPr>
+        <w:br/>
+        <w:t>else:</w:t>
+      </w:r>
+      <w:r>
+        <w:rPr>
+          <w:rFonts w:ascii="Courier New" w:hAnsi="Courier New" w:cs="Courier New"/>
+        </w:rPr>
+        <w:br/>
+        <w:t>    print("Not divisible")</w:t>
+      </w:r>
+    </w:p>
+    <w:p>
+      <w:pPr>
+        <w:divId w:val="1463769129"/>
+      </w:pPr>
+      <w:r>
+        <w:rPr>
+          <w:b/>
+          <w:bCs/>
+        </w:rPr>
+        <w:t>27. Q:</w:t>
+      </w:r>
+      <w:r>
+        <w:t xml:space="preserve"> Assign a grade: A for 90+, B for 80–89, C for 70–79, D for 60–69, otherwise F.</w:t>
+      </w:r>
+      <w:r>
+        <w:br/>
+      </w:r>
+      <w:r>
+        <w:rPr>
+          <w:b/>
+          <w:bCs/>
+        </w:rPr>
+        <w:t>Answer:</w:t>
+      </w:r>
+      <w:r>
+        <w:br/>
+      </w:r>
+      <w:r>
+        <w:rPr>
+          <w:rFonts w:ascii="Courier New" w:hAnsi="Courier New" w:cs="Courier New"/>
+        </w:rPr>
+        <w:t>score = float(input("Score: "))</w:t>
+      </w:r>
+      <w:r>
+        <w:rPr>
+          <w:rFonts w:ascii="Courier New" w:hAnsi="Courier New" w:cs="Courier New"/>
+        </w:rPr>
+        <w:br/>
+        <w:t>if score &gt;= 90:</w:t>
+      </w:r>
+      <w:r>
+        <w:rPr>
+          <w:rFonts w:ascii="Courier New" w:hAnsi="Courier New" w:cs="Courier New"/>
+        </w:rPr>
+        <w:br/>
+        <w:t>    print("A")</w:t>
+      </w:r>
+      <w:r>
+        <w:rPr>
+          <w:rFonts w:ascii="Courier New" w:hAnsi="Courier New" w:cs="Courier New"/>
+        </w:rPr>
+        <w:br/>
+        <w:t>elif score &gt;= 80:</w:t>
+      </w:r>
+      <w:r>
+        <w:rPr>
+          <w:rFonts w:ascii="Courier New" w:hAnsi="Courier New" w:cs="Courier New"/>
+        </w:rPr>
+        <w:br/>
+        <w:t>    print("B")</w:t>
+      </w:r>
+      <w:r>
+        <w:rPr>
+          <w:rFonts w:ascii="Courier New" w:hAnsi="Courier New" w:cs="Courier New"/>
+        </w:rPr>
+        <w:br/>
+        <w:t>elif score &gt;= 70:</w:t>
+      </w:r>
+      <w:r>
+        <w:rPr>
+          <w:rFonts w:ascii="Courier New" w:hAnsi="Courier New" w:cs="Courier New"/>
+        </w:rPr>
+        <w:br/>
+        <w:t>    print("C")</w:t>
+      </w:r>
+      <w:r>
+        <w:rPr>
+          <w:rFonts w:ascii="Courier New" w:hAnsi="Courier New" w:cs="Courier New"/>
+        </w:rPr>
+        <w:br/>
+        <w:t>elif score &gt;= 60:</w:t>
+      </w:r>
+      <w:r>
+        <w:rPr>
+          <w:rFonts w:ascii="Courier New" w:hAnsi="Courier New" w:cs="Courier New"/>
+        </w:rPr>
+        <w:br/>
+        <w:t>    print("D")</w:t>
+      </w:r>
+      <w:r>
+        <w:rPr>
+          <w:rFonts w:ascii="Courier New" w:hAnsi="Courier New" w:cs="Courier New"/>
+        </w:rPr>
+        <w:br/>
+        <w:t>else:</w:t>
+      </w:r>
+      <w:r>
+        <w:rPr>
+          <w:rFonts w:ascii="Courier New" w:hAnsi="Courier New" w:cs="Courier New"/>
+        </w:rPr>
+        <w:br/>
+        <w:t>    print("F")</w:t>
+      </w:r>
+    </w:p>
+    <w:p>
+      <w:pPr>
+        <w:divId w:val="1463769129"/>
+      </w:pPr>
+      <w:r>
+        <w:rPr>
+          <w:b/>
+          <w:bCs/>
+        </w:rPr>
+        <w:t>28. Q:</w:t>
+      </w:r>
+      <w:r>
+        <w:t xml:space="preserve"> Check voting eligibility for age 18 or above.</w:t>
+      </w:r>
+      <w:r>
+        <w:br/>
+      </w:r>
+      <w:r>
+        <w:rPr>
+          <w:b/>
+          <w:bCs/>
+        </w:rPr>
+        <w:t>Answer:</w:t>
+      </w:r>
+      <w:r>
+        <w:br/>
+      </w:r>
+      <w:r>
+        <w:rPr>
+          <w:rFonts w:ascii="Courier New" w:hAnsi="Courier New" w:cs="Courier New"/>
+        </w:rPr>
+        <w:t>age = int(input("Age: "))</w:t>
+      </w:r>
+      <w:r>
+        <w:rPr>
+          <w:rFonts w:ascii="Courier New" w:hAnsi="Courier New" w:cs="Courier New"/>
+        </w:rPr>
+        <w:br/>
+        <w:t>if age &gt;= 18:</w:t>
+      </w:r>
+      <w:r>
+        <w:rPr>
+          <w:rFonts w:ascii="Courier New" w:hAnsi="Courier New" w:cs="Courier New"/>
+        </w:rPr>
+        <w:br/>
+        <w:t>    print("Eligible")</w:t>
+      </w:r>
+      <w:r>
+        <w:rPr>
+          <w:rFonts w:ascii="Courier New" w:hAnsi="Courier New" w:cs="Courier New"/>
+        </w:rPr>
+        <w:br/>
+        <w:t>else:</w:t>
+      </w:r>
+      <w:r>
+        <w:rPr>
+          <w:rFonts w:ascii="Courier New" w:hAnsi="Courier New" w:cs="Courier New"/>
+        </w:rPr>
+        <w:br/>
+        <w:t>    print("Not eligible")</w:t>
+      </w:r>
+    </w:p>
+    <w:p>
+      <w:pPr>
+        <w:divId w:val="1463769129"/>
+      </w:pPr>
+      <w:r>
+        <w:rPr>
+          <w:b/>
+          <w:bCs/>
+        </w:rPr>
+        <w:t>29. Q:</w:t>
+      </w:r>
+      <w:r>
+        <w:t xml:space="preserve"> Check whether a character is a vowel or consonant.</w:t>
+      </w:r>
+      <w:r>
+        <w:br/>
+      </w:r>
+      <w:r>
+        <w:rPr>
+          <w:b/>
+          <w:bCs/>
+        </w:rPr>
+        <w:t>Answer:</w:t>
+      </w:r>
+      <w:r>
+        <w:br/>
+      </w:r>
+      <w:r>
+        <w:rPr>
+          <w:rFonts w:ascii="Courier New" w:hAnsi="Courier New" w:cs="Courier New"/>
+        </w:rPr>
+        <w:t>ch = input("Character: ").lower()</w:t>
+      </w:r>
+      <w:r>
+        <w:rPr>
+          <w:rFonts w:ascii="Courier New" w:hAnsi="Courier New" w:cs="Courier New"/>
+        </w:rPr>
+        <w:br/>
+        <w:t>if ch in "aeiou":</w:t>
+      </w:r>
+      <w:r>
+        <w:rPr>
+          <w:rFonts w:ascii="Courier New" w:hAnsi="Courier New" w:cs="Courier New"/>
+        </w:rPr>
+        <w:br/>
+        <w:t>    print("Vowel")</w:t>
+      </w:r>
+      <w:r>
+        <w:rPr>
+          <w:rFonts w:ascii="Courier New" w:hAnsi="Courier New" w:cs="Courier New"/>
+        </w:rPr>
+        <w:br/>
+        <w:t>else:</w:t>
+      </w:r>
+      <w:r>
+        <w:rPr>
+          <w:rFonts w:ascii="Courier New" w:hAnsi="Courier New" w:cs="Courier New"/>
+        </w:rPr>
+        <w:br/>
+        <w:t>    print("Consonant")</w:t>
+      </w:r>
+    </w:p>
+    <w:p>
+      <w:pPr>
+        <w:divId w:val="1463769129"/>
+      </w:pPr>
+      <w:r>
+        <w:rPr>
+          <w:b/>
+          <w:bCs/>
+        </w:rPr>
+        <w:t>30. Q:</w:t>
+      </w:r>
+      <w:r>
+        <w:t xml:space="preserve"> Build a basic calculator for +, -, *, and /.</w:t>
+      </w:r>
+      <w:r>
+        <w:br/>
+      </w:r>
+      <w:r>
+        <w:rPr>
+          <w:b/>
+          <w:bCs/>
+        </w:rPr>
+        <w:t>Answer:</w:t>
+      </w:r>
+      <w:r>
+        <w:br/>
+      </w:r>
+      <w:r>
+        <w:rPr>
+          <w:rFonts w:ascii="Courier New" w:hAnsi="Courier New" w:cs="Courier New"/>
+        </w:rPr>
+        <w:t>a = float(input("First number: "))</w:t>
+      </w:r>
+      <w:r>
+        <w:rPr>
+          <w:rFonts w:ascii="Courier New" w:hAnsi="Courier New" w:cs="Courier New"/>
+        </w:rPr>
+        <w:br/>
+        <w:t>op = input("Operator: ")</w:t>
+      </w:r>
+      <w:r>
+        <w:rPr>
+          <w:rFonts w:ascii="Courier New" w:hAnsi="Courier New" w:cs="Courier New"/>
+        </w:rPr>
+        <w:br/>
+        <w:t>b = float(input("Second number: "))</w:t>
+      </w:r>
+      <w:r>
+        <w:rPr>
+          <w:rFonts w:ascii="Courier New" w:hAnsi="Courier New" w:cs="Courier New"/>
+        </w:rPr>
+        <w:br/>
+        <w:t>if op == "+":</w:t>
+      </w:r>
+      <w:r>
+        <w:rPr>
+          <w:rFonts w:ascii="Courier New" w:hAnsi="Courier New" w:cs="Courier New"/>
+        </w:rPr>
+        <w:br/>
+        <w:t>    print(a + b)</w:t>
+      </w:r>
+      <w:r>
+        <w:rPr>
+          <w:rFonts w:ascii="Courier New" w:hAnsi="Courier New" w:cs="Courier New"/>
+        </w:rPr>
+        <w:br/>
+      </w:r>
+      <w:r>
+        <w:rPr>
+          <w:rFonts w:ascii="Courier New" w:hAnsi="Courier New" w:cs="Courier New"/>
+        </w:rPr>
+        <w:lastRenderedPageBreak/>
+        <w:t>elif op == "-":</w:t>
+      </w:r>
+      <w:r>
+        <w:rPr>
+          <w:rFonts w:ascii="Courier New" w:hAnsi="Courier New" w:cs="Courier New"/>
+        </w:rPr>
+        <w:br/>
+        <w:t>    print(a - b)</w:t>
+      </w:r>
+      <w:r>
+        <w:rPr>
+          <w:rFonts w:ascii="Courier New" w:hAnsi="Courier New" w:cs="Courier New"/>
+        </w:rPr>
+        <w:br/>
+        <w:t>elif op == "*":</w:t>
+      </w:r>
+      <w:r>
+        <w:rPr>
+          <w:rFonts w:ascii="Courier New" w:hAnsi="Courier New" w:cs="Courier New"/>
+        </w:rPr>
+        <w:br/>
+        <w:t>    print(a * b)</w:t>
+      </w:r>
+      <w:r>
+        <w:rPr>
+          <w:rFonts w:ascii="Courier New" w:hAnsi="Courier New" w:cs="Courier New"/>
+        </w:rPr>
+        <w:br/>
+        <w:t>elif op == "/" and b != 0:</w:t>
+      </w:r>
+      <w:r>
+        <w:rPr>
+          <w:rFonts w:ascii="Courier New" w:hAnsi="Courier New" w:cs="Courier New"/>
+        </w:rPr>
+        <w:br/>
+        <w:t>    print(a / b)</w:t>
+      </w:r>
+      <w:r>
+        <w:rPr>
+          <w:rFonts w:ascii="Courier New" w:hAnsi="Courier New" w:cs="Courier New"/>
+        </w:rPr>
+        <w:br/>
+        <w:t>else:</w:t>
+      </w:r>
+      <w:r>
+        <w:rPr>
+          <w:rFonts w:ascii="Courier New" w:hAnsi="Courier New" w:cs="Courier New"/>
+        </w:rPr>
+        <w:br/>
+        <w:t>    print("Invalid operation")</w:t>
+      </w:r>
+    </w:p>
+    <w:p>
+      <w:pPr>
+        <w:divId w:val="1463769129"/>
+      </w:pPr>
+      <w:r>
+        <w:rPr>
+          <w:b/>
+          <w:bCs/>
+        </w:rPr>
+        <w:t>31. Q:</w:t>
+      </w:r>
+      <w:r>
+        <w:t xml:space="preserve"> Print numbers from 1 to 10.</w:t>
+      </w:r>
+      <w:r>
+        <w:br/>
+      </w:r>
+      <w:r>
+        <w:rPr>
+          <w:b/>
+          <w:bCs/>
+        </w:rPr>
+        <w:t>Answer:</w:t>
+      </w:r>
+      <w:r>
+        <w:br/>
+      </w:r>
+      <w:r>
+        <w:rPr>
+          <w:rFonts w:ascii="Courier New" w:hAnsi="Courier New" w:cs="Courier New"/>
+        </w:rPr>
+        <w:t>for i in range(1, 11):</w:t>
+      </w:r>
+      <w:r>
+        <w:rPr>
+          <w:rFonts w:ascii="Courier New" w:hAnsi="Courier New" w:cs="Courier New"/>
+        </w:rPr>
+        <w:br/>
+        <w:t>    print(i)</w:t>
+      </w:r>
+    </w:p>
+    <w:p>
+      <w:pPr>
+        <w:divId w:val="1463769129"/>
+      </w:pPr>
+      <w:r>
+        <w:rPr>
+          <w:b/>
+          <w:bCs/>
+        </w:rPr>
+        <w:t>32. Q:</w:t>
+      </w:r>
+      <w:r>
+        <w:t xml:space="preserve"> Print numbers from 10 down to 1.</w:t>
+      </w:r>
+      <w:r>
+        <w:br/>
+      </w:r>
+      <w:r>
+        <w:rPr>
+          <w:b/>
+          <w:bCs/>
+        </w:rPr>
+        <w:t>Answer:</w:t>
+      </w:r>
+      <w:r>
+        <w:br/>
+      </w:r>
+      <w:r>
+        <w:rPr>
+          <w:rFonts w:ascii="Courier New" w:hAnsi="Courier New" w:cs="Courier New"/>
+        </w:rPr>
+        <w:t>for i in range(10, 0, -1):</w:t>
+      </w:r>
+      <w:r>
+        <w:rPr>
+          <w:rFonts w:ascii="Courier New" w:hAnsi="Courier New" w:cs="Courier New"/>
+        </w:rPr>
+        <w:br/>
+        <w:t>    print(i)</w:t>
+      </w:r>
+    </w:p>
+    <w:p>
+      <w:pPr>
+        <w:divId w:val="1463769129"/>
+      </w:pPr>
+      <w:r>
+        <w:rPr>
+          <w:b/>
+          <w:bCs/>
+        </w:rPr>
+        <w:t>33. Q:</w:t>
+      </w:r>
+      <w:r>
+        <w:t xml:space="preserve"> Print all even numbers from 1 to 50.</w:t>
+      </w:r>
+      <w:r>
+        <w:br/>
+      </w:r>
+      <w:r>
+        <w:rPr>
+          <w:b/>
+          <w:bCs/>
+        </w:rPr>
+        <w:t>Answer:</w:t>
+      </w:r>
+      <w:r>
+        <w:br/>
+      </w:r>
+      <w:r>
+        <w:rPr>
+          <w:rFonts w:ascii="Courier New" w:hAnsi="Courier New" w:cs="Courier New"/>
+        </w:rPr>
+        <w:t>for i in range(2, 51, 2):</w:t>
+      </w:r>
+      <w:r>
+        <w:rPr>
+          <w:rFonts w:ascii="Courier New" w:hAnsi="Courier New" w:cs="Courier New"/>
+        </w:rPr>
+        <w:br/>
+        <w:t>    print(i)</w:t>
+      </w:r>
+    </w:p>
+    <w:p>
+      <w:pPr>
+        <w:divId w:val="1463769129"/>
+      </w:pPr>
+      <w:r>
+        <w:rPr>
+          <w:b/>
+          <w:bCs/>
+        </w:rPr>
+        <w:t>34. Q:</w:t>
+      </w:r>
+      <w:r>
+        <w:t xml:space="preserve"> Print all odd numbers from 1 to 50.</w:t>
+      </w:r>
+      <w:r>
+        <w:br/>
+      </w:r>
+      <w:r>
+        <w:rPr>
+          <w:b/>
+          <w:bCs/>
+        </w:rPr>
+        <w:t>Answer:</w:t>
+      </w:r>
+      <w:r>
+        <w:br/>
+      </w:r>
+      <w:r>
+        <w:rPr>
+          <w:rFonts w:ascii="Courier New" w:hAnsi="Courier New" w:cs="Courier New"/>
+        </w:rPr>
+        <w:t>for i in range(1, 51, 2):</w:t>
+      </w:r>
+      <w:r>
+        <w:rPr>
+          <w:rFonts w:ascii="Courier New" w:hAnsi="Courier New" w:cs="Courier New"/>
+        </w:rPr>
+        <w:br/>
+        <w:t>    print(i)</w:t>
+      </w:r>
+    </w:p>
+    <w:p>
+      <w:pPr>
+        <w:divId w:val="1463769129"/>
+      </w:pPr>
+      <w:r>
+        <w:rPr>
+          <w:b/>
+          <w:bCs/>
+        </w:rPr>
+        <w:t>35. Q:</w:t>
+      </w:r>
+      <w:r>
+        <w:t xml:space="preserve"> Find the sum of numbers from 1 to 100.</w:t>
+      </w:r>
+      <w:r>
+        <w:br/>
+      </w:r>
+      <w:r>
+        <w:rPr>
+          <w:b/>
+          <w:bCs/>
+        </w:rPr>
+        <w:t>Answer:</w:t>
+      </w:r>
+      <w:r>
+        <w:br/>
+      </w:r>
+      <w:r>
+        <w:rPr>
+          <w:rFonts w:ascii="Courier New" w:hAnsi="Courier New" w:cs="Courier New"/>
+        </w:rPr>
+        <w:t>total = 0</w:t>
+      </w:r>
+      <w:r>
+        <w:rPr>
+          <w:rFonts w:ascii="Courier New" w:hAnsi="Courier New" w:cs="Courier New"/>
+        </w:rPr>
+        <w:br/>
+        <w:t>for i in range(1, 101):</w:t>
+      </w:r>
+      <w:r>
+        <w:rPr>
+          <w:rFonts w:ascii="Courier New" w:hAnsi="Courier New" w:cs="Courier New"/>
+        </w:rPr>
+        <w:br/>
+        <w:t>    total += i</w:t>
+      </w:r>
+      <w:r>
+        <w:rPr>
+          <w:rFonts w:ascii="Courier New" w:hAnsi="Courier New" w:cs="Courier New"/>
+        </w:rPr>
+        <w:br/>
+        <w:t>print(total)</w:t>
+      </w:r>
+    </w:p>
+    <w:p>
+      <w:pPr>
+        <w:divId w:val="1463769129"/>
+      </w:pPr>
+      <w:r>
+        <w:rPr>
+          <w:b/>
+          <w:bCs/>
+        </w:rPr>
+        <w:t>36. Q:</w:t>
+      </w:r>
+      <w:r>
+        <w:t xml:space="preserve"> Print the multiplication table of a user-entered number.</w:t>
+      </w:r>
+      <w:r>
+        <w:br/>
+      </w:r>
+      <w:r>
+        <w:rPr>
+          <w:b/>
+          <w:bCs/>
+        </w:rPr>
+        <w:t>Answer:</w:t>
+      </w:r>
+      <w:r>
+        <w:br/>
+      </w:r>
+      <w:r>
+        <w:rPr>
+          <w:rFonts w:ascii="Courier New" w:hAnsi="Courier New" w:cs="Courier New"/>
+        </w:rPr>
+        <w:t>n = int(input("Number: "))</w:t>
+      </w:r>
+      <w:r>
+        <w:rPr>
+          <w:rFonts w:ascii="Courier New" w:hAnsi="Courier New" w:cs="Courier New"/>
+        </w:rPr>
+        <w:br/>
+        <w:t>for i in range(1, 11):</w:t>
+      </w:r>
+      <w:r>
+        <w:rPr>
+          <w:rFonts w:ascii="Courier New" w:hAnsi="Courier New" w:cs="Courier New"/>
+        </w:rPr>
+        <w:br/>
+        <w:t>    print(n, "x", i, "=", n * i)</w:t>
+      </w:r>
+    </w:p>
+    <w:p>
+      <w:pPr>
+        <w:divId w:val="1463769129"/>
+      </w:pPr>
+      <w:r>
+        <w:rPr>
+          <w:b/>
+          <w:bCs/>
+        </w:rPr>
+        <w:lastRenderedPageBreak/>
+        <w:t>37. Q:</w:t>
+      </w:r>
+      <w:r>
+        <w:t xml:space="preserve"> Calculate the factorial of a number.</w:t>
+      </w:r>
+      <w:r>
+        <w:br/>
+      </w:r>
+      <w:r>
+        <w:rPr>
+          <w:b/>
+          <w:bCs/>
+        </w:rPr>
+        <w:t>Answer:</w:t>
+      </w:r>
+      <w:r>
+        <w:br/>
+      </w:r>
+      <w:r>
+        <w:rPr>
+          <w:rFonts w:ascii="Courier New" w:hAnsi="Courier New" w:cs="Courier New"/>
+        </w:rPr>
+        <w:t>n = int(input("Number: "))</w:t>
+      </w:r>
+      <w:r>
+        <w:rPr>
+          <w:rFonts w:ascii="Courier New" w:hAnsi="Courier New" w:cs="Courier New"/>
+        </w:rPr>
+        <w:br/>
+        <w:t>factorial = 1</w:t>
+      </w:r>
+      <w:r>
+        <w:rPr>
+          <w:rFonts w:ascii="Courier New" w:hAnsi="Courier New" w:cs="Courier New"/>
+        </w:rPr>
+        <w:br/>
+        <w:t>for i in range(1, n + 1):</w:t>
+      </w:r>
+      <w:r>
+        <w:rPr>
+          <w:rFonts w:ascii="Courier New" w:hAnsi="Courier New" w:cs="Courier New"/>
+        </w:rPr>
+        <w:br/>
+        <w:t>    factorial *= i</w:t>
+      </w:r>
+      <w:r>
+        <w:rPr>
+          <w:rFonts w:ascii="Courier New" w:hAnsi="Courier New" w:cs="Courier New"/>
+        </w:rPr>
+        <w:br/>
+        <w:t>print(factorial)</w:t>
+      </w:r>
+    </w:p>
+    <w:p>
+      <w:pPr>
+        <w:divId w:val="1463769129"/>
+      </w:pPr>
+      <w:r>
+        <w:rPr>
+          <w:b/>
+          <w:bCs/>
+        </w:rPr>
+        <w:t>38. Q:</w:t>
+      </w:r>
+      <w:r>
+        <w:t xml:space="preserve"> Count the digits in a positive integer.</w:t>
+      </w:r>
+      <w:r>
+        <w:br/>
+      </w:r>
+      <w:r>
+        <w:rPr>
+          <w:b/>
+          <w:bCs/>
+        </w:rPr>
+        <w:t>Answer:</w:t>
+      </w:r>
+      <w:r>
+        <w:br/>
+      </w:r>
+      <w:r>
+        <w:rPr>
+          <w:rFonts w:ascii="Courier New" w:hAnsi="Courier New" w:cs="Courier New"/>
+        </w:rPr>
+        <w:t>n = int(input("Number: "))</w:t>
+      </w:r>
+      <w:r>
+        <w:rPr>
+          <w:rFonts w:ascii="Courier New" w:hAnsi="Courier New" w:cs="Courier New"/>
+        </w:rPr>
+        <w:br/>
+        <w:t>count = 0</w:t>
+      </w:r>
+      <w:r>
+        <w:rPr>
+          <w:rFonts w:ascii="Courier New" w:hAnsi="Courier New" w:cs="Courier New"/>
+        </w:rPr>
+        <w:br/>
+        <w:t>if n == 0:</w:t>
+      </w:r>
+      <w:r>
+        <w:rPr>
+          <w:rFonts w:ascii="Courier New" w:hAnsi="Courier New" w:cs="Courier New"/>
+        </w:rPr>
+        <w:br/>
+        <w:t>    count = 1</w:t>
+      </w:r>
+      <w:r>
+        <w:rPr>
+          <w:rFonts w:ascii="Courier New" w:hAnsi="Courier New" w:cs="Courier New"/>
+        </w:rPr>
+        <w:br/>
+        <w:t>else:</w:t>
+      </w:r>
+      <w:r>
+        <w:rPr>
+          <w:rFonts w:ascii="Courier New" w:hAnsi="Courier New" w:cs="Courier New"/>
+        </w:rPr>
+        <w:br/>
+        <w:t>    while n != 0:</w:t>
+      </w:r>
+      <w:r>
+        <w:rPr>
+          <w:rFonts w:ascii="Courier New" w:hAnsi="Courier New" w:cs="Courier New"/>
+        </w:rPr>
+        <w:br/>
+        <w:t>        n //= 10</w:t>
+      </w:r>
+      <w:r>
+        <w:rPr>
+          <w:rFonts w:ascii="Courier New" w:hAnsi="Courier New" w:cs="Courier New"/>
+        </w:rPr>
+        <w:br/>
+        <w:t>        count += 1</w:t>
+      </w:r>
+      <w:r>
+        <w:rPr>
+          <w:rFonts w:ascii="Courier New" w:hAnsi="Courier New" w:cs="Courier New"/>
+        </w:rPr>
+        <w:br/>
+        <w:t>print(count)</w:t>
+      </w:r>
+    </w:p>
+    <w:p>
+      <w:pPr>
+        <w:divId w:val="1463769129"/>
+      </w:pPr>
+      <w:r>
+        <w:rPr>
+          <w:b/>
+          <w:bCs/>
+        </w:rPr>
+        <w:t>39. Q:</w:t>
+      </w:r>
+      <w:r>
+        <w:t xml:space="preserve"> Reverse the digits of an integer.</w:t>
+      </w:r>
+      <w:r>
+        <w:br/>
+      </w:r>
+      <w:r>
+        <w:rPr>
+          <w:b/>
+          <w:bCs/>
+        </w:rPr>
+        <w:t>Answer:</w:t>
+      </w:r>
+      <w:r>
+        <w:br/>
+      </w:r>
+      <w:r>
+        <w:rPr>
+          <w:rFonts w:ascii="Courier New" w:hAnsi="Courier New" w:cs="Courier New"/>
+        </w:rPr>
+        <w:t>n = int(input("Number: "))</w:t>
+      </w:r>
+      <w:r>
+        <w:rPr>
+          <w:rFonts w:ascii="Courier New" w:hAnsi="Courier New" w:cs="Courier New"/>
+        </w:rPr>
+        <w:br/>
+        <w:t>reverse = 0</w:t>
+      </w:r>
+      <w:r>
+        <w:rPr>
+          <w:rFonts w:ascii="Courier New" w:hAnsi="Courier New" w:cs="Courier New"/>
+        </w:rPr>
+        <w:br/>
+        <w:t>while n &gt; 0:</w:t>
+      </w:r>
+      <w:r>
+        <w:rPr>
+          <w:rFonts w:ascii="Courier New" w:hAnsi="Courier New" w:cs="Courier New"/>
+        </w:rPr>
+        <w:br/>
+        <w:t>    reverse = reverse * 10 + n % 10</w:t>
+      </w:r>
+      <w:r>
+        <w:rPr>
+          <w:rFonts w:ascii="Courier New" w:hAnsi="Courier New" w:cs="Courier New"/>
+        </w:rPr>
+        <w:br/>
+        <w:t>    n //= 10</w:t>
+      </w:r>
+      <w:r>
+        <w:rPr>
+          <w:rFonts w:ascii="Courier New" w:hAnsi="Courier New" w:cs="Courier New"/>
+        </w:rPr>
+        <w:br/>
+        <w:t>print(reverse)</w:t>
+      </w:r>
+    </w:p>
+    <w:p>
+      <w:pPr>
+        <w:divId w:val="1463769129"/>
+      </w:pPr>
+      <w:r>
+        <w:rPr>
+          <w:b/>
+          <w:bCs/>
+        </w:rPr>
+        <w:t>40. Q:</w:t>
+      </w:r>
+      <w:r>
+        <w:t xml:space="preserve"> Find the sum of the digits of an integer.</w:t>
+      </w:r>
+      <w:r>
+        <w:br/>
+      </w:r>
+      <w:r>
+        <w:rPr>
+          <w:b/>
+          <w:bCs/>
+        </w:rPr>
+        <w:t>Answer:</w:t>
+      </w:r>
+      <w:r>
+        <w:br/>
+      </w:r>
+      <w:r>
+        <w:rPr>
+          <w:rFonts w:ascii="Courier New" w:hAnsi="Courier New" w:cs="Courier New"/>
+        </w:rPr>
+        <w:t>n = int(input("Number: "))</w:t>
+      </w:r>
+      <w:r>
+        <w:rPr>
+          <w:rFonts w:ascii="Courier New" w:hAnsi="Courier New" w:cs="Courier New"/>
+        </w:rPr>
+        <w:br/>
+        <w:t>total = 0</w:t>
+      </w:r>
+      <w:r>
+        <w:rPr>
+          <w:rFonts w:ascii="Courier New" w:hAnsi="Courier New" w:cs="Courier New"/>
+        </w:rPr>
+        <w:br/>
+        <w:t>while n &gt; 0:</w:t>
+      </w:r>
+      <w:r>
+        <w:rPr>
+          <w:rFonts w:ascii="Courier New" w:hAnsi="Courier New" w:cs="Courier New"/>
+        </w:rPr>
+        <w:br/>
+        <w:t>    total += n % 10</w:t>
+      </w:r>
+      <w:r>
+        <w:rPr>
+          <w:rFonts w:ascii="Courier New" w:hAnsi="Courier New" w:cs="Courier New"/>
+        </w:rPr>
+        <w:br/>
+        <w:t>    n //= 10</w:t>
+      </w:r>
+      <w:r>
+        <w:rPr>
+          <w:rFonts w:ascii="Courier New" w:hAnsi="Courier New" w:cs="Courier New"/>
+        </w:rPr>
+        <w:br/>
+        <w:t>print(total)</w:t>
+      </w:r>
+    </w:p>
+    <w:p>
+      <w:pPr>
+        <w:divId w:val="1463769129"/>
+      </w:pPr>
+      <w:r>
+        <w:rPr>
+          <w:b/>
+          <w:bCs/>
+        </w:rPr>
+        <w:t>41. Q:</w:t>
+      </w:r>
+      <w:r>
+        <w:t xml:space="preserve"> Print the first 10 multiples of 7.</w:t>
+      </w:r>
+      <w:r>
+        <w:br/>
+      </w:r>
+      <w:r>
+        <w:rPr>
+          <w:b/>
+          <w:bCs/>
+        </w:rPr>
+        <w:t>Answer:</w:t>
+      </w:r>
+      <w:r>
+        <w:br/>
+      </w:r>
+      <w:r>
+        <w:rPr>
+          <w:rFonts w:ascii="Courier New" w:hAnsi="Courier New" w:cs="Courier New"/>
+        </w:rPr>
+        <w:t>for i in range(1, 11):</w:t>
+      </w:r>
+      <w:r>
+        <w:rPr>
+          <w:rFonts w:ascii="Courier New" w:hAnsi="Courier New" w:cs="Courier New"/>
+        </w:rPr>
+        <w:br/>
+        <w:t>    print(7 * i)</w:t>
+      </w:r>
+    </w:p>
+    <w:p>
+      <w:pPr>
+        <w:divId w:val="1463769129"/>
+      </w:pPr>
+      <w:r>
+        <w:rPr>
+          <w:b/>
+          <w:bCs/>
+        </w:rPr>
+        <w:lastRenderedPageBreak/>
+        <w:t>42. Q:</w:t>
+      </w:r>
+      <w:r>
+        <w:t xml:space="preserve"> Print numbers between 1 and 100 divisible by 4.</w:t>
+      </w:r>
+      <w:r>
+        <w:br/>
+      </w:r>
+      <w:r>
+        <w:rPr>
+          <w:b/>
+          <w:bCs/>
+        </w:rPr>
+        <w:t>Answer:</w:t>
+      </w:r>
+      <w:r>
+        <w:br/>
+      </w:r>
+      <w:r>
+        <w:rPr>
+          <w:rFonts w:ascii="Courier New" w:hAnsi="Courier New" w:cs="Courier New"/>
+        </w:rPr>
+        <w:t>for i in range(1, 101):</w:t>
+      </w:r>
+      <w:r>
+        <w:rPr>
+          <w:rFonts w:ascii="Courier New" w:hAnsi="Courier New" w:cs="Courier New"/>
+        </w:rPr>
+        <w:br/>
+        <w:t>    if i % 4 == 0:</w:t>
+      </w:r>
+      <w:r>
+        <w:rPr>
+          <w:rFonts w:ascii="Courier New" w:hAnsi="Courier New" w:cs="Courier New"/>
+        </w:rPr>
+        <w:br/>
+        <w:t>        print(i)</w:t>
+      </w:r>
+    </w:p>
+    <w:p>
+      <w:pPr>
+        <w:divId w:val="1463769129"/>
+      </w:pPr>
+      <w:r>
+        <w:rPr>
+          <w:b/>
+          <w:bCs/>
+        </w:rPr>
+        <w:t>43. Q:</w:t>
+      </w:r>
+      <w:r>
+        <w:t xml:space="preserve"> Count how many numbers from 1 to 100 are divisible by 3.</w:t>
+      </w:r>
+      <w:r>
+        <w:br/>
+      </w:r>
+      <w:r>
+        <w:rPr>
+          <w:b/>
+          <w:bCs/>
+        </w:rPr>
+        <w:t>Answer:</w:t>
+      </w:r>
+      <w:r>
+        <w:br/>
+      </w:r>
+      <w:r>
+        <w:rPr>
+          <w:rFonts w:ascii="Courier New" w:hAnsi="Courier New" w:cs="Courier New"/>
+        </w:rPr>
+        <w:t>count = 0</w:t>
+      </w:r>
+      <w:r>
+        <w:rPr>
+          <w:rFonts w:ascii="Courier New" w:hAnsi="Courier New" w:cs="Courier New"/>
+        </w:rPr>
+        <w:br/>
+        <w:t>for i in range(1, 101):</w:t>
+      </w:r>
+      <w:r>
+        <w:rPr>
+          <w:rFonts w:ascii="Courier New" w:hAnsi="Courier New" w:cs="Courier New"/>
+        </w:rPr>
+        <w:br/>
+        <w:t>    if i % 3 == 0:</w:t>
+      </w:r>
+      <w:r>
+        <w:rPr>
+          <w:rFonts w:ascii="Courier New" w:hAnsi="Courier New" w:cs="Courier New"/>
+        </w:rPr>
+        <w:br/>
+        <w:t>        count += 1</w:t>
+      </w:r>
+      <w:r>
+        <w:rPr>
+          <w:rFonts w:ascii="Courier New" w:hAnsi="Courier New" w:cs="Courier New"/>
+        </w:rPr>
+        <w:br/>
+        <w:t>print(count)</w:t>
+      </w:r>
+    </w:p>
+    <w:p>
+      <w:pPr>
+        <w:divId w:val="1463769129"/>
+      </w:pPr>
+      <w:r>
+        <w:rPr>
+          <w:b/>
+          <w:bCs/>
+        </w:rPr>
+        <w:t>44. Q:</w:t>
+      </w:r>
+      <w:r>
+        <w:t xml:space="preserve"> Print the squares of numbers from 1 to 10.</w:t>
+      </w:r>
+      <w:r>
+        <w:br/>
+      </w:r>
+      <w:r>
+        <w:rPr>
+          <w:b/>
+          <w:bCs/>
+        </w:rPr>
+        <w:t>Answer:</w:t>
+      </w:r>
+      <w:r>
+        <w:br/>
+      </w:r>
+      <w:r>
+        <w:rPr>
+          <w:rFonts w:ascii="Courier New" w:hAnsi="Courier New" w:cs="Courier New"/>
+        </w:rPr>
+        <w:t>for i in range(1, 11):</w:t>
+      </w:r>
+      <w:r>
+        <w:rPr>
+          <w:rFonts w:ascii="Courier New" w:hAnsi="Courier New" w:cs="Courier New"/>
+        </w:rPr>
+        <w:br/>
+        <w:t>    print(i ** 2)</w:t>
+      </w:r>
+    </w:p>
+    <w:p>
+      <w:pPr>
+        <w:divId w:val="1463769129"/>
+      </w:pPr>
+      <w:r>
+        <w:rPr>
+          <w:b/>
+          <w:bCs/>
+        </w:rPr>
+        <w:t>45. Q:</w:t>
+      </w:r>
+      <w:r>
+        <w:t xml:space="preserve"> Print the cubes of numbers from 1 to 10.</w:t>
+      </w:r>
+      <w:r>
+        <w:br/>
+      </w:r>
+      <w:r>
+        <w:rPr>
+          <w:b/>
+          <w:bCs/>
+        </w:rPr>
+        <w:t>Answer:</w:t>
+      </w:r>
+      <w:r>
+        <w:br/>
+      </w:r>
+      <w:r>
+        <w:rPr>
+          <w:rFonts w:ascii="Courier New" w:hAnsi="Courier New" w:cs="Courier New"/>
+        </w:rPr>
+        <w:t>for i in range(1, 11):</w:t>
+      </w:r>
+      <w:r>
+        <w:rPr>
+          <w:rFonts w:ascii="Courier New" w:hAnsi="Courier New" w:cs="Courier New"/>
+        </w:rPr>
+        <w:br/>
+        <w:t>    print(i ** 3)</w:t>
+      </w:r>
+    </w:p>
+    <w:p>
+      <w:pPr>
+        <w:divId w:val="1463769129"/>
+      </w:pPr>
+      <w:r>
+        <w:rPr>
+          <w:b/>
+          <w:bCs/>
+        </w:rPr>
+        <w:t>46. Q:</w:t>
+      </w:r>
+      <w:r>
+        <w:t xml:space="preserve"> Print the first 10 Fibonacci numbers.</w:t>
+      </w:r>
+      <w:r>
+        <w:br/>
+      </w:r>
+      <w:r>
+        <w:rPr>
+          <w:b/>
+          <w:bCs/>
+        </w:rPr>
+        <w:t>Answer:</w:t>
+      </w:r>
+      <w:r>
+        <w:br/>
+      </w:r>
+      <w:r>
+        <w:rPr>
+          <w:rFonts w:ascii="Courier New" w:hAnsi="Courier New" w:cs="Courier New"/>
+        </w:rPr>
+        <w:t>a = 0</w:t>
+      </w:r>
+      <w:r>
+        <w:rPr>
+          <w:rFonts w:ascii="Courier New" w:hAnsi="Courier New" w:cs="Courier New"/>
+        </w:rPr>
+        <w:br/>
+        <w:t>b = 1</w:t>
+      </w:r>
+      <w:r>
+        <w:rPr>
+          <w:rFonts w:ascii="Courier New" w:hAnsi="Courier New" w:cs="Courier New"/>
+        </w:rPr>
+        <w:br/>
+        <w:t>for i in range(10):</w:t>
+      </w:r>
+      <w:r>
+        <w:rPr>
+          <w:rFonts w:ascii="Courier New" w:hAnsi="Courier New" w:cs="Courier New"/>
+        </w:rPr>
+        <w:br/>
+        <w:t>    print(a)</w:t>
+      </w:r>
+      <w:r>
+        <w:rPr>
+          <w:rFonts w:ascii="Courier New" w:hAnsi="Courier New" w:cs="Courier New"/>
+        </w:rPr>
+        <w:br/>
+        <w:t>    a, b = b, a + b</w:t>
+      </w:r>
+    </w:p>
+    <w:p>
+      <w:pPr>
+        <w:divId w:val="1463769129"/>
+      </w:pPr>
+      <w:r>
+        <w:rPr>
+          <w:b/>
+          <w:bCs/>
+        </w:rPr>
+        <w:t>47. Q:</w:t>
+      </w:r>
+      <w:r>
+        <w:t xml:space="preserve"> Check whether a number is prime.</w:t>
+      </w:r>
+      <w:r>
+        <w:br/>
+      </w:r>
+      <w:r>
+        <w:rPr>
+          <w:b/>
+          <w:bCs/>
+        </w:rPr>
+        <w:t>Answer:</w:t>
+      </w:r>
+      <w:r>
+        <w:br/>
+      </w:r>
+      <w:r>
+        <w:rPr>
+          <w:rFonts w:ascii="Courier New" w:hAnsi="Courier New" w:cs="Courier New"/>
+        </w:rPr>
+        <w:t>n = int(input("Number: "))</w:t>
+      </w:r>
+      <w:r>
+        <w:rPr>
+          <w:rFonts w:ascii="Courier New" w:hAnsi="Courier New" w:cs="Courier New"/>
+        </w:rPr>
+        <w:br/>
+        <w:t>is_prime = n &gt;= 2</w:t>
+      </w:r>
+      <w:r>
+        <w:rPr>
+          <w:rFonts w:ascii="Courier New" w:hAnsi="Courier New" w:cs="Courier New"/>
+        </w:rPr>
+        <w:br/>
+        <w:t>for i in range(2, n):</w:t>
+      </w:r>
+      <w:r>
+        <w:rPr>
+          <w:rFonts w:ascii="Courier New" w:hAnsi="Courier New" w:cs="Courier New"/>
+        </w:rPr>
+        <w:br/>
+        <w:t>    if n % i == 0:</w:t>
+      </w:r>
+      <w:r>
+        <w:rPr>
+          <w:rFonts w:ascii="Courier New" w:hAnsi="Courier New" w:cs="Courier New"/>
+        </w:rPr>
+        <w:br/>
+        <w:t>        is_prime = False</w:t>
+      </w:r>
+      <w:r>
+        <w:rPr>
+          <w:rFonts w:ascii="Courier New" w:hAnsi="Courier New" w:cs="Courier New"/>
+        </w:rPr>
+        <w:br/>
+        <w:t>        break</w:t>
+      </w:r>
+      <w:r>
+        <w:rPr>
+          <w:rFonts w:ascii="Courier New" w:hAnsi="Courier New" w:cs="Courier New"/>
+        </w:rPr>
+        <w:br/>
+        <w:t>print("Prime" if is_prime else "Not prime")</w:t>
+      </w:r>
+    </w:p>
+    <w:p>
+      <w:pPr>
+        <w:divId w:val="1463769129"/>
+      </w:pPr>
+      <w:r>
+        <w:rPr>
+          <w:b/>
+          <w:bCs/>
+        </w:rPr>
+        <w:lastRenderedPageBreak/>
+        <w:t>48. Q:</w:t>
+      </w:r>
+      <w:r>
+        <w:t xml:space="preserve"> Print all prime numbers from 2 to 50.</w:t>
+      </w:r>
+      <w:r>
+        <w:br/>
+      </w:r>
+      <w:r>
+        <w:rPr>
+          <w:b/>
+          <w:bCs/>
+        </w:rPr>
+        <w:t>Answer:</w:t>
+      </w:r>
+      <w:r>
+        <w:br/>
+      </w:r>
+      <w:r>
+        <w:rPr>
+          <w:rFonts w:ascii="Courier New" w:hAnsi="Courier New" w:cs="Courier New"/>
+        </w:rPr>
+        <w:t>for n in range(2, 51):</w:t>
+      </w:r>
+      <w:r>
+        <w:rPr>
+          <w:rFonts w:ascii="Courier New" w:hAnsi="Courier New" w:cs="Courier New"/>
+        </w:rPr>
+        <w:br/>
+        <w:t>    is_prime = True</w:t>
+      </w:r>
+      <w:r>
+        <w:rPr>
+          <w:rFonts w:ascii="Courier New" w:hAnsi="Courier New" w:cs="Courier New"/>
+        </w:rPr>
+        <w:br/>
+        <w:t>    for i in range(2, n):</w:t>
+      </w:r>
+      <w:r>
+        <w:rPr>
+          <w:rFonts w:ascii="Courier New" w:hAnsi="Courier New" w:cs="Courier New"/>
+        </w:rPr>
+        <w:br/>
+        <w:t>        if n % i == 0:</w:t>
+      </w:r>
+      <w:r>
+        <w:rPr>
+          <w:rFonts w:ascii="Courier New" w:hAnsi="Courier New" w:cs="Courier New"/>
+        </w:rPr>
+        <w:br/>
+        <w:t>            is_prime = False</w:t>
+      </w:r>
+      <w:r>
+        <w:rPr>
+          <w:rFonts w:ascii="Courier New" w:hAnsi="Courier New" w:cs="Courier New"/>
+        </w:rPr>
+        <w:br/>
+        <w:t>            break</w:t>
+      </w:r>
+      <w:r>
+        <w:rPr>
+          <w:rFonts w:ascii="Courier New" w:hAnsi="Courier New" w:cs="Courier New"/>
+        </w:rPr>
+        <w:br/>
+        <w:t>    if is_prime:</w:t>
+      </w:r>
+      <w:r>
+        <w:rPr>
+          <w:rFonts w:ascii="Courier New" w:hAnsi="Courier New" w:cs="Courier New"/>
+        </w:rPr>
+        <w:br/>
+        <w:t>        print(n)</w:t>
+      </w:r>
+    </w:p>
+    <w:p>
+      <w:pPr>
+        <w:divId w:val="1463769129"/>
+      </w:pPr>
+      <w:r>
+        <w:rPr>
+          <w:b/>
+          <w:bCs/>
+        </w:rPr>
+        <w:t>49. Q:</w:t>
+      </w:r>
+      <w:r>
+        <w:t xml:space="preserve"> Find the greatest common divisor of two positive integers.</w:t>
+      </w:r>
+      <w:r>
+        <w:br/>
+      </w:r>
+      <w:r>
+        <w:rPr>
+          <w:b/>
+          <w:bCs/>
+        </w:rPr>
+        <w:t>Answer:</w:t>
+      </w:r>
+      <w:r>
+        <w:br/>
+      </w:r>
+      <w:r>
+        <w:rPr>
+          <w:rFonts w:ascii="Courier New" w:hAnsi="Courier New" w:cs="Courier New"/>
+        </w:rPr>
+        <w:t>a = int(input())</w:t>
+      </w:r>
+      <w:r>
+        <w:rPr>
+          <w:rFonts w:ascii="Courier New" w:hAnsi="Courier New" w:cs="Courier New"/>
+        </w:rPr>
+        <w:br/>
+        <w:t>b = int(input())</w:t>
+      </w:r>
+      <w:r>
+        <w:rPr>
+          <w:rFonts w:ascii="Courier New" w:hAnsi="Courier New" w:cs="Courier New"/>
+        </w:rPr>
+        <w:br/>
+        <w:t>while b != 0:</w:t>
+      </w:r>
+      <w:r>
+        <w:rPr>
+          <w:rFonts w:ascii="Courier New" w:hAnsi="Courier New" w:cs="Courier New"/>
+        </w:rPr>
+        <w:br/>
+        <w:t>    a, b = b, a % b</w:t>
+      </w:r>
+      <w:r>
+        <w:rPr>
+          <w:rFonts w:ascii="Courier New" w:hAnsi="Courier New" w:cs="Courier New"/>
+        </w:rPr>
+        <w:br/>
+        <w:t>print(a)</w:t>
+      </w:r>
+    </w:p>
+    <w:p>
+      <w:pPr>
+        <w:divId w:val="1463769129"/>
+      </w:pPr>
+      <w:r>
+        <w:rPr>
+          <w:b/>
+          <w:bCs/>
+        </w:rPr>
+        <w:t>50. Q:</w:t>
+      </w:r>
+      <w:r>
+        <w:t xml:space="preserve"> Find the least common multiple of two positive integers.</w:t>
+      </w:r>
+      <w:r>
+        <w:br/>
+      </w:r>
+      <w:r>
+        <w:rPr>
+          <w:b/>
+          <w:bCs/>
+        </w:rPr>
+        <w:t>Answer:</w:t>
+      </w:r>
+      <w:r>
+        <w:br/>
+      </w:r>
+      <w:r>
+        <w:rPr>
+          <w:rFonts w:ascii="Courier New" w:hAnsi="Courier New" w:cs="Courier New"/>
+        </w:rPr>
+        <w:t>a = int(input())</w:t>
+      </w:r>
+      <w:r>
+        <w:rPr>
+          <w:rFonts w:ascii="Courier New" w:hAnsi="Courier New" w:cs="Courier New"/>
+        </w:rPr>
+        <w:br/>
+        <w:t>b = int(input())</w:t>
+      </w:r>
+      <w:r>
+        <w:rPr>
+          <w:rFonts w:ascii="Courier New" w:hAnsi="Courier New" w:cs="Courier New"/>
+        </w:rPr>
+        <w:br/>
+        <w:t>x = a</w:t>
+      </w:r>
+      <w:r>
+        <w:rPr>
+          <w:rFonts w:ascii="Courier New" w:hAnsi="Courier New" w:cs="Courier New"/>
+        </w:rPr>
+        <w:br/>
+        <w:t>y = b</w:t>
+      </w:r>
+      <w:r>
+        <w:rPr>
+          <w:rFonts w:ascii="Courier New" w:hAnsi="Courier New" w:cs="Courier New"/>
+        </w:rPr>
+        <w:br/>
+        <w:t>while y != 0:</w:t>
+      </w:r>
+      <w:r>
+        <w:rPr>
+          <w:rFonts w:ascii="Courier New" w:hAnsi="Courier New" w:cs="Courier New"/>
+        </w:rPr>
+        <w:br/>
+        <w:t>    x, y = y, x % y</w:t>
+      </w:r>
+      <w:r>
+        <w:rPr>
+          <w:rFonts w:ascii="Courier New" w:hAnsi="Courier New" w:cs="Courier New"/>
+        </w:rPr>
+        <w:br/>
+        <w:t>print((a * b) // x)</w:t>
+      </w:r>
+    </w:p>
+    <w:p>
+      <w:pPr>
+        <w:pStyle w:val="Heading2"/>
+        <w:divId w:val="158081772"/>
+        <w:rPr>
+          <w:rFonts w:asciiTheme="minorHAnsi" w:hAnsiTheme="minorHAnsi" w:cstheme="minorBidi"/>
+        </w:rPr>
+      </w:pPr>
+      <w:r>
+        <w:rPr>
+          <w:rFonts w:asciiTheme="minorHAnsi" w:hAnsiTheme="minorHAnsi" w:cstheme="minorBidi"/>
+        </w:rPr>
+        <w:t>Questions 51–100</w:t>
+      </w:r>
+    </w:p>
+    <w:p>
+      <w:pPr>
+        <w:divId w:val="158081772"/>
+        <w:rPr>
+          <w:rFonts w:ascii="Aptos" w:hAnsi="Aptos" w:cs="Times New Roman"/>
+        </w:rPr>
+      </w:pPr>
+      <w:r>
+        <w:rPr>
+          <w:b/>
+          <w:bCs/>
+        </w:rPr>
+        <w:t>51. Q:</w:t>
+      </w:r>
+      <w:r>
+        <w:t xml:space="preserve"> Print the length of a string.</w:t>
+      </w:r>
+      <w:r>
+        <w:br/>
+      </w:r>
+      <w:r>
+        <w:rPr>
+          <w:b/>
+          <w:bCs/>
+        </w:rPr>
+        <w:t>Answer:</w:t>
+      </w:r>
+      <w:r>
+        <w:br/>
+      </w:r>
+      <w:r>
+        <w:rPr>
+          <w:rFonts w:ascii="Courier New" w:hAnsi="Courier New" w:cs="Courier New"/>
+        </w:rPr>
+        <w:t>text = input("Text: ")</w:t>
+      </w:r>
+      <w:r>
+        <w:rPr>
+          <w:rFonts w:ascii="Courier New" w:hAnsi="Courier New" w:cs="Courier New"/>
+        </w:rPr>
+        <w:br/>
+        <w:t>print(len(text))</w:t>
+      </w:r>
+    </w:p>
+    <w:p>
+      <w:pPr>
+        <w:divId w:val="158081772"/>
+      </w:pPr>
+      <w:r>
+        <w:rPr>
+          <w:b/>
+          <w:bCs/>
+        </w:rPr>
+        <w:t>52. Q:</w:t>
+      </w:r>
+      <w:r>
+        <w:t xml:space="preserve"> Convert a string to uppercase.</w:t>
+      </w:r>
+      <w:r>
+        <w:br/>
+      </w:r>
+      <w:r>
+        <w:rPr>
+          <w:b/>
+          <w:bCs/>
+        </w:rPr>
+        <w:t>Answer:</w:t>
+      </w:r>
+      <w:r>
+        <w:br/>
+      </w:r>
+      <w:r>
+        <w:rPr>
+          <w:rFonts w:ascii="Courier New" w:hAnsi="Courier New" w:cs="Courier New"/>
+        </w:rPr>
+        <w:t>text = input("Text: ")</w:t>
+      </w:r>
+      <w:r>
+        <w:rPr>
+          <w:rFonts w:ascii="Courier New" w:hAnsi="Courier New" w:cs="Courier New"/>
+        </w:rPr>
+        <w:br/>
+        <w:t>print(text.upper())</w:t>
+      </w:r>
+    </w:p>
+    <w:p>
+      <w:pPr>
+        <w:divId w:val="158081772"/>
+      </w:pPr>
+      <w:r>
+        <w:rPr>
+          <w:b/>
+          <w:bCs/>
+        </w:rPr>
+        <w:t>53. Q:</w:t>
+      </w:r>
+      <w:r>
+        <w:t xml:space="preserve"> Convert a string to lowercase.</w:t>
+      </w:r>
+      <w:r>
+        <w:br/>
+      </w:r>
+      <w:r>
+        <w:rPr>
+          <w:b/>
+          <w:bCs/>
+        </w:rPr>
+        <w:t>Answer:</w:t>
+      </w:r>
+      <w:r>
+        <w:br/>
+      </w:r>
+      <w:r>
+        <w:rPr>
+          <w:rFonts w:ascii="Courier New" w:hAnsi="Courier New" w:cs="Courier New"/>
+        </w:rPr>
+        <w:lastRenderedPageBreak/>
+        <w:t>text = input("Text: ")</w:t>
+      </w:r>
+      <w:r>
+        <w:rPr>
+          <w:rFonts w:ascii="Courier New" w:hAnsi="Courier New" w:cs="Courier New"/>
+        </w:rPr>
+        <w:br/>
+        <w:t>print(text.lower())</w:t>
+      </w:r>
+    </w:p>
+    <w:p>
+      <w:pPr>
+        <w:divId w:val="158081772"/>
+      </w:pPr>
+      <w:r>
+        <w:rPr>
+          <w:b/>
+          <w:bCs/>
+        </w:rPr>
+        <w:t>54. Q:</w:t>
+      </w:r>
+      <w:r>
+        <w:t xml:space="preserve"> Reverse a string.</w:t>
+      </w:r>
+      <w:r>
+        <w:br/>
+      </w:r>
+      <w:r>
+        <w:rPr>
+          <w:b/>
+          <w:bCs/>
+        </w:rPr>
+        <w:t>Answer:</w:t>
+      </w:r>
+      <w:r>
+        <w:br/>
+      </w:r>
+      <w:r>
+        <w:rPr>
+          <w:rFonts w:ascii="Courier New" w:hAnsi="Courier New" w:cs="Courier New"/>
+        </w:rPr>
+        <w:t>text = input("Text: ")</w:t>
+      </w:r>
+      <w:r>
+        <w:rPr>
+          <w:rFonts w:ascii="Courier New" w:hAnsi="Courier New" w:cs="Courier New"/>
+        </w:rPr>
+        <w:br/>
+        <w:t>print(text[::-1])</w:t>
+      </w:r>
+    </w:p>
+    <w:p>
+      <w:pPr>
+        <w:divId w:val="158081772"/>
+      </w:pPr>
+      <w:r>
+        <w:rPr>
+          <w:b/>
+          <w:bCs/>
+        </w:rPr>
+        <w:t>55. Q:</w:t>
+      </w:r>
+      <w:r>
+        <w:t xml:space="preserve"> Check whether a string is a palindrome.</w:t>
+      </w:r>
+      <w:r>
+        <w:br/>
+      </w:r>
+      <w:r>
+        <w:rPr>
+          <w:b/>
+          <w:bCs/>
+        </w:rPr>
+        <w:t>Answer:</w:t>
+      </w:r>
+      <w:r>
+        <w:br/>
+      </w:r>
+      <w:r>
+        <w:rPr>
+          <w:rFonts w:ascii="Courier New" w:hAnsi="Courier New" w:cs="Courier New"/>
+        </w:rPr>
+        <w:t>text = input("Text: ").lower()</w:t>
+      </w:r>
+      <w:r>
+        <w:rPr>
+          <w:rFonts w:ascii="Courier New" w:hAnsi="Courier New" w:cs="Courier New"/>
+        </w:rPr>
+        <w:br/>
+        <w:t>if text == text[::-1]:</w:t>
+      </w:r>
+      <w:r>
+        <w:rPr>
+          <w:rFonts w:ascii="Courier New" w:hAnsi="Courier New" w:cs="Courier New"/>
+        </w:rPr>
+        <w:br/>
+        <w:t>    print("Palindrome")</w:t>
+      </w:r>
+      <w:r>
+        <w:rPr>
+          <w:rFonts w:ascii="Courier New" w:hAnsi="Courier New" w:cs="Courier New"/>
+        </w:rPr>
+        <w:br/>
+        <w:t>else:</w:t>
+      </w:r>
+      <w:r>
+        <w:rPr>
+          <w:rFonts w:ascii="Courier New" w:hAnsi="Courier New" w:cs="Courier New"/>
+        </w:rPr>
+        <w:br/>
+        <w:t>    print("Not palindrome")</w:t>
+      </w:r>
+    </w:p>
+    <w:p>
+      <w:pPr>
+        <w:divId w:val="158081772"/>
+      </w:pPr>
+      <w:r>
+        <w:rPr>
+          <w:b/>
+          <w:bCs/>
+        </w:rPr>
+        <w:t>56. Q:</w:t>
+      </w:r>
+      <w:r>
+        <w:t xml:space="preserve"> Count the vowels in a string.</w:t>
+      </w:r>
+      <w:r>
+        <w:br/>
+      </w:r>
+      <w:r>
+        <w:rPr>
+          <w:b/>
+          <w:bCs/>
+        </w:rPr>
+        <w:t>Answer:</w:t>
+      </w:r>
+      <w:r>
+        <w:br/>
+      </w:r>
+      <w:r>
+        <w:rPr>
+          <w:rFonts w:ascii="Courier New" w:hAnsi="Courier New" w:cs="Courier New"/>
+        </w:rPr>
+        <w:t>text = input("Text: ")</w:t>
+      </w:r>
+      <w:r>
+        <w:rPr>
+          <w:rFonts w:ascii="Courier New" w:hAnsi="Courier New" w:cs="Courier New"/>
+        </w:rPr>
+        <w:br/>
+        <w:t>count = 0</w:t>
+      </w:r>
+      <w:r>
+        <w:rPr>
+          <w:rFonts w:ascii="Courier New" w:hAnsi="Courier New" w:cs="Courier New"/>
+        </w:rPr>
+        <w:br/>
+        <w:t>for ch in text:</w:t>
+      </w:r>
+      <w:r>
+        <w:rPr>
+          <w:rFonts w:ascii="Courier New" w:hAnsi="Courier New" w:cs="Courier New"/>
+        </w:rPr>
+        <w:br/>
+        <w:t>    if ch.lower() in "aeiou":</w:t>
+      </w:r>
+      <w:r>
+        <w:rPr>
+          <w:rFonts w:ascii="Courier New" w:hAnsi="Courier New" w:cs="Courier New"/>
+        </w:rPr>
+        <w:br/>
+        <w:t>        count += 1</w:t>
+      </w:r>
+      <w:r>
+        <w:rPr>
+          <w:rFonts w:ascii="Courier New" w:hAnsi="Courier New" w:cs="Courier New"/>
+        </w:rPr>
+        <w:br/>
+        <w:t>print(count)</w:t>
+      </w:r>
+    </w:p>
+    <w:p>
+      <w:pPr>
+        <w:divId w:val="158081772"/>
+      </w:pPr>
+      <w:r>
+        <w:rPr>
+          <w:b/>
+          <w:bCs/>
+        </w:rPr>
+        <w:t>57. Q:</w:t>
+      </w:r>
+      <w:r>
+        <w:t xml:space="preserve"> Count consonants in a string.</w:t>
+      </w:r>
+      <w:r>
+        <w:br/>
+      </w:r>
+      <w:r>
+        <w:rPr>
+          <w:b/>
+          <w:bCs/>
+        </w:rPr>
+        <w:t>Answer:</w:t>
+      </w:r>
+      <w:r>
+        <w:br/>
+      </w:r>
+      <w:r>
+        <w:rPr>
+          <w:rFonts w:ascii="Courier New" w:hAnsi="Courier New" w:cs="Courier New"/>
+        </w:rPr>
+        <w:t>text = input("Text: ")</w:t>
+      </w:r>
+      <w:r>
+        <w:rPr>
+          <w:rFonts w:ascii="Courier New" w:hAnsi="Courier New" w:cs="Courier New"/>
+        </w:rPr>
+        <w:br/>
+        <w:t>count = 0</w:t>
+      </w:r>
+      <w:r>
+        <w:rPr>
+          <w:rFonts w:ascii="Courier New" w:hAnsi="Courier New" w:cs="Courier New"/>
+        </w:rPr>
+        <w:br/>
+        <w:t>for ch in text:</w:t>
+      </w:r>
+      <w:r>
+        <w:rPr>
+          <w:rFonts w:ascii="Courier New" w:hAnsi="Courier New" w:cs="Courier New"/>
+        </w:rPr>
+        <w:br/>
+        <w:t>    if ch.isalpha() and ch.lower() not in "aeiou":</w:t>
+      </w:r>
+      <w:r>
+        <w:rPr>
+          <w:rFonts w:ascii="Courier New" w:hAnsi="Courier New" w:cs="Courier New"/>
+        </w:rPr>
+        <w:br/>
+        <w:t>        count += 1</w:t>
+      </w:r>
+      <w:r>
+        <w:rPr>
+          <w:rFonts w:ascii="Courier New" w:hAnsi="Courier New" w:cs="Courier New"/>
+        </w:rPr>
+        <w:br/>
+        <w:t>print(count)</w:t>
+      </w:r>
+    </w:p>
+    <w:p>
+      <w:pPr>
+        <w:divId w:val="158081772"/>
+      </w:pPr>
+      <w:r>
+        <w:rPr>
+          <w:b/>
+          <w:bCs/>
+        </w:rPr>
+        <w:t>58. Q:</w:t>
+      </w:r>
+      <w:r>
+        <w:t xml:space="preserve"> Count words in a sentence.</w:t>
+      </w:r>
+      <w:r>
+        <w:br/>
+      </w:r>
+      <w:r>
+        <w:rPr>
+          <w:b/>
+          <w:bCs/>
+        </w:rPr>
+        <w:t>Answer:</w:t>
+      </w:r>
+      <w:r>
+        <w:br/>
+      </w:r>
+      <w:r>
+        <w:rPr>
+          <w:rFonts w:ascii="Courier New" w:hAnsi="Courier New" w:cs="Courier New"/>
+        </w:rPr>
+        <w:t>sentence = input("Sentence: ")</w:t>
+      </w:r>
+      <w:r>
+        <w:rPr>
+          <w:rFonts w:ascii="Courier New" w:hAnsi="Courier New" w:cs="Courier New"/>
+        </w:rPr>
+        <w:br/>
+        <w:t>words = sentence.split()</w:t>
+      </w:r>
+      <w:r>
+        <w:rPr>
+          <w:rFonts w:ascii="Courier New" w:hAnsi="Courier New" w:cs="Courier New"/>
+        </w:rPr>
+        <w:br/>
+        <w:t>print(len(words))</w:t>
+      </w:r>
+    </w:p>
+    <w:p>
+      <w:pPr>
+        <w:divId w:val="158081772"/>
+      </w:pPr>
+      <w:r>
+        <w:rPr>
+          <w:b/>
+          <w:bCs/>
+        </w:rPr>
+        <w:t>59. Q:</w:t>
+      </w:r>
+      <w:r>
+        <w:t xml:space="preserve"> Replace spaces with hyphens.</w:t>
+      </w:r>
+      <w:r>
+        <w:br/>
+      </w:r>
+      <w:r>
+        <w:rPr>
+          <w:b/>
+          <w:bCs/>
+        </w:rPr>
+        <w:t>Answer:</w:t>
+      </w:r>
+      <w:r>
+        <w:br/>
+      </w:r>
+      <w:r>
+        <w:rPr>
+          <w:rFonts w:ascii="Courier New" w:hAnsi="Courier New" w:cs="Courier New"/>
+        </w:rPr>
+        <w:lastRenderedPageBreak/>
+        <w:t>text = input("Text: ")</w:t>
+      </w:r>
+      <w:r>
+        <w:rPr>
+          <w:rFonts w:ascii="Courier New" w:hAnsi="Courier New" w:cs="Courier New"/>
+        </w:rPr>
+        <w:br/>
+        <w:t>print(text.replace(" ", "-"))</w:t>
+      </w:r>
+    </w:p>
+    <w:p>
+      <w:pPr>
+        <w:divId w:val="158081772"/>
+      </w:pPr>
+      <w:r>
+        <w:rPr>
+          <w:b/>
+          <w:bCs/>
+        </w:rPr>
+        <w:t>60. Q:</w:t>
+      </w:r>
+      <w:r>
+        <w:t xml:space="preserve"> Count the occurrences of a character in a string.</w:t>
+      </w:r>
+      <w:r>
+        <w:br/>
+      </w:r>
+      <w:r>
+        <w:rPr>
+          <w:b/>
+          <w:bCs/>
+        </w:rPr>
+        <w:t>Answer:</w:t>
+      </w:r>
+      <w:r>
+        <w:br/>
+      </w:r>
+      <w:r>
+        <w:rPr>
+          <w:rFonts w:ascii="Courier New" w:hAnsi="Courier New" w:cs="Courier New"/>
+        </w:rPr>
+        <w:t>text = input("Text: ")</w:t>
+      </w:r>
+      <w:r>
+        <w:rPr>
+          <w:rFonts w:ascii="Courier New" w:hAnsi="Courier New" w:cs="Courier New"/>
+        </w:rPr>
+        <w:br/>
+        <w:t>ch = input("Character: ")</w:t>
+      </w:r>
+      <w:r>
+        <w:rPr>
+          <w:rFonts w:ascii="Courier New" w:hAnsi="Courier New" w:cs="Courier New"/>
+        </w:rPr>
+        <w:br/>
+        <w:t>print(text.count(ch))</w:t>
+      </w:r>
+    </w:p>
+    <w:p>
+      <w:pPr>
+        <w:divId w:val="158081772"/>
+      </w:pPr>
+      <w:r>
+        <w:rPr>
+          <w:b/>
+          <w:bCs/>
+        </w:rPr>
+        <w:t>61. Q:</w:t>
+      </w:r>
+      <w:r>
+        <w:t xml:space="preserve"> Remove all vowels from a string.</w:t>
+      </w:r>
+      <w:r>
+        <w:br/>
+      </w:r>
+      <w:r>
+        <w:rPr>
+          <w:b/>
+          <w:bCs/>
+        </w:rPr>
+        <w:t>Answer:</w:t>
+      </w:r>
+      <w:r>
+        <w:br/>
+      </w:r>
+      <w:r>
+        <w:rPr>
+          <w:rFonts w:ascii="Courier New" w:hAnsi="Courier New" w:cs="Courier New"/>
+        </w:rPr>
+        <w:t>text = input("Text: ")</w:t>
+      </w:r>
+      <w:r>
+        <w:rPr>
+          <w:rFonts w:ascii="Courier New" w:hAnsi="Courier New" w:cs="Courier New"/>
+        </w:rPr>
+        <w:br/>
+        <w:t>result = ""</w:t>
+      </w:r>
+      <w:r>
+        <w:rPr>
+          <w:rFonts w:ascii="Courier New" w:hAnsi="Courier New" w:cs="Courier New"/>
+        </w:rPr>
+        <w:br/>
+        <w:t>for ch in text:</w:t>
+      </w:r>
+      <w:r>
+        <w:rPr>
+          <w:rFonts w:ascii="Courier New" w:hAnsi="Courier New" w:cs="Courier New"/>
+        </w:rPr>
+        <w:br/>
+        <w:t>    if ch.lower() not in "aeiou":</w:t>
+      </w:r>
+      <w:r>
+        <w:rPr>
+          <w:rFonts w:ascii="Courier New" w:hAnsi="Courier New" w:cs="Courier New"/>
+        </w:rPr>
+        <w:br/>
+        <w:t>        result += ch</w:t>
+      </w:r>
+      <w:r>
+        <w:rPr>
+          <w:rFonts w:ascii="Courier New" w:hAnsi="Courier New" w:cs="Courier New"/>
+        </w:rPr>
+        <w:br/>
+        <w:t>print(result)</w:t>
+      </w:r>
+    </w:p>
+    <w:p>
+      <w:pPr>
+        <w:divId w:val="158081772"/>
+      </w:pPr>
+      <w:r>
+        <w:rPr>
+          <w:b/>
+          <w:bCs/>
+        </w:rPr>
+        <w:t>62. Q:</w:t>
+      </w:r>
+      <w:r>
+        <w:t xml:space="preserve"> Print each character of a string on a new line.</w:t>
+      </w:r>
+      <w:r>
+        <w:br/>
+      </w:r>
+      <w:r>
+        <w:rPr>
+          <w:b/>
+          <w:bCs/>
+        </w:rPr>
+        <w:t>Answer:</w:t>
+      </w:r>
+      <w:r>
+        <w:br/>
+      </w:r>
+      <w:r>
+        <w:rPr>
+          <w:rFonts w:ascii="Courier New" w:hAnsi="Courier New" w:cs="Courier New"/>
+        </w:rPr>
+        <w:t>text = input("Text: ")</w:t>
+      </w:r>
+      <w:r>
+        <w:rPr>
+          <w:rFonts w:ascii="Courier New" w:hAnsi="Courier New" w:cs="Courier New"/>
+        </w:rPr>
+        <w:br/>
+        <w:t>for ch in text:</w:t>
+      </w:r>
+      <w:r>
+        <w:rPr>
+          <w:rFonts w:ascii="Courier New" w:hAnsi="Courier New" w:cs="Courier New"/>
+        </w:rPr>
+        <w:br/>
+        <w:t>    print(ch)</w:t>
+      </w:r>
+    </w:p>
+    <w:p>
+      <w:pPr>
+        <w:divId w:val="158081772"/>
+      </w:pPr>
+      <w:r>
+        <w:rPr>
+          <w:b/>
+          <w:bCs/>
+        </w:rPr>
+        <w:t>63. Q:</w:t>
+      </w:r>
+      <w:r>
+        <w:t xml:space="preserve"> Count uppercase and lowercase letters.</w:t>
+      </w:r>
+      <w:r>
+        <w:br/>
+      </w:r>
+      <w:r>
+        <w:rPr>
+          <w:b/>
+          <w:bCs/>
+        </w:rPr>
+        <w:t>Answer:</w:t>
+      </w:r>
+      <w:r>
+        <w:br/>
+      </w:r>
+      <w:r>
+        <w:rPr>
+          <w:rFonts w:ascii="Courier New" w:hAnsi="Courier New" w:cs="Courier New"/>
+        </w:rPr>
+        <w:t>text = input("Text: ")</w:t>
+      </w:r>
+      <w:r>
+        <w:rPr>
+          <w:rFonts w:ascii="Courier New" w:hAnsi="Courier New" w:cs="Courier New"/>
+        </w:rPr>
+        <w:br/>
+        <w:t>upper = 0</w:t>
+      </w:r>
+      <w:r>
+        <w:rPr>
+          <w:rFonts w:ascii="Courier New" w:hAnsi="Courier New" w:cs="Courier New"/>
+        </w:rPr>
+        <w:br/>
+        <w:t>lower = 0</w:t>
+      </w:r>
+      <w:r>
+        <w:rPr>
+          <w:rFonts w:ascii="Courier New" w:hAnsi="Courier New" w:cs="Courier New"/>
+        </w:rPr>
+        <w:br/>
+        <w:t>for ch in text:</w:t>
+      </w:r>
+      <w:r>
+        <w:rPr>
+          <w:rFonts w:ascii="Courier New" w:hAnsi="Courier New" w:cs="Courier New"/>
+        </w:rPr>
+        <w:br/>
+        <w:t>    if ch.isupper():</w:t>
+      </w:r>
+      <w:r>
+        <w:rPr>
+          <w:rFonts w:ascii="Courier New" w:hAnsi="Courier New" w:cs="Courier New"/>
+        </w:rPr>
+        <w:br/>
+        <w:t>        upper += 1</w:t>
+      </w:r>
+      <w:r>
+        <w:rPr>
+          <w:rFonts w:ascii="Courier New" w:hAnsi="Courier New" w:cs="Courier New"/>
+        </w:rPr>
+        <w:br/>
+        <w:t>    elif ch.islower():</w:t>
+      </w:r>
+      <w:r>
+        <w:rPr>
+          <w:rFonts w:ascii="Courier New" w:hAnsi="Courier New" w:cs="Courier New"/>
+        </w:rPr>
+        <w:br/>
+        <w:t>        lower += 1</w:t>
+      </w:r>
+      <w:r>
+        <w:rPr>
+          <w:rFonts w:ascii="Courier New" w:hAnsi="Courier New" w:cs="Courier New"/>
+        </w:rPr>
+        <w:br/>
+        <w:t>print("Upper:", upper)</w:t>
+      </w:r>
+      <w:r>
+        <w:rPr>
+          <w:rFonts w:ascii="Courier New" w:hAnsi="Courier New" w:cs="Courier New"/>
+        </w:rPr>
+        <w:br/>
+        <w:t>print("Lower:", lower)</w:t>
+      </w:r>
+    </w:p>
+    <w:p>
+      <w:pPr>
+        <w:divId w:val="158081772"/>
+      </w:pPr>
+      <w:r>
+        <w:rPr>
+          <w:b/>
+          <w:bCs/>
+        </w:rPr>
+        <w:t>64. Q:</w:t>
+      </w:r>
+      <w:r>
+        <w:t xml:space="preserve"> Find the first and last character of a string.</w:t>
+      </w:r>
+      <w:r>
+        <w:br/>
+      </w:r>
+      <w:r>
+        <w:rPr>
+          <w:b/>
+          <w:bCs/>
+        </w:rPr>
+        <w:t>Answer:</w:t>
+      </w:r>
+      <w:r>
+        <w:br/>
+      </w:r>
+      <w:r>
+        <w:rPr>
+          <w:rFonts w:ascii="Courier New" w:hAnsi="Courier New" w:cs="Courier New"/>
+        </w:rPr>
+        <w:t>text = input("Text: ")</w:t>
+      </w:r>
+      <w:r>
+        <w:rPr>
+          <w:rFonts w:ascii="Courier New" w:hAnsi="Courier New" w:cs="Courier New"/>
+        </w:rPr>
+        <w:br/>
+        <w:t>if len(text) &gt; 0:</w:t>
+      </w:r>
+      <w:r>
+        <w:rPr>
+          <w:rFonts w:ascii="Courier New" w:hAnsi="Courier New" w:cs="Courier New"/>
+        </w:rPr>
+        <w:br/>
+        <w:t>    print(text[0], text[-1])</w:t>
+      </w:r>
+    </w:p>
+    <w:p>
+      <w:pPr>
+        <w:divId w:val="158081772"/>
+      </w:pPr>
+      <w:r>
+        <w:rPr>
+          <w:b/>
+          <w:bCs/>
+        </w:rPr>
+        <w:lastRenderedPageBreak/>
+        <w:t>65. Q:</w:t>
+      </w:r>
+      <w:r>
+        <w:t xml:space="preserve"> Sort the words in a sentence alphabetically.</w:t>
+      </w:r>
+      <w:r>
+        <w:br/>
+      </w:r>
+      <w:r>
+        <w:rPr>
+          <w:b/>
+          <w:bCs/>
+        </w:rPr>
+        <w:t>Answer:</w:t>
+      </w:r>
+      <w:r>
+        <w:br/>
+      </w:r>
+      <w:r>
+        <w:rPr>
+          <w:rFonts w:ascii="Courier New" w:hAnsi="Courier New" w:cs="Courier New"/>
+        </w:rPr>
+        <w:t>words = input("Sentence: ").split()</w:t>
+      </w:r>
+      <w:r>
+        <w:rPr>
+          <w:rFonts w:ascii="Courier New" w:hAnsi="Courier New" w:cs="Courier New"/>
+        </w:rPr>
+        <w:br/>
+        <w:t>words.sort()</w:t>
+      </w:r>
+      <w:r>
+        <w:rPr>
+          <w:rFonts w:ascii="Courier New" w:hAnsi="Courier New" w:cs="Courier New"/>
+        </w:rPr>
+        <w:br/>
+        <w:t>print(words)</w:t>
+      </w:r>
+    </w:p>
+    <w:p>
+      <w:pPr>
+        <w:divId w:val="158081772"/>
+      </w:pPr>
+      <w:r>
+        <w:rPr>
+          <w:b/>
+          <w:bCs/>
+        </w:rPr>
+        <w:t>66. Q:</w:t>
+      </w:r>
+      <w:r>
+        <w:t xml:space="preserve"> Find the sum of all values in a list.</w:t>
+      </w:r>
+      <w:r>
+        <w:br/>
+      </w:r>
+      <w:r>
+        <w:rPr>
+          <w:b/>
+          <w:bCs/>
+        </w:rPr>
+        <w:t>Answer:</w:t>
+      </w:r>
+      <w:r>
+        <w:br/>
+      </w:r>
+      <w:r>
+        <w:rPr>
+          <w:rFonts w:ascii="Courier New" w:hAnsi="Courier New" w:cs="Courier New"/>
+        </w:rPr>
+        <w:t>numbers = [4, 7, 2, 9, 5]</w:t>
+      </w:r>
+      <w:r>
+        <w:rPr>
+          <w:rFonts w:ascii="Courier New" w:hAnsi="Courier New" w:cs="Courier New"/>
+        </w:rPr>
+        <w:br/>
+        <w:t>total = 0</w:t>
+      </w:r>
+      <w:r>
+        <w:rPr>
+          <w:rFonts w:ascii="Courier New" w:hAnsi="Courier New" w:cs="Courier New"/>
+        </w:rPr>
+        <w:br/>
+        <w:t>for n in numbers:</w:t>
+      </w:r>
+      <w:r>
+        <w:rPr>
+          <w:rFonts w:ascii="Courier New" w:hAnsi="Courier New" w:cs="Courier New"/>
+        </w:rPr>
+        <w:br/>
+        <w:t>    total += n</w:t>
+      </w:r>
+      <w:r>
+        <w:rPr>
+          <w:rFonts w:ascii="Courier New" w:hAnsi="Courier New" w:cs="Courier New"/>
+        </w:rPr>
+        <w:br/>
+        <w:t>print(total)</w:t>
+      </w:r>
+    </w:p>
+    <w:p>
+      <w:pPr>
+        <w:divId w:val="158081772"/>
+      </w:pPr>
+      <w:r>
+        <w:rPr>
+          <w:b/>
+          <w:bCs/>
+        </w:rPr>
+        <w:t>67. Q:</w:t>
+      </w:r>
+      <w:r>
+        <w:t xml:space="preserve"> Find the largest value in a list without using max().</w:t>
+      </w:r>
+      <w:r>
+        <w:br/>
+      </w:r>
+      <w:r>
+        <w:rPr>
+          <w:b/>
+          <w:bCs/>
+        </w:rPr>
+        <w:t>Answer:</w:t>
+      </w:r>
+      <w:r>
+        <w:br/>
+      </w:r>
+      <w:r>
+        <w:rPr>
+          <w:rFonts w:ascii="Courier New" w:hAnsi="Courier New" w:cs="Courier New"/>
+        </w:rPr>
+        <w:t>numbers = [4, 7, 2, 9, 5]</w:t>
+      </w:r>
+      <w:r>
+        <w:rPr>
+          <w:rFonts w:ascii="Courier New" w:hAnsi="Courier New" w:cs="Courier New"/>
+        </w:rPr>
+        <w:br/>
+        <w:t>largest = numbers[0]</w:t>
+      </w:r>
+      <w:r>
+        <w:rPr>
+          <w:rFonts w:ascii="Courier New" w:hAnsi="Courier New" w:cs="Courier New"/>
+        </w:rPr>
+        <w:br/>
+        <w:t>for n in numbers:</w:t>
+      </w:r>
+      <w:r>
+        <w:rPr>
+          <w:rFonts w:ascii="Courier New" w:hAnsi="Courier New" w:cs="Courier New"/>
+        </w:rPr>
+        <w:br/>
+        <w:t>    if n &gt; largest:</w:t>
+      </w:r>
+      <w:r>
+        <w:rPr>
+          <w:rFonts w:ascii="Courier New" w:hAnsi="Courier New" w:cs="Courier New"/>
+        </w:rPr>
+        <w:br/>
+        <w:t>        largest = n</w:t>
+      </w:r>
+      <w:r>
+        <w:rPr>
+          <w:rFonts w:ascii="Courier New" w:hAnsi="Courier New" w:cs="Courier New"/>
+        </w:rPr>
+        <w:br/>
+        <w:t>print(largest)</w:t>
+      </w:r>
+    </w:p>
+    <w:p>
+      <w:pPr>
+        <w:divId w:val="158081772"/>
+      </w:pPr>
+      <w:r>
+        <w:rPr>
+          <w:b/>
+          <w:bCs/>
+        </w:rPr>
+        <w:t>68. Q:</w:t>
+      </w:r>
+      <w:r>
+        <w:t xml:space="preserve"> Find the smallest value in a list without using min().</w:t>
+      </w:r>
+      <w:r>
+        <w:br/>
+      </w:r>
+      <w:r>
+        <w:rPr>
+          <w:b/>
+          <w:bCs/>
+        </w:rPr>
+        <w:t>Answer:</w:t>
+      </w:r>
+      <w:r>
+        <w:br/>
+      </w:r>
+      <w:r>
+        <w:rPr>
+          <w:rFonts w:ascii="Courier New" w:hAnsi="Courier New" w:cs="Courier New"/>
+        </w:rPr>
+        <w:t>numbers = [4, 7, 2, 9, 5]</w:t>
+      </w:r>
+      <w:r>
+        <w:rPr>
+          <w:rFonts w:ascii="Courier New" w:hAnsi="Courier New" w:cs="Courier New"/>
+        </w:rPr>
+        <w:br/>
+        <w:t>smallest = numbers[0]</w:t>
+      </w:r>
+      <w:r>
+        <w:rPr>
+          <w:rFonts w:ascii="Courier New" w:hAnsi="Courier New" w:cs="Courier New"/>
+        </w:rPr>
+        <w:br/>
+        <w:t>for n in numbers:</w:t>
+      </w:r>
+      <w:r>
+        <w:rPr>
+          <w:rFonts w:ascii="Courier New" w:hAnsi="Courier New" w:cs="Courier New"/>
+        </w:rPr>
+        <w:br/>
+        <w:t>    if n &lt; smallest:</w:t>
+      </w:r>
+      <w:r>
+        <w:rPr>
+          <w:rFonts w:ascii="Courier New" w:hAnsi="Courier New" w:cs="Courier New"/>
+        </w:rPr>
+        <w:br/>
+        <w:t>        smallest = n</w:t>
+      </w:r>
+      <w:r>
+        <w:rPr>
+          <w:rFonts w:ascii="Courier New" w:hAnsi="Courier New" w:cs="Courier New"/>
+        </w:rPr>
+        <w:br/>
+        <w:t>print(smallest)</w:t>
+      </w:r>
+    </w:p>
+    <w:p>
+      <w:pPr>
+        <w:divId w:val="158081772"/>
+      </w:pPr>
+      <w:r>
+        <w:rPr>
+          <w:b/>
+          <w:bCs/>
+        </w:rPr>
+        <w:t>69. Q:</w:t>
+      </w:r>
+      <w:r>
+        <w:t xml:space="preserve"> Count even and odd numbers in a list.</w:t>
+      </w:r>
+      <w:r>
+        <w:br/>
+      </w:r>
+      <w:r>
+        <w:rPr>
+          <w:b/>
+          <w:bCs/>
+        </w:rPr>
+        <w:t>Answer:</w:t>
+      </w:r>
+      <w:r>
+        <w:br/>
+      </w:r>
+      <w:r>
+        <w:rPr>
+          <w:rFonts w:ascii="Courier New" w:hAnsi="Courier New" w:cs="Courier New"/>
+        </w:rPr>
+        <w:t>numbers = [1, 2, 3, 4, 5, 6]</w:t>
+      </w:r>
+      <w:r>
+        <w:rPr>
+          <w:rFonts w:ascii="Courier New" w:hAnsi="Courier New" w:cs="Courier New"/>
+        </w:rPr>
+        <w:br/>
+        <w:t>even = 0</w:t>
+      </w:r>
+      <w:r>
+        <w:rPr>
+          <w:rFonts w:ascii="Courier New" w:hAnsi="Courier New" w:cs="Courier New"/>
+        </w:rPr>
+        <w:br/>
+        <w:t>odd = 0</w:t>
+      </w:r>
+      <w:r>
+        <w:rPr>
+          <w:rFonts w:ascii="Courier New" w:hAnsi="Courier New" w:cs="Courier New"/>
+        </w:rPr>
+        <w:br/>
+        <w:t>for n in numbers:</w:t>
+      </w:r>
+      <w:r>
+        <w:rPr>
+          <w:rFonts w:ascii="Courier New" w:hAnsi="Courier New" w:cs="Courier New"/>
+        </w:rPr>
+        <w:br/>
+        <w:t>    if n % 2 == 0:</w:t>
+      </w:r>
+      <w:r>
+        <w:rPr>
+          <w:rFonts w:ascii="Courier New" w:hAnsi="Courier New" w:cs="Courier New"/>
+        </w:rPr>
+        <w:br/>
+        <w:t>        even += 1</w:t>
+      </w:r>
+      <w:r>
+        <w:rPr>
+          <w:rFonts w:ascii="Courier New" w:hAnsi="Courier New" w:cs="Courier New"/>
+        </w:rPr>
+        <w:br/>
+        <w:t>    else:</w:t>
+      </w:r>
+      <w:r>
+        <w:rPr>
+          <w:rFonts w:ascii="Courier New" w:hAnsi="Courier New" w:cs="Courier New"/>
+        </w:rPr>
+        <w:br/>
+      </w:r>
+      <w:r>
+        <w:rPr>
+          <w:rFonts w:ascii="Courier New" w:hAnsi="Courier New" w:cs="Courier New"/>
+        </w:rPr>
+        <w:lastRenderedPageBreak/>
+        <w:t>        odd += 1</w:t>
+      </w:r>
+      <w:r>
+        <w:rPr>
+          <w:rFonts w:ascii="Courier New" w:hAnsi="Courier New" w:cs="Courier New"/>
+        </w:rPr>
+        <w:br/>
+        <w:t>print("Even:", even, "Odd:", odd)</w:t>
+      </w:r>
+    </w:p>
+    <w:p>
+      <w:pPr>
+        <w:divId w:val="158081772"/>
+      </w:pPr>
+      <w:r>
+        <w:rPr>
+          <w:b/>
+          <w:bCs/>
+        </w:rPr>
+        <w:t>70. Q:</w:t>
+      </w:r>
+      <w:r>
+        <w:t xml:space="preserve"> Remove duplicates from a list while preserving order.</w:t>
+      </w:r>
+      <w:r>
+        <w:br/>
+      </w:r>
+      <w:r>
+        <w:rPr>
+          <w:b/>
+          <w:bCs/>
+        </w:rPr>
+        <w:t>Answer:</w:t>
+      </w:r>
+      <w:r>
+        <w:br/>
+      </w:r>
+      <w:r>
+        <w:rPr>
+          <w:rFonts w:ascii="Courier New" w:hAnsi="Courier New" w:cs="Courier New"/>
+        </w:rPr>
+        <w:t>numbers = [1, 2, 2, 3, 1, 4]</w:t>
+      </w:r>
+      <w:r>
+        <w:rPr>
+          <w:rFonts w:ascii="Courier New" w:hAnsi="Courier New" w:cs="Courier New"/>
+        </w:rPr>
+        <w:br/>
+        <w:t>unique = []</w:t>
+      </w:r>
+      <w:r>
+        <w:rPr>
+          <w:rFonts w:ascii="Courier New" w:hAnsi="Courier New" w:cs="Courier New"/>
+        </w:rPr>
+        <w:br/>
+        <w:t>for n in numbers:</w:t>
+      </w:r>
+      <w:r>
+        <w:rPr>
+          <w:rFonts w:ascii="Courier New" w:hAnsi="Courier New" w:cs="Courier New"/>
+        </w:rPr>
+        <w:br/>
+        <w:t>    if n not in unique:</w:t>
+      </w:r>
+      <w:r>
+        <w:rPr>
+          <w:rFonts w:ascii="Courier New" w:hAnsi="Courier New" w:cs="Courier New"/>
+        </w:rPr>
+        <w:br/>
+        <w:t>        unique.append(n)</w:t>
+      </w:r>
+      <w:r>
+        <w:rPr>
+          <w:rFonts w:ascii="Courier New" w:hAnsi="Courier New" w:cs="Courier New"/>
+        </w:rPr>
+        <w:br/>
+        <w:t>print(unique)</w:t>
+      </w:r>
+    </w:p>
+    <w:p>
+      <w:pPr>
+        <w:divId w:val="158081772"/>
+      </w:pPr>
+      <w:r>
+        <w:rPr>
+          <w:b/>
+          <w:bCs/>
+        </w:rPr>
+        <w:t>71. Q:</w:t>
+      </w:r>
+      <w:r>
+        <w:t xml:space="preserve"> Reverse a list.</w:t>
+      </w:r>
+      <w:r>
+        <w:br/>
+      </w:r>
+      <w:r>
+        <w:rPr>
+          <w:b/>
+          <w:bCs/>
+        </w:rPr>
+        <w:t>Answer:</w:t>
+      </w:r>
+      <w:r>
+        <w:br/>
+      </w:r>
+      <w:r>
+        <w:rPr>
+          <w:rFonts w:ascii="Courier New" w:hAnsi="Courier New" w:cs="Courier New"/>
+        </w:rPr>
+        <w:t>numbers = [1, 2, 3, 4, 5]</w:t>
+      </w:r>
+      <w:r>
+        <w:rPr>
+          <w:rFonts w:ascii="Courier New" w:hAnsi="Courier New" w:cs="Courier New"/>
+        </w:rPr>
+        <w:br/>
+        <w:t>print(numbers[::-1])</w:t>
+      </w:r>
+    </w:p>
+    <w:p>
+      <w:pPr>
+        <w:divId w:val="158081772"/>
+      </w:pPr>
+      <w:r>
+        <w:rPr>
+          <w:b/>
+          <w:bCs/>
+        </w:rPr>
+        <w:t>72. Q:</w:t>
+      </w:r>
+      <w:r>
+        <w:t xml:space="preserve"> Sort a list in ascending order.</w:t>
+      </w:r>
+      <w:r>
+        <w:br/>
+      </w:r>
+      <w:r>
+        <w:rPr>
+          <w:b/>
+          <w:bCs/>
+        </w:rPr>
+        <w:t>Answer:</w:t>
+      </w:r>
+      <w:r>
+        <w:br/>
+      </w:r>
+      <w:r>
+        <w:rPr>
+          <w:rFonts w:ascii="Courier New" w:hAnsi="Courier New" w:cs="Courier New"/>
+        </w:rPr>
+        <w:t>numbers = [8, 3, 6, 1, 9]</w:t>
+      </w:r>
+      <w:r>
+        <w:rPr>
+          <w:rFonts w:ascii="Courier New" w:hAnsi="Courier New" w:cs="Courier New"/>
+        </w:rPr>
+        <w:br/>
+        <w:t>numbers.sort()</w:t>
+      </w:r>
+      <w:r>
+        <w:rPr>
+          <w:rFonts w:ascii="Courier New" w:hAnsi="Courier New" w:cs="Courier New"/>
+        </w:rPr>
+        <w:br/>
+        <w:t>print(numbers)</w:t>
+      </w:r>
+    </w:p>
+    <w:p>
+      <w:pPr>
+        <w:divId w:val="158081772"/>
+      </w:pPr>
+      <w:r>
+        <w:rPr>
+          <w:b/>
+          <w:bCs/>
+        </w:rPr>
+        <w:t>73. Q:</w:t>
+      </w:r>
+      <w:r>
+        <w:t xml:space="preserve"> Sort a list in descending order.</w:t>
+      </w:r>
+      <w:r>
+        <w:br/>
+      </w:r>
+      <w:r>
+        <w:rPr>
+          <w:b/>
+          <w:bCs/>
+        </w:rPr>
+        <w:t>Answer:</w:t>
+      </w:r>
+      <w:r>
+        <w:br/>
+      </w:r>
+      <w:r>
+        <w:rPr>
+          <w:rFonts w:ascii="Courier New" w:hAnsi="Courier New" w:cs="Courier New"/>
+        </w:rPr>
+        <w:t>numbers = [8, 3, 6, 1, 9]</w:t>
+      </w:r>
+      <w:r>
+        <w:rPr>
+          <w:rFonts w:ascii="Courier New" w:hAnsi="Courier New" w:cs="Courier New"/>
+        </w:rPr>
+        <w:br/>
+        <w:t>numbers.sort(reverse=True)</w:t>
+      </w:r>
+      <w:r>
+        <w:rPr>
+          <w:rFonts w:ascii="Courier New" w:hAnsi="Courier New" w:cs="Courier New"/>
+        </w:rPr>
+        <w:br/>
+        <w:t>print(numbers)</w:t>
+      </w:r>
+    </w:p>
+    <w:p>
+      <w:pPr>
+        <w:divId w:val="158081772"/>
+      </w:pPr>
+      <w:r>
+        <w:rPr>
+          <w:b/>
+          <w:bCs/>
+        </w:rPr>
+        <w:t>74. Q:</w:t>
+      </w:r>
+      <w:r>
+        <w:t xml:space="preserve"> Print the second-largest unique number in a list.</w:t>
+      </w:r>
+      <w:r>
+        <w:br/>
+      </w:r>
+      <w:r>
+        <w:rPr>
+          <w:b/>
+          <w:bCs/>
+        </w:rPr>
+        <w:t>Answer:</w:t>
+      </w:r>
+      <w:r>
+        <w:br/>
+      </w:r>
+      <w:r>
+        <w:rPr>
+          <w:rFonts w:ascii="Courier New" w:hAnsi="Courier New" w:cs="Courier New"/>
+        </w:rPr>
+        <w:t>numbers = [10, 4, 8, 10, 6]</w:t>
+      </w:r>
+      <w:r>
+        <w:rPr>
+          <w:rFonts w:ascii="Courier New" w:hAnsi="Courier New" w:cs="Courier New"/>
+        </w:rPr>
+        <w:br/>
+        <w:t>unique = list(set(numbers))</w:t>
+      </w:r>
+      <w:r>
+        <w:rPr>
+          <w:rFonts w:ascii="Courier New" w:hAnsi="Courier New" w:cs="Courier New"/>
+        </w:rPr>
+        <w:br/>
+        <w:t>unique.sort(reverse=True)</w:t>
+      </w:r>
+      <w:r>
+        <w:rPr>
+          <w:rFonts w:ascii="Courier New" w:hAnsi="Courier New" w:cs="Courier New"/>
+        </w:rPr>
+        <w:br/>
+        <w:t>print(unique[1])</w:t>
+      </w:r>
+    </w:p>
+    <w:p>
+      <w:pPr>
+        <w:divId w:val="158081772"/>
+      </w:pPr>
+      <w:r>
+        <w:rPr>
+          <w:b/>
+          <w:bCs/>
+        </w:rPr>
+        <w:t>75. Q:</w:t>
+      </w:r>
+      <w:r>
+        <w:t xml:space="preserve"> Merge two lists.</w:t>
+      </w:r>
+      <w:r>
+        <w:br/>
+      </w:r>
+      <w:r>
+        <w:rPr>
+          <w:b/>
+          <w:bCs/>
+        </w:rPr>
+        <w:t>Answer:</w:t>
+      </w:r>
+      <w:r>
+        <w:br/>
+      </w:r>
+      <w:r>
+        <w:rPr>
+          <w:rFonts w:ascii="Courier New" w:hAnsi="Courier New" w:cs="Courier New"/>
+        </w:rPr>
+        <w:t>a = [1, 2, 3]</w:t>
+      </w:r>
+      <w:r>
+        <w:rPr>
+          <w:rFonts w:ascii="Courier New" w:hAnsi="Courier New" w:cs="Courier New"/>
+        </w:rPr>
+        <w:br/>
+        <w:t>b = [4, 5, 6]</w:t>
+      </w:r>
+      <w:r>
+        <w:rPr>
+          <w:rFonts w:ascii="Courier New" w:hAnsi="Courier New" w:cs="Courier New"/>
+        </w:rPr>
+        <w:br/>
+        <w:t>print(a + b)</w:t>
+      </w:r>
+    </w:p>
+    <w:p>
+      <w:pPr>
+        <w:divId w:val="158081772"/>
+      </w:pPr>
+      <w:r>
+        <w:rPr>
+          <w:b/>
+          <w:bCs/>
+        </w:rPr>
+        <w:lastRenderedPageBreak/>
+        <w:t>76. Q:</w:t>
+      </w:r>
+      <w:r>
+        <w:t xml:space="preserve"> Find common elements in two lists.</w:t>
+      </w:r>
+      <w:r>
+        <w:br/>
+      </w:r>
+      <w:r>
+        <w:rPr>
+          <w:b/>
+          <w:bCs/>
+        </w:rPr>
+        <w:t>Answer:</w:t>
+      </w:r>
+      <w:r>
+        <w:br/>
+      </w:r>
+      <w:r>
+        <w:rPr>
+          <w:rFonts w:ascii="Courier New" w:hAnsi="Courier New" w:cs="Courier New"/>
+        </w:rPr>
+        <w:t>a = [1, 2, 3, 4]</w:t>
+      </w:r>
+      <w:r>
+        <w:rPr>
+          <w:rFonts w:ascii="Courier New" w:hAnsi="Courier New" w:cs="Courier New"/>
+        </w:rPr>
+        <w:br/>
+        <w:t>b = [3, 4, 5, 6]</w:t>
+      </w:r>
+      <w:r>
+        <w:rPr>
+          <w:rFonts w:ascii="Courier New" w:hAnsi="Courier New" w:cs="Courier New"/>
+        </w:rPr>
+        <w:br/>
+        <w:t>common = []</w:t>
+      </w:r>
+      <w:r>
+        <w:rPr>
+          <w:rFonts w:ascii="Courier New" w:hAnsi="Courier New" w:cs="Courier New"/>
+        </w:rPr>
+        <w:br/>
+        <w:t>for item in a:</w:t>
+      </w:r>
+      <w:r>
+        <w:rPr>
+          <w:rFonts w:ascii="Courier New" w:hAnsi="Courier New" w:cs="Courier New"/>
+        </w:rPr>
+        <w:br/>
+        <w:t>    if item in b:</w:t>
+      </w:r>
+      <w:r>
+        <w:rPr>
+          <w:rFonts w:ascii="Courier New" w:hAnsi="Courier New" w:cs="Courier New"/>
+        </w:rPr>
+        <w:br/>
+        <w:t>        common.append(item)</w:t>
+      </w:r>
+      <w:r>
+        <w:rPr>
+          <w:rFonts w:ascii="Courier New" w:hAnsi="Courier New" w:cs="Courier New"/>
+        </w:rPr>
+        <w:br/>
+        <w:t>print(common)</w:t>
+      </w:r>
+    </w:p>
+    <w:p>
+      <w:pPr>
+        <w:divId w:val="158081772"/>
+      </w:pPr>
+      <w:r>
+        <w:rPr>
+          <w:b/>
+          <w:bCs/>
+        </w:rPr>
+        <w:t>77. Q:</w:t>
+      </w:r>
+      <w:r>
+        <w:t xml:space="preserve"> Create a list of squares from 1 to 10.</w:t>
+      </w:r>
+      <w:r>
+        <w:br/>
+      </w:r>
+      <w:r>
+        <w:rPr>
+          <w:b/>
+          <w:bCs/>
+        </w:rPr>
+        <w:t>Answer:</w:t>
+      </w:r>
+      <w:r>
+        <w:br/>
+      </w:r>
+      <w:r>
+        <w:rPr>
+          <w:rFonts w:ascii="Courier New" w:hAnsi="Courier New" w:cs="Courier New"/>
+        </w:rPr>
+        <w:t>squares = []</w:t>
+      </w:r>
+      <w:r>
+        <w:rPr>
+          <w:rFonts w:ascii="Courier New" w:hAnsi="Courier New" w:cs="Courier New"/>
+        </w:rPr>
+        <w:br/>
+        <w:t>for i in range(1, 11):</w:t>
+      </w:r>
+      <w:r>
+        <w:rPr>
+          <w:rFonts w:ascii="Courier New" w:hAnsi="Courier New" w:cs="Courier New"/>
+        </w:rPr>
+        <w:br/>
+        <w:t>    squares.append(i ** 2)</w:t>
+      </w:r>
+      <w:r>
+        <w:rPr>
+          <w:rFonts w:ascii="Courier New" w:hAnsi="Courier New" w:cs="Courier New"/>
+        </w:rPr>
+        <w:br/>
+        <w:t>print(squares)</w:t>
+      </w:r>
+    </w:p>
+    <w:p>
+      <w:pPr>
+        <w:divId w:val="158081772"/>
+      </w:pPr>
+      <w:r>
+        <w:rPr>
+          <w:b/>
+          <w:bCs/>
+        </w:rPr>
+        <w:t>78. Q:</w:t>
+      </w:r>
+      <w:r>
+        <w:t xml:space="preserve"> Separate positive and negative numbers into two lists.</w:t>
+      </w:r>
+      <w:r>
+        <w:br/>
+      </w:r>
+      <w:r>
+        <w:rPr>
+          <w:b/>
+          <w:bCs/>
+        </w:rPr>
+        <w:t>Answer:</w:t>
+      </w:r>
+      <w:r>
+        <w:br/>
+      </w:r>
+      <w:r>
+        <w:rPr>
+          <w:rFonts w:ascii="Courier New" w:hAnsi="Courier New" w:cs="Courier New"/>
+        </w:rPr>
+        <w:t>numbers = [-3, 5, -1, 0, 7, -8]</w:t>
+      </w:r>
+      <w:r>
+        <w:rPr>
+          <w:rFonts w:ascii="Courier New" w:hAnsi="Courier New" w:cs="Courier New"/>
+        </w:rPr>
+        <w:br/>
+        <w:t>positive = []</w:t>
+      </w:r>
+      <w:r>
+        <w:rPr>
+          <w:rFonts w:ascii="Courier New" w:hAnsi="Courier New" w:cs="Courier New"/>
+        </w:rPr>
+        <w:br/>
+        <w:t>negative = []</w:t>
+      </w:r>
+      <w:r>
+        <w:rPr>
+          <w:rFonts w:ascii="Courier New" w:hAnsi="Courier New" w:cs="Courier New"/>
+        </w:rPr>
+        <w:br/>
+        <w:t>for n in numbers:</w:t>
+      </w:r>
+      <w:r>
+        <w:rPr>
+          <w:rFonts w:ascii="Courier New" w:hAnsi="Courier New" w:cs="Courier New"/>
+        </w:rPr>
+        <w:br/>
+        <w:t>    if n &gt;= 0:</w:t>
+      </w:r>
+      <w:r>
+        <w:rPr>
+          <w:rFonts w:ascii="Courier New" w:hAnsi="Courier New" w:cs="Courier New"/>
+        </w:rPr>
+        <w:br/>
+        <w:t>        positive.append(n)</w:t>
+      </w:r>
+      <w:r>
+        <w:rPr>
+          <w:rFonts w:ascii="Courier New" w:hAnsi="Courier New" w:cs="Courier New"/>
+        </w:rPr>
+        <w:br/>
+        <w:t>    else:</w:t>
+      </w:r>
+      <w:r>
+        <w:rPr>
+          <w:rFonts w:ascii="Courier New" w:hAnsi="Courier New" w:cs="Courier New"/>
+        </w:rPr>
+        <w:br/>
+        <w:t>        negative.append(n)</w:t>
+      </w:r>
+      <w:r>
+        <w:rPr>
+          <w:rFonts w:ascii="Courier New" w:hAnsi="Courier New" w:cs="Courier New"/>
+        </w:rPr>
+        <w:br/>
+        <w:t>print(positive)</w:t>
+      </w:r>
+      <w:r>
+        <w:rPr>
+          <w:rFonts w:ascii="Courier New" w:hAnsi="Courier New" w:cs="Courier New"/>
+        </w:rPr>
+        <w:br/>
+        <w:t>print(negative)</w:t>
+      </w:r>
+    </w:p>
+    <w:p>
+      <w:pPr>
+        <w:divId w:val="158081772"/>
+      </w:pPr>
+      <w:r>
+        <w:rPr>
+          <w:b/>
+          <w:bCs/>
+        </w:rPr>
+        <w:t>79. Q:</w:t>
+      </w:r>
+      <w:r>
+        <w:t xml:space="preserve"> Rotate a list one position to the right.</w:t>
+      </w:r>
+      <w:r>
+        <w:br/>
+      </w:r>
+      <w:r>
+        <w:rPr>
+          <w:b/>
+          <w:bCs/>
+        </w:rPr>
+        <w:t>Answer:</w:t>
+      </w:r>
+      <w:r>
+        <w:br/>
+      </w:r>
+      <w:r>
+        <w:rPr>
+          <w:rFonts w:ascii="Courier New" w:hAnsi="Courier New" w:cs="Courier New"/>
+        </w:rPr>
+        <w:t>numbers = [1, 2, 3, 4, 5]</w:t>
+      </w:r>
+      <w:r>
+        <w:rPr>
+          <w:rFonts w:ascii="Courier New" w:hAnsi="Courier New" w:cs="Courier New"/>
+        </w:rPr>
+        <w:br/>
+        <w:t>rotated = [numbers[-1]] + numbers[:-1]</w:t>
+      </w:r>
+      <w:r>
+        <w:rPr>
+          <w:rFonts w:ascii="Courier New" w:hAnsi="Courier New" w:cs="Courier New"/>
+        </w:rPr>
+        <w:br/>
+        <w:t>print(rotated)</w:t>
+      </w:r>
+    </w:p>
+    <w:p>
+      <w:pPr>
+        <w:divId w:val="158081772"/>
+      </w:pPr>
+      <w:r>
+        <w:rPr>
+          <w:b/>
+          <w:bCs/>
+        </w:rPr>
+        <w:t>80. Q:</w:t>
+      </w:r>
+      <w:r>
+        <w:t xml:space="preserve"> Count the frequency of each item in a list.</w:t>
+      </w:r>
+      <w:r>
+        <w:br/>
+      </w:r>
+      <w:r>
+        <w:rPr>
+          <w:b/>
+          <w:bCs/>
+        </w:rPr>
+        <w:t>Answer:</w:t>
+      </w:r>
+      <w:r>
+        <w:br/>
+      </w:r>
+      <w:r>
+        <w:rPr>
+          <w:rFonts w:ascii="Courier New" w:hAnsi="Courier New" w:cs="Courier New"/>
+        </w:rPr>
+        <w:t>items = ["a", "b", "a", "c", "b", "a"]</w:t>
+      </w:r>
+      <w:r>
+        <w:rPr>
+          <w:rFonts w:ascii="Courier New" w:hAnsi="Courier New" w:cs="Courier New"/>
+        </w:rPr>
+        <w:br/>
+        <w:t>frequency = {}</w:t>
+      </w:r>
+      <w:r>
+        <w:rPr>
+          <w:rFonts w:ascii="Courier New" w:hAnsi="Courier New" w:cs="Courier New"/>
+        </w:rPr>
+        <w:br/>
+        <w:t>for item in items:</w:t>
+      </w:r>
+      <w:r>
+        <w:rPr>
+          <w:rFonts w:ascii="Courier New" w:hAnsi="Courier New" w:cs="Courier New"/>
+        </w:rPr>
+        <w:br/>
+        <w:t>    if item in frequency:</w:t>
+      </w:r>
+      <w:r>
+        <w:rPr>
+          <w:rFonts w:ascii="Courier New" w:hAnsi="Courier New" w:cs="Courier New"/>
+        </w:rPr>
+        <w:br/>
+      </w:r>
+      <w:r>
+        <w:rPr>
+          <w:rFonts w:ascii="Courier New" w:hAnsi="Courier New" w:cs="Courier New"/>
+        </w:rPr>
+        <w:lastRenderedPageBreak/>
+        <w:t>        frequency[item] += 1</w:t>
+      </w:r>
+      <w:r>
+        <w:rPr>
+          <w:rFonts w:ascii="Courier New" w:hAnsi="Courier New" w:cs="Courier New"/>
+        </w:rPr>
+        <w:br/>
+        <w:t>    else:</w:t>
+      </w:r>
+      <w:r>
+        <w:rPr>
+          <w:rFonts w:ascii="Courier New" w:hAnsi="Courier New" w:cs="Courier New"/>
+        </w:rPr>
+        <w:br/>
+        <w:t>        frequency[item] = 1</w:t>
+      </w:r>
+      <w:r>
+        <w:rPr>
+          <w:rFonts w:ascii="Courier New" w:hAnsi="Courier New" w:cs="Courier New"/>
+        </w:rPr>
+        <w:br/>
+        <w:t>print(frequency)</w:t>
+      </w:r>
+    </w:p>
+    <w:p>
+      <w:pPr>
+        <w:divId w:val="158081772"/>
+      </w:pPr>
+      <w:r>
+        <w:rPr>
+          <w:b/>
+          <w:bCs/>
+        </w:rPr>
+        <w:t>81. Q:</w:t>
+      </w:r>
+      <w:r>
+        <w:t xml:space="preserve"> Create a dictionary for a student and print the student’s name.</w:t>
+      </w:r>
+      <w:r>
+        <w:br/>
+      </w:r>
+      <w:r>
+        <w:rPr>
+          <w:b/>
+          <w:bCs/>
+        </w:rPr>
+        <w:t>Answer:</w:t>
+      </w:r>
+      <w:r>
+        <w:br/>
+      </w:r>
+      <w:r>
+        <w:rPr>
+          <w:rFonts w:ascii="Courier New" w:hAnsi="Courier New" w:cs="Courier New"/>
+        </w:rPr>
+        <w:t>student = {"name": "Maya", "age": 20, "grade": "A"}</w:t>
+      </w:r>
+      <w:r>
+        <w:rPr>
+          <w:rFonts w:ascii="Courier New" w:hAnsi="Courier New" w:cs="Courier New"/>
+        </w:rPr>
+        <w:br/>
+        <w:t>print(student["name"])</w:t>
+      </w:r>
+    </w:p>
+    <w:p>
+      <w:pPr>
+        <w:divId w:val="158081772"/>
+      </w:pPr>
+      <w:r>
+        <w:rPr>
+          <w:b/>
+          <w:bCs/>
+        </w:rPr>
+        <w:t>82. Q:</w:t>
+      </w:r>
+      <w:r>
+        <w:t xml:space="preserve"> Add a new key-value pair to a dictionary.</w:t>
+      </w:r>
+      <w:r>
+        <w:br/>
+      </w:r>
+      <w:r>
+        <w:rPr>
+          <w:b/>
+          <w:bCs/>
+        </w:rPr>
+        <w:t>Answer:</w:t>
+      </w:r>
+      <w:r>
+        <w:br/>
+      </w:r>
+      <w:r>
+        <w:rPr>
+          <w:rFonts w:ascii="Courier New" w:hAnsi="Courier New" w:cs="Courier New"/>
+        </w:rPr>
+        <w:t>student = {"name": "Maya", "age": 20}</w:t>
+      </w:r>
+      <w:r>
+        <w:rPr>
+          <w:rFonts w:ascii="Courier New" w:hAnsi="Courier New" w:cs="Courier New"/>
+        </w:rPr>
+        <w:br/>
+        <w:t>student["city"] = "Dallas"</w:t>
+      </w:r>
+      <w:r>
+        <w:rPr>
+          <w:rFonts w:ascii="Courier New" w:hAnsi="Courier New" w:cs="Courier New"/>
+        </w:rPr>
+        <w:br/>
+        <w:t>print(student)</w:t>
+      </w:r>
+    </w:p>
+    <w:p>
+      <w:pPr>
+        <w:divId w:val="158081772"/>
+      </w:pPr>
+      <w:r>
+        <w:rPr>
+          <w:b/>
+          <w:bCs/>
+        </w:rPr>
+        <w:t>83. Q:</w:t>
+      </w:r>
+      <w:r>
+        <w:t xml:space="preserve"> Update a value in a dictionary.</w:t>
+      </w:r>
+      <w:r>
+        <w:br/>
+      </w:r>
+      <w:r>
+        <w:rPr>
+          <w:b/>
+          <w:bCs/>
+        </w:rPr>
+        <w:t>Answer:</w:t>
+      </w:r>
+      <w:r>
+        <w:br/>
+      </w:r>
+      <w:r>
+        <w:rPr>
+          <w:rFonts w:ascii="Courier New" w:hAnsi="Courier New" w:cs="Courier New"/>
+        </w:rPr>
+        <w:t>student = {"name": "Maya", "age": 20}</w:t>
+      </w:r>
+      <w:r>
+        <w:rPr>
+          <w:rFonts w:ascii="Courier New" w:hAnsi="Courier New" w:cs="Courier New"/>
+        </w:rPr>
+        <w:br/>
+        <w:t>student["age"] = 21</w:t>
+      </w:r>
+      <w:r>
+        <w:rPr>
+          <w:rFonts w:ascii="Courier New" w:hAnsi="Courier New" w:cs="Courier New"/>
+        </w:rPr>
+        <w:br/>
+        <w:t>print(student)</w:t>
+      </w:r>
+    </w:p>
+    <w:p>
+      <w:pPr>
+        <w:divId w:val="158081772"/>
+      </w:pPr>
+      <w:r>
+        <w:rPr>
+          <w:b/>
+          <w:bCs/>
+        </w:rPr>
+        <w:t>84. Q:</w:t>
+      </w:r>
+      <w:r>
+        <w:t xml:space="preserve"> Print all dictionary keys and values.</w:t>
+      </w:r>
+      <w:r>
+        <w:br/>
+      </w:r>
+      <w:r>
+        <w:rPr>
+          <w:b/>
+          <w:bCs/>
+        </w:rPr>
+        <w:t>Answer:</w:t>
+      </w:r>
+      <w:r>
+        <w:br/>
+      </w:r>
+      <w:r>
+        <w:rPr>
+          <w:rFonts w:ascii="Courier New" w:hAnsi="Courier New" w:cs="Courier New"/>
+        </w:rPr>
+        <w:t>student = {"name": "Maya", "age": 20, "grade": "A"}</w:t>
+      </w:r>
+      <w:r>
+        <w:rPr>
+          <w:rFonts w:ascii="Courier New" w:hAnsi="Courier New" w:cs="Courier New"/>
+        </w:rPr>
+        <w:br/>
+        <w:t>for key, value in student.items():</w:t>
+      </w:r>
+      <w:r>
+        <w:rPr>
+          <w:rFonts w:ascii="Courier New" w:hAnsi="Courier New" w:cs="Courier New"/>
+        </w:rPr>
+        <w:br/>
+        <w:t>    print(key, value)</w:t>
+      </w:r>
+    </w:p>
+    <w:p>
+      <w:pPr>
+        <w:divId w:val="158081772"/>
+      </w:pPr>
+      <w:r>
+        <w:rPr>
+          <w:b/>
+          <w:bCs/>
+        </w:rPr>
+        <w:t>85. Q:</w:t>
+      </w:r>
+      <w:r>
+        <w:t xml:space="preserve"> Check whether a key exists in a dictionary.</w:t>
+      </w:r>
+      <w:r>
+        <w:br/>
+      </w:r>
+      <w:r>
+        <w:rPr>
+          <w:b/>
+          <w:bCs/>
+        </w:rPr>
+        <w:t>Answer:</w:t>
+      </w:r>
+      <w:r>
+        <w:br/>
+      </w:r>
+      <w:r>
+        <w:rPr>
+          <w:rFonts w:ascii="Courier New" w:hAnsi="Courier New" w:cs="Courier New"/>
+        </w:rPr>
+        <w:t>student = {"name": "Maya", "age": 20}</w:t>
+      </w:r>
+      <w:r>
+        <w:rPr>
+          <w:rFonts w:ascii="Courier New" w:hAnsi="Courier New" w:cs="Courier New"/>
+        </w:rPr>
+        <w:br/>
+        <w:t>key = input("Key: ")</w:t>
+      </w:r>
+      <w:r>
+        <w:rPr>
+          <w:rFonts w:ascii="Courier New" w:hAnsi="Courier New" w:cs="Courier New"/>
+        </w:rPr>
+        <w:br/>
+        <w:t>if key in student:</w:t>
+      </w:r>
+      <w:r>
+        <w:rPr>
+          <w:rFonts w:ascii="Courier New" w:hAnsi="Courier New" w:cs="Courier New"/>
+        </w:rPr>
+        <w:br/>
+        <w:t>    print("Key exists")</w:t>
+      </w:r>
+      <w:r>
+        <w:rPr>
+          <w:rFonts w:ascii="Courier New" w:hAnsi="Courier New" w:cs="Courier New"/>
+        </w:rPr>
+        <w:br/>
+        <w:t>else:</w:t>
+      </w:r>
+      <w:r>
+        <w:rPr>
+          <w:rFonts w:ascii="Courier New" w:hAnsi="Courier New" w:cs="Courier New"/>
+        </w:rPr>
+        <w:br/>
+        <w:t>    print("Key does not exist")</w:t>
+      </w:r>
+    </w:p>
+    <w:p>
+      <w:pPr>
+        <w:divId w:val="158081772"/>
+      </w:pPr>
+      <w:r>
+        <w:rPr>
+          <w:b/>
+          <w:bCs/>
+        </w:rPr>
+        <w:t>86. Q:</w:t>
+      </w:r>
+      <w:r>
+        <w:t xml:space="preserve"> Find the sum of all dictionary values.</w:t>
+      </w:r>
+      <w:r>
+        <w:br/>
+      </w:r>
+      <w:r>
+        <w:rPr>
+          <w:b/>
+          <w:bCs/>
+        </w:rPr>
+        <w:t>Answer:</w:t>
+      </w:r>
+      <w:r>
+        <w:br/>
+      </w:r>
+      <w:r>
+        <w:rPr>
+          <w:rFonts w:ascii="Courier New" w:hAnsi="Courier New" w:cs="Courier New"/>
+        </w:rPr>
+        <w:t>marks = {"Math": 85, "Science": 90, "English": 88}</w:t>
+      </w:r>
+      <w:r>
+        <w:rPr>
+          <w:rFonts w:ascii="Courier New" w:hAnsi="Courier New" w:cs="Courier New"/>
+        </w:rPr>
+        <w:br/>
+        <w:t>total = 0</w:t>
+      </w:r>
+      <w:r>
+        <w:rPr>
+          <w:rFonts w:ascii="Courier New" w:hAnsi="Courier New" w:cs="Courier New"/>
+        </w:rPr>
+        <w:br/>
+        <w:t>for value in marks.values():</w:t>
+      </w:r>
+      <w:r>
+        <w:rPr>
+          <w:rFonts w:ascii="Courier New" w:hAnsi="Courier New" w:cs="Courier New"/>
+        </w:rPr>
+        <w:br/>
+      </w:r>
+      <w:r>
+        <w:rPr>
+          <w:rFonts w:ascii="Courier New" w:hAnsi="Courier New" w:cs="Courier New"/>
+        </w:rPr>
+        <w:lastRenderedPageBreak/>
+        <w:t>    total += value</w:t>
+      </w:r>
+      <w:r>
+        <w:rPr>
+          <w:rFonts w:ascii="Courier New" w:hAnsi="Courier New" w:cs="Courier New"/>
+        </w:rPr>
+        <w:br/>
+        <w:t>print(total)</w:t>
+      </w:r>
+    </w:p>
+    <w:p>
+      <w:pPr>
+        <w:divId w:val="158081772"/>
+      </w:pPr>
+      <w:r>
+        <w:rPr>
+          <w:b/>
+          <w:bCs/>
+        </w:rPr>
+        <w:t>87. Q:</w:t>
+      </w:r>
+      <w:r>
+        <w:t xml:space="preserve"> Find the key with the largest value in a dictionary.</w:t>
+      </w:r>
+      <w:r>
+        <w:br/>
+      </w:r>
+      <w:r>
+        <w:rPr>
+          <w:b/>
+          <w:bCs/>
+        </w:rPr>
+        <w:t>Answer:</w:t>
+      </w:r>
+      <w:r>
+        <w:br/>
+      </w:r>
+      <w:r>
+        <w:rPr>
+          <w:rFonts w:ascii="Courier New" w:hAnsi="Courier New" w:cs="Courier New"/>
+        </w:rPr>
+        <w:t>marks = {"Math": 85, "Science": 90, "English": 88}</w:t>
+      </w:r>
+      <w:r>
+        <w:rPr>
+          <w:rFonts w:ascii="Courier New" w:hAnsi="Courier New" w:cs="Courier New"/>
+        </w:rPr>
+        <w:br/>
+        <w:t>best_subject = ""</w:t>
+      </w:r>
+      <w:r>
+        <w:rPr>
+          <w:rFonts w:ascii="Courier New" w:hAnsi="Courier New" w:cs="Courier New"/>
+        </w:rPr>
+        <w:br/>
+        <w:t>best_mark = -1</w:t>
+      </w:r>
+      <w:r>
+        <w:rPr>
+          <w:rFonts w:ascii="Courier New" w:hAnsi="Courier New" w:cs="Courier New"/>
+        </w:rPr>
+        <w:br/>
+        <w:t>for subject, mark in marks.items():</w:t>
+      </w:r>
+      <w:r>
+        <w:rPr>
+          <w:rFonts w:ascii="Courier New" w:hAnsi="Courier New" w:cs="Courier New"/>
+        </w:rPr>
+        <w:br/>
+        <w:t>    if mark &gt; best_mark:</w:t>
+      </w:r>
+      <w:r>
+        <w:rPr>
+          <w:rFonts w:ascii="Courier New" w:hAnsi="Courier New" w:cs="Courier New"/>
+        </w:rPr>
+        <w:br/>
+        <w:t>        best_mark = mark</w:t>
+      </w:r>
+      <w:r>
+        <w:rPr>
+          <w:rFonts w:ascii="Courier New" w:hAnsi="Courier New" w:cs="Courier New"/>
+        </w:rPr>
+        <w:br/>
+        <w:t>        best_subject = subject</w:t>
+      </w:r>
+      <w:r>
+        <w:rPr>
+          <w:rFonts w:ascii="Courier New" w:hAnsi="Courier New" w:cs="Courier New"/>
+        </w:rPr>
+        <w:br/>
+        <w:t>print(best_subject, best_mark)</w:t>
+      </w:r>
+    </w:p>
+    <w:p>
+      <w:pPr>
+        <w:divId w:val="158081772"/>
+      </w:pPr>
+      <w:r>
+        <w:rPr>
+          <w:b/>
+          <w:bCs/>
+        </w:rPr>
+        <w:t>88. Q:</w:t>
+      </w:r>
+      <w:r>
+        <w:t xml:space="preserve"> Merge two dictionaries.</w:t>
+      </w:r>
+      <w:r>
+        <w:br/>
+      </w:r>
+      <w:r>
+        <w:rPr>
+          <w:b/>
+          <w:bCs/>
+        </w:rPr>
+        <w:t>Answer:</w:t>
+      </w:r>
+      <w:r>
+        <w:br/>
+      </w:r>
+      <w:r>
+        <w:rPr>
+          <w:rFonts w:ascii="Courier New" w:hAnsi="Courier New" w:cs="Courier New"/>
+        </w:rPr>
+        <w:t>a = {"x": 1, "y": 2}</w:t>
+      </w:r>
+      <w:r>
+        <w:rPr>
+          <w:rFonts w:ascii="Courier New" w:hAnsi="Courier New" w:cs="Courier New"/>
+        </w:rPr>
+        <w:br/>
+        <w:t>b = {"z": 3}</w:t>
+      </w:r>
+      <w:r>
+        <w:rPr>
+          <w:rFonts w:ascii="Courier New" w:hAnsi="Courier New" w:cs="Courier New"/>
+        </w:rPr>
+        <w:br/>
+        <w:t>a.update(b)</w:t>
+      </w:r>
+      <w:r>
+        <w:rPr>
+          <w:rFonts w:ascii="Courier New" w:hAnsi="Courier New" w:cs="Courier New"/>
+        </w:rPr>
+        <w:br/>
+        <w:t>print(a)</w:t>
+      </w:r>
+    </w:p>
+    <w:p>
+      <w:pPr>
+        <w:divId w:val="158081772"/>
+      </w:pPr>
+      <w:r>
+        <w:rPr>
+          <w:b/>
+          <w:bCs/>
+        </w:rPr>
+        <w:t>89. Q:</w:t>
+      </w:r>
+      <w:r>
+        <w:t xml:space="preserve"> Count character frequencies in a string using a dictionary.</w:t>
+      </w:r>
+      <w:r>
+        <w:br/>
+      </w:r>
+      <w:r>
+        <w:rPr>
+          <w:b/>
+          <w:bCs/>
+        </w:rPr>
+        <w:t>Answer:</w:t>
+      </w:r>
+      <w:r>
+        <w:br/>
+      </w:r>
+      <w:r>
+        <w:rPr>
+          <w:rFonts w:ascii="Courier New" w:hAnsi="Courier New" w:cs="Courier New"/>
+        </w:rPr>
+        <w:t>text = input("Text: ")</w:t>
+      </w:r>
+      <w:r>
+        <w:rPr>
+          <w:rFonts w:ascii="Courier New" w:hAnsi="Courier New" w:cs="Courier New"/>
+        </w:rPr>
+        <w:br/>
+        <w:t>frequency = {}</w:t>
+      </w:r>
+      <w:r>
+        <w:rPr>
+          <w:rFonts w:ascii="Courier New" w:hAnsi="Courier New" w:cs="Courier New"/>
+        </w:rPr>
+        <w:br/>
+        <w:t>for ch in text:</w:t>
+      </w:r>
+      <w:r>
+        <w:rPr>
+          <w:rFonts w:ascii="Courier New" w:hAnsi="Courier New" w:cs="Courier New"/>
+        </w:rPr>
+        <w:br/>
+        <w:t>    if ch in frequency:</w:t>
+      </w:r>
+      <w:r>
+        <w:rPr>
+          <w:rFonts w:ascii="Courier New" w:hAnsi="Courier New" w:cs="Courier New"/>
+        </w:rPr>
+        <w:br/>
+        <w:t>        frequency[ch] += 1</w:t>
+      </w:r>
+      <w:r>
+        <w:rPr>
+          <w:rFonts w:ascii="Courier New" w:hAnsi="Courier New" w:cs="Courier New"/>
+        </w:rPr>
+        <w:br/>
+        <w:t>    else:</w:t>
+      </w:r>
+      <w:r>
+        <w:rPr>
+          <w:rFonts w:ascii="Courier New" w:hAnsi="Courier New" w:cs="Courier New"/>
+        </w:rPr>
+        <w:br/>
+        <w:t>        frequency[ch] = 1</w:t>
+      </w:r>
+      <w:r>
+        <w:rPr>
+          <w:rFonts w:ascii="Courier New" w:hAnsi="Courier New" w:cs="Courier New"/>
+        </w:rPr>
+        <w:br/>
+        <w:t>print(frequency)</w:t>
+      </w:r>
+    </w:p>
+    <w:p>
+      <w:pPr>
+        <w:divId w:val="158081772"/>
+      </w:pPr>
+      <w:r>
+        <w:rPr>
+          <w:b/>
+          <w:bCs/>
+        </w:rPr>
+        <w:t>90. Q:</w:t>
+      </w:r>
+      <w:r>
+        <w:t xml:space="preserve"> Create a dictionary whose keys are 1–5 and values are their squares.</w:t>
+      </w:r>
+      <w:r>
+        <w:br/>
+      </w:r>
+      <w:r>
+        <w:rPr>
+          <w:b/>
+          <w:bCs/>
+        </w:rPr>
+        <w:t>Answer:</w:t>
+      </w:r>
+      <w:r>
+        <w:br/>
+      </w:r>
+      <w:r>
+        <w:rPr>
+          <w:rFonts w:ascii="Courier New" w:hAnsi="Courier New" w:cs="Courier New"/>
+        </w:rPr>
+        <w:t>squares = {}</w:t>
+      </w:r>
+      <w:r>
+        <w:rPr>
+          <w:rFonts w:ascii="Courier New" w:hAnsi="Courier New" w:cs="Courier New"/>
+        </w:rPr>
+        <w:br/>
+        <w:t>for i in range(1, 6):</w:t>
+      </w:r>
+      <w:r>
+        <w:rPr>
+          <w:rFonts w:ascii="Courier New" w:hAnsi="Courier New" w:cs="Courier New"/>
+        </w:rPr>
+        <w:br/>
+        <w:t>    squares[i] = i ** 2</w:t>
+      </w:r>
+      <w:r>
+        <w:rPr>
+          <w:rFonts w:ascii="Courier New" w:hAnsi="Courier New" w:cs="Courier New"/>
+        </w:rPr>
+        <w:br/>
+        <w:t>print(squares)</w:t>
+      </w:r>
+    </w:p>
+    <w:p>
+      <w:pPr>
+        <w:divId w:val="158081772"/>
+      </w:pPr>
+      <w:r>
+        <w:rPr>
+          <w:b/>
+          <w:bCs/>
+        </w:rPr>
+        <w:t>91. Q:</w:t>
+      </w:r>
+      <w:r>
+        <w:t xml:space="preserve"> Find the union and intersection of two sets.</w:t>
+      </w:r>
+      <w:r>
+        <w:br/>
+      </w:r>
+      <w:r>
+        <w:rPr>
+          <w:b/>
+          <w:bCs/>
+        </w:rPr>
+        <w:t>Answer:</w:t>
+      </w:r>
+      <w:r>
+        <w:br/>
+      </w:r>
+      <w:r>
+        <w:rPr>
+          <w:rFonts w:ascii="Courier New" w:hAnsi="Courier New" w:cs="Courier New"/>
+        </w:rPr>
+        <w:t>a = {1, 2, 3, 4}</w:t>
+      </w:r>
+      <w:r>
+        <w:rPr>
+          <w:rFonts w:ascii="Courier New" w:hAnsi="Courier New" w:cs="Courier New"/>
+        </w:rPr>
+        <w:br/>
+      </w:r>
+      <w:r>
+        <w:rPr>
+          <w:rFonts w:ascii="Courier New" w:hAnsi="Courier New" w:cs="Courier New"/>
+        </w:rPr>
+        <w:lastRenderedPageBreak/>
+        <w:t>b = {3, 4, 5, 6}</w:t>
+      </w:r>
+      <w:r>
+        <w:rPr>
+          <w:rFonts w:ascii="Courier New" w:hAnsi="Courier New" w:cs="Courier New"/>
+        </w:rPr>
+        <w:br/>
+        <w:t>print("Union:", a | b)</w:t>
+      </w:r>
+      <w:r>
+        <w:rPr>
+          <w:rFonts w:ascii="Courier New" w:hAnsi="Courier New" w:cs="Courier New"/>
+        </w:rPr>
+        <w:br/>
+        <w:t>print("Intersection:", a &amp; b)</w:t>
+      </w:r>
+    </w:p>
+    <w:p>
+      <w:pPr>
+        <w:divId w:val="158081772"/>
+      </w:pPr>
+      <w:r>
+        <w:rPr>
+          <w:b/>
+          <w:bCs/>
+        </w:rPr>
+        <w:t>92. Q:</w:t>
+      </w:r>
+      <w:r>
+        <w:t xml:space="preserve"> Remove duplicates from a list using a set.</w:t>
+      </w:r>
+      <w:r>
+        <w:br/>
+      </w:r>
+      <w:r>
+        <w:rPr>
+          <w:b/>
+          <w:bCs/>
+        </w:rPr>
+        <w:t>Answer:</w:t>
+      </w:r>
+      <w:r>
+        <w:br/>
+      </w:r>
+      <w:r>
+        <w:rPr>
+          <w:rFonts w:ascii="Courier New" w:hAnsi="Courier New" w:cs="Courier New"/>
+        </w:rPr>
+        <w:t>numbers = [1, 2, 2, 3, 3, 4]</w:t>
+      </w:r>
+      <w:r>
+        <w:rPr>
+          <w:rFonts w:ascii="Courier New" w:hAnsi="Courier New" w:cs="Courier New"/>
+        </w:rPr>
+        <w:br/>
+        <w:t>print(list(set(numbers)))</w:t>
+      </w:r>
+    </w:p>
+    <w:p>
+      <w:pPr>
+        <w:divId w:val="158081772"/>
+      </w:pPr>
+      <w:r>
+        <w:rPr>
+          <w:b/>
+          <w:bCs/>
+        </w:rPr>
+        <w:t>93. Q:</w:t>
+      </w:r>
+      <w:r>
+        <w:t xml:space="preserve"> Print a right-angled triangle of five rows using asterisks.</w:t>
+      </w:r>
+      <w:r>
+        <w:br/>
+      </w:r>
+      <w:r>
+        <w:rPr>
+          <w:b/>
+          <w:bCs/>
+        </w:rPr>
+        <w:t>Answer:</w:t>
+      </w:r>
+      <w:r>
+        <w:br/>
+      </w:r>
+      <w:r>
+        <w:rPr>
+          <w:rFonts w:ascii="Courier New" w:hAnsi="Courier New" w:cs="Courier New"/>
+        </w:rPr>
+        <w:t>for i in range(1, 6):</w:t>
+      </w:r>
+      <w:r>
+        <w:rPr>
+          <w:rFonts w:ascii="Courier New" w:hAnsi="Courier New" w:cs="Courier New"/>
+        </w:rPr>
+        <w:br/>
+        <w:t>    print("*" * i)</w:t>
+      </w:r>
+    </w:p>
+    <w:p>
+      <w:pPr>
+        <w:divId w:val="158081772"/>
+      </w:pPr>
+      <w:r>
+        <w:rPr>
+          <w:b/>
+          <w:bCs/>
+        </w:rPr>
+        <w:t>94. Q:</w:t>
+      </w:r>
+      <w:r>
+        <w:t xml:space="preserve"> Print an inverted triangle of five rows using asterisks.</w:t>
+      </w:r>
+      <w:r>
+        <w:br/>
+      </w:r>
+      <w:r>
+        <w:rPr>
+          <w:b/>
+          <w:bCs/>
+        </w:rPr>
+        <w:t>Answer:</w:t>
+      </w:r>
+      <w:r>
+        <w:br/>
+      </w:r>
+      <w:r>
+        <w:rPr>
+          <w:rFonts w:ascii="Courier New" w:hAnsi="Courier New" w:cs="Courier New"/>
+        </w:rPr>
+        <w:t>for i in range(5, 0, -1):</w:t>
+      </w:r>
+      <w:r>
+        <w:rPr>
+          <w:rFonts w:ascii="Courier New" w:hAnsi="Courier New" w:cs="Courier New"/>
+        </w:rPr>
+        <w:br/>
+        <w:t>    print("*" * i)</w:t>
+      </w:r>
+    </w:p>
+    <w:p>
+      <w:pPr>
+        <w:divId w:val="158081772"/>
+      </w:pPr>
+      <w:r>
+        <w:rPr>
+          <w:b/>
+          <w:bCs/>
+        </w:rPr>
+        <w:t>95. Q:</w:t>
+      </w:r>
+      <w:r>
+        <w:t xml:space="preserve"> Print a 5 × 5 square pattern of asterisks.</w:t>
+      </w:r>
+      <w:r>
+        <w:br/>
+      </w:r>
+      <w:r>
+        <w:rPr>
+          <w:b/>
+          <w:bCs/>
+        </w:rPr>
+        <w:t>Answer:</w:t>
+      </w:r>
+      <w:r>
+        <w:br/>
+      </w:r>
+      <w:r>
+        <w:rPr>
+          <w:rFonts w:ascii="Courier New" w:hAnsi="Courier New" w:cs="Courier New"/>
+        </w:rPr>
+        <w:t>for i in range(5):</w:t>
+      </w:r>
+      <w:r>
+        <w:rPr>
+          <w:rFonts w:ascii="Courier New" w:hAnsi="Courier New" w:cs="Courier New"/>
+        </w:rPr>
+        <w:br/>
+        <w:t>    print("* " * 5)</w:t>
+      </w:r>
+    </w:p>
+    <w:p>
+      <w:pPr>
+        <w:divId w:val="158081772"/>
+      </w:pPr>
+      <w:r>
+        <w:rPr>
+          <w:b/>
+          <w:bCs/>
+        </w:rPr>
+        <w:t>96. Q:</w:t>
+      </w:r>
+      <w:r>
+        <w:t xml:space="preserve"> Print a number triangle: 1, then 12, then 123, up to 12345.</w:t>
+      </w:r>
+      <w:r>
+        <w:br/>
+      </w:r>
+      <w:r>
+        <w:rPr>
+          <w:b/>
+          <w:bCs/>
+        </w:rPr>
+        <w:t>Answer:</w:t>
+      </w:r>
+      <w:r>
+        <w:br/>
+      </w:r>
+      <w:r>
+        <w:rPr>
+          <w:rFonts w:ascii="Courier New" w:hAnsi="Courier New" w:cs="Courier New"/>
+        </w:rPr>
+        <w:t>for i in range(1, 6):</w:t>
+      </w:r>
+      <w:r>
+        <w:rPr>
+          <w:rFonts w:ascii="Courier New" w:hAnsi="Courier New" w:cs="Courier New"/>
+        </w:rPr>
+        <w:br/>
+        <w:t>    for j in range(1, i + 1):</w:t>
+      </w:r>
+      <w:r>
+        <w:rPr>
+          <w:rFonts w:ascii="Courier New" w:hAnsi="Courier New" w:cs="Courier New"/>
+        </w:rPr>
+        <w:br/>
+        <w:t>        print(j, end="")</w:t>
+      </w:r>
+      <w:r>
+        <w:rPr>
+          <w:rFonts w:ascii="Courier New" w:hAnsi="Courier New" w:cs="Courier New"/>
+        </w:rPr>
+        <w:br/>
+        <w:t>    print()</w:t>
+      </w:r>
+    </w:p>
+    <w:p>
+      <w:pPr>
+        <w:divId w:val="158081772"/>
+      </w:pPr>
+      <w:r>
+        <w:rPr>
+          <w:b/>
+          <w:bCs/>
+        </w:rPr>
+        <w:t>97. Q:</w:t>
+      </w:r>
+      <w:r>
+        <w:t xml:space="preserve"> Print all Armstrong numbers from 100 to 999.</w:t>
+      </w:r>
+      <w:r>
+        <w:br/>
+      </w:r>
+      <w:r>
+        <w:rPr>
+          <w:b/>
+          <w:bCs/>
+        </w:rPr>
+        <w:t>Answer:</w:t>
+      </w:r>
+      <w:r>
+        <w:br/>
+      </w:r>
+      <w:r>
+        <w:rPr>
+          <w:rFonts w:ascii="Courier New" w:hAnsi="Courier New" w:cs="Courier New"/>
+        </w:rPr>
+        <w:t>for n in range(100, 1000):</w:t>
+      </w:r>
+      <w:r>
+        <w:rPr>
+          <w:rFonts w:ascii="Courier New" w:hAnsi="Courier New" w:cs="Courier New"/>
+        </w:rPr>
+        <w:br/>
+        <w:t>    hundreds = n // 100</w:t>
+      </w:r>
+      <w:r>
+        <w:rPr>
+          <w:rFonts w:ascii="Courier New" w:hAnsi="Courier New" w:cs="Courier New"/>
+        </w:rPr>
+        <w:br/>
+        <w:t>    tens = (n // 10) % 10</w:t>
+      </w:r>
+      <w:r>
+        <w:rPr>
+          <w:rFonts w:ascii="Courier New" w:hAnsi="Courier New" w:cs="Courier New"/>
+        </w:rPr>
+        <w:br/>
+        <w:t>    ones = n % 10</w:t>
+      </w:r>
+      <w:r>
+        <w:rPr>
+          <w:rFonts w:ascii="Courier New" w:hAnsi="Courier New" w:cs="Courier New"/>
+        </w:rPr>
+        <w:br/>
+        <w:t>    if hundreds ** 3 + tens ** 3 + ones ** 3 == n:</w:t>
+      </w:r>
+      <w:r>
+        <w:rPr>
+          <w:rFonts w:ascii="Courier New" w:hAnsi="Courier New" w:cs="Courier New"/>
+        </w:rPr>
+        <w:br/>
+        <w:t>        print(n)</w:t>
+      </w:r>
+    </w:p>
+    <w:p>
+      <w:pPr>
+        <w:divId w:val="158081772"/>
+      </w:pPr>
+      <w:r>
+        <w:rPr>
+          <w:b/>
+          <w:bCs/>
+        </w:rPr>
+        <w:t>98. Q:</w:t>
+      </w:r>
+      <w:r>
+        <w:t xml:space="preserve"> Find the second-smallest unique number in a list.</w:t>
+      </w:r>
+      <w:r>
+        <w:br/>
+      </w:r>
+      <w:r>
+        <w:rPr>
+          <w:b/>
+          <w:bCs/>
+        </w:rPr>
+        <w:t>Answer:</w:t>
+      </w:r>
+      <w:r>
+        <w:br/>
+      </w:r>
+      <w:r>
+        <w:rPr>
+          <w:rFonts w:ascii="Courier New" w:hAnsi="Courier New" w:cs="Courier New"/>
+        </w:rPr>
+        <w:t>numbers = [9, 3, 5, 3, 1, 8]</w:t>
+      </w:r>
+      <w:r>
+        <w:rPr>
+          <w:rFonts w:ascii="Courier New" w:hAnsi="Courier New" w:cs="Courier New"/>
+        </w:rPr>
+        <w:br/>
+      </w:r>
+      <w:r>
+        <w:rPr>
+          <w:rFonts w:ascii="Courier New" w:hAnsi="Courier New" w:cs="Courier New"/>
+        </w:rPr>
+        <w:lastRenderedPageBreak/>
+        <w:t>unique = list(set(numbers))</w:t>
+      </w:r>
+      <w:r>
+        <w:rPr>
+          <w:rFonts w:ascii="Courier New" w:hAnsi="Courier New" w:cs="Courier New"/>
+        </w:rPr>
+        <w:br/>
+        <w:t>unique.sort()</w:t>
+      </w:r>
+      <w:r>
+        <w:rPr>
+          <w:rFonts w:ascii="Courier New" w:hAnsi="Courier New" w:cs="Courier New"/>
+        </w:rPr>
+        <w:br/>
+        <w:t>print(unique[1])</w:t>
+      </w:r>
+    </w:p>
+    <w:p>
+      <w:pPr>
+        <w:divId w:val="158081772"/>
+      </w:pPr>
+      <w:r>
+        <w:rPr>
+          <w:b/>
+          <w:bCs/>
+        </w:rPr>
+        <w:t>99. Q:</w:t>
+      </w:r>
+      <w:r>
+        <w:t xml:space="preserve"> Find all pairs in a list whose sum equals 10.</w:t>
+      </w:r>
+      <w:r>
+        <w:br/>
+      </w:r>
+      <w:r>
+        <w:rPr>
+          <w:b/>
+          <w:bCs/>
+        </w:rPr>
+        <w:t>Answer:</w:t>
+      </w:r>
+      <w:r>
+        <w:br/>
+      </w:r>
+      <w:r>
+        <w:rPr>
+          <w:rFonts w:ascii="Courier New" w:hAnsi="Courier New" w:cs="Courier New"/>
+        </w:rPr>
+        <w:t>numbers = [1, 9, 3, 7, 5, 5, 2, 8]</w:t>
+      </w:r>
+      <w:r>
+        <w:rPr>
+          <w:rFonts w:ascii="Courier New" w:hAnsi="Courier New" w:cs="Courier New"/>
+        </w:rPr>
+        <w:br/>
+        <w:t>for i in range(len(numbers)):</w:t>
+      </w:r>
+      <w:r>
+        <w:rPr>
+          <w:rFonts w:ascii="Courier New" w:hAnsi="Courier New" w:cs="Courier New"/>
+        </w:rPr>
+        <w:br/>
+        <w:t>    for j in range(i + 1, len(numbers)):</w:t>
+      </w:r>
+      <w:r>
+        <w:rPr>
+          <w:rFonts w:ascii="Courier New" w:hAnsi="Courier New" w:cs="Courier New"/>
+        </w:rPr>
+        <w:br/>
+        <w:t>        if numbers[i] + numbers[j] == 10:</w:t>
+      </w:r>
+      <w:r>
+        <w:rPr>
+          <w:rFonts w:ascii="Courier New" w:hAnsi="Courier New" w:cs="Courier New"/>
+        </w:rPr>
+        <w:br/>
+        <w:t>            print(numbers[i], numbers[j])</w:t>
+      </w:r>
+    </w:p>
+    <w:p>
+      <w:pPr>
+        <w:divId w:val="158081772"/>
+      </w:pPr>
+      <w:r>
+        <w:rPr>
+          <w:b/>
+          <w:bCs/>
+        </w:rPr>
+        <w:t>100. Q:</w:t>
+      </w:r>
+      <w:r>
+        <w:t xml:space="preserve"> Create a simple number-guessing game with a fixed secret number.</w:t>
+      </w:r>
+      <w:r>
+        <w:br/>
+      </w:r>
+      <w:r>
+        <w:rPr>
+          <w:b/>
+          <w:bCs/>
+        </w:rPr>
+        <w:t>Answer:</w:t>
+      </w:r>
+      <w:r>
+        <w:br/>
+      </w:r>
+      <w:r>
+        <w:rPr>
+          <w:rFonts w:ascii="Courier New" w:hAnsi="Courier New" w:cs="Courier New"/>
+        </w:rPr>
+        <w:t>secret = 7</w:t>
+      </w:r>
+      <w:r>
+        <w:rPr>
+          <w:rFonts w:ascii="Courier New" w:hAnsi="Courier New" w:cs="Courier New"/>
+        </w:rPr>
+        <w:br/>
+        <w:t>guess = 0</w:t>
+      </w:r>
+      <w:r>
+        <w:rPr>
+          <w:rFonts w:ascii="Courier New" w:hAnsi="Courier New" w:cs="Courier New"/>
+        </w:rPr>
+        <w:br/>
+        <w:t>while guess != secret:</w:t>
+      </w:r>
+      <w:r>
+        <w:rPr>
+          <w:rFonts w:ascii="Courier New" w:hAnsi="Courier New" w:cs="Courier New"/>
+        </w:rPr>
+        <w:br/>
+        <w:t>    guess = int(input("Guess the number: "))</w:t>
+      </w:r>
+      <w:r>
+        <w:rPr>
+          <w:rFonts w:ascii="Courier New" w:hAnsi="Courier New" w:cs="Courier New"/>
+        </w:rPr>
+        <w:br/>
+        <w:t>    if guess &lt; secret:</w:t>
+      </w:r>
+      <w:r>
+        <w:rPr>
+          <w:rFonts w:ascii="Courier New" w:hAnsi="Courier New" w:cs="Courier New"/>
+        </w:rPr>
+        <w:br/>
+        <w:t>        print("Too low")</w:t>
+      </w:r>
+      <w:r>
+        <w:rPr>
+          <w:rFonts w:ascii="Courier New" w:hAnsi="Courier New" w:cs="Courier New"/>
+        </w:rPr>
+        <w:br/>
+        <w:t>    elif guess &gt; secret:</w:t>
+      </w:r>
+      <w:r>
+        <w:rPr>
+          <w:rFonts w:ascii="Courier New" w:hAnsi="Courier New" w:cs="Courier New"/>
+        </w:rPr>
+        <w:br/>
+        <w:t>        print("Too high")</w:t>
+      </w:r>
+      <w:r>
+        <w:rPr>
+          <w:rFonts w:ascii="Courier New" w:hAnsi="Courier New" w:cs="Courier New"/>
+        </w:rPr>
+        <w:br/>
+        <w:t>print("Correct!")</w:t>
+      </w:r>
+    </w:p>
+    <w:p/>
     <w:sectPr>
       <w:pgSz w:w="12240" w:h="15840"/>
       <w:pgMar w:top="1440" w:right="1440" w:bottom="1440" w:left="1440" w:header="720" w:footer="720" w:gutter="0"/>
@@ -1264,7 +6766,6 @@
     <w:next w:val="Normal"/>
     <w:link w:val="Heading2Char"/>
     <w:uiPriority w:val="9"/>
-    <w:semiHidden/>
     <w:unhideWhenUsed/>
     <w:qFormat/>
     <w:rsid w:val="00542E81"/>
@@ -1438,6 +6939,7 @@
   <w:style w:type="character" w:default="1" w:styleId="DefaultParagraphFont">
     <w:name w:val="Default Paragraph Font"/>
     <w:uiPriority w:val="1"/>
+    <w:semiHidden/>
     <w:unhideWhenUsed/>
   </w:style>
   <w:style w:type="table" w:default="1" w:styleId="TableNormal">
